--- a/FileShareCleanup-Governed/Runbook.docx
+++ b/FileShareCleanup-Governed/Runbook.docx
@@ -1943,7 +1943,7 @@
       </w:r>
     </w:p>
     <w:bookmarkEnd w:id="27"/>
-    <w:bookmarkStart w:id="32" w:name="X34b86626be4f464a2273ee729b28474f1b61730"/>
+    <w:bookmarkStart w:id="33" w:name="X34b86626be4f464a2273ee729b28474f1b61730"/>
     <w:p>
       <w:pPr>
         <w:pStyle w:val="Heading1"/>
@@ -2692,8 +2692,321 @@
       </w:r>
     </w:p>
     <w:bookmarkEnd w:id="31"/>
+    <w:bookmarkStart w:id="32" w:name="if-the-excel-file-has-multiple-sheets"/>
+    <w:p>
+      <w:pPr>
+        <w:pStyle w:val="Heading2"/>
+      </w:pPr>
+      <w:r>
+        <w:t xml:space="preserve">7.5 If the Excel file has multiple sheets</w:t>
+      </w:r>
+    </w:p>
+    <w:p>
+      <w:pPr>
+        <w:pStyle w:val="FirstParagraph"/>
+      </w:pPr>
+      <w:r>
+        <w:t xml:space="preserve">Without</w:t>
+      </w:r>
+      <w:r>
+        <w:t xml:space="preserve"> </w:t>
+      </w:r>
+      <w:r>
+        <w:rPr>
+          <w:rStyle w:val="VerbatimChar"/>
+        </w:rPr>
+        <w:t xml:space="preserve">-WorksheetName</w:t>
+      </w:r>
+      <w:r>
+        <w:t xml:space="preserve">, the script reads whichever sheet is</w:t>
+      </w:r>
+      <w:r>
+        <w:t xml:space="preserve"> </w:t>
+      </w:r>
+      <w:r>
+        <w:rPr>
+          <w:b/>
+          <w:bCs/>
+        </w:rPr>
+        <w:t xml:space="preserve">first by</w:t>
+      </w:r>
+      <w:r>
+        <w:rPr>
+          <w:b/>
+          <w:bCs/>
+        </w:rPr>
+        <w:t xml:space="preserve"> </w:t>
+      </w:r>
+      <w:r>
+        <w:rPr>
+          <w:b/>
+          <w:bCs/>
+        </w:rPr>
+        <w:t xml:space="preserve">position</w:t>
+      </w:r>
+      <w:r>
+        <w:t xml:space="preserve"> </w:t>
+      </w:r>
+      <w:r>
+        <w:t xml:space="preserve">in the workbook, and writes the results back into that exact</w:t>
+      </w:r>
+      <w:r>
+        <w:t xml:space="preserve"> </w:t>
+      </w:r>
+      <w:r>
+        <w:t xml:space="preserve">same sheet — it resolves the sheet name once at the start of the run and</w:t>
+      </w:r>
+      <w:r>
+        <w:t xml:space="preserve"> </w:t>
+      </w:r>
+      <w:r>
+        <w:t xml:space="preserve">reuses it, so read and write can never end up targeting two different</w:t>
+      </w:r>
+      <w:r>
+        <w:t xml:space="preserve"> </w:t>
+      </w:r>
+      <w:r>
+        <w:t xml:space="preserve">sheets even if the first sheet isn’t named</w:t>
+      </w:r>
+      <w:r>
+        <w:t xml:space="preserve"> </w:t>
+      </w:r>
+      <w:r>
+        <w:rPr>
+          <w:rStyle w:val="VerbatimChar"/>
+        </w:rPr>
+        <w:t xml:space="preserve">Sheet1</w:t>
+      </w:r>
+      <w:r>
+        <w:t xml:space="preserve">.</w:t>
+      </w:r>
+    </w:p>
+    <w:p>
+      <w:pPr>
+        <w:pStyle w:val="BodyText"/>
+      </w:pPr>
+      <w:r>
+        <w:t xml:space="preserve">Still, if your workbook has more than one sheet,</w:t>
+      </w:r>
+      <w:r>
+        <w:t xml:space="preserve"> </w:t>
+      </w:r>
+      <w:r>
+        <w:rPr>
+          <w:b/>
+          <w:bCs/>
+        </w:rPr>
+        <w:t xml:space="preserve">pass</w:t>
+      </w:r>
+      <w:r>
+        <w:rPr>
+          <w:b/>
+          <w:bCs/>
+        </w:rPr>
+        <w:t xml:space="preserve"> </w:t>
+      </w:r>
+      <w:r>
+        <w:rPr>
+          <w:rStyle w:val="VerbatimChar"/>
+          <w:b/>
+          <w:bCs/>
+        </w:rPr>
+        <w:t xml:space="preserve">-WorksheetName</w:t>
+      </w:r>
+      <w:r>
+        <w:rPr>
+          <w:b/>
+          <w:bCs/>
+        </w:rPr>
+        <w:t xml:space="preserve"> </w:t>
+      </w:r>
+      <w:r>
+        <w:rPr>
+          <w:b/>
+          <w:bCs/>
+        </w:rPr>
+        <w:t xml:space="preserve">explicitly</w:t>
+      </w:r>
+      <w:r>
+        <w:t xml:space="preserve"> </w:t>
+      </w:r>
+      <w:r>
+        <w:t xml:space="preserve">naming the one with your candidate list. It removes any</w:t>
+      </w:r>
+      <w:r>
+        <w:t xml:space="preserve"> </w:t>
+      </w:r>
+      <w:r>
+        <w:t xml:space="preserve">ambiguity about which sheet is</w:t>
+      </w:r>
+      <w:r>
+        <w:t xml:space="preserve"> </w:t>
+      </w:r>
+      <w:r>
+        <w:t xml:space="preserve">“first,”</w:t>
+      </w:r>
+      <w:r>
+        <w:t xml:space="preserve"> </w:t>
+      </w:r>
+      <w:r>
+        <w:t xml:space="preserve">and it’s the only way to point the</w:t>
+      </w:r>
+      <w:r>
+        <w:t xml:space="preserve"> </w:t>
+      </w:r>
+      <w:r>
+        <w:t xml:space="preserve">script at a sheet that isn’t the first one:</w:t>
+      </w:r>
+    </w:p>
+    <w:p>
+      <w:pPr>
+        <w:pStyle w:val="SourceCode"/>
+      </w:pPr>
+      <w:r>
+        <w:rPr>
+          <w:rStyle w:val="OperatorTok"/>
+        </w:rPr>
+        <w:t xml:space="preserve">.</w:t>
+      </w:r>
+      <w:r>
+        <w:rPr>
+          <w:rStyle w:val="NormalTok"/>
+        </w:rPr>
+        <w:t xml:space="preserve">\Invoke-GovernedDeletionFromExcel</w:t>
+      </w:r>
+      <w:r>
+        <w:rPr>
+          <w:rStyle w:val="OperatorTok"/>
+        </w:rPr>
+        <w:t xml:space="preserve">.</w:t>
+      </w:r>
+      <w:r>
+        <w:rPr>
+          <w:rStyle w:val="FunctionTok"/>
+        </w:rPr>
+        <w:t xml:space="preserve">ps1</w:t>
+      </w:r>
+      <w:r>
+        <w:rPr>
+          <w:rStyle w:val="NormalTok"/>
+        </w:rPr>
+        <w:t xml:space="preserve"> </w:t>
+      </w:r>
+      <w:r>
+        <w:rPr>
+          <w:rStyle w:val="OperatorTok"/>
+        </w:rPr>
+        <w:t xml:space="preserve">-</w:t>
+      </w:r>
+      <w:r>
+        <w:rPr>
+          <w:rStyle w:val="NormalTok"/>
+        </w:rPr>
+        <w:t xml:space="preserve">ExcelPath </w:t>
+      </w:r>
+      <w:r>
+        <w:rPr>
+          <w:rStyle w:val="StringTok"/>
+        </w:rPr>
+        <w:t xml:space="preserve">".\export.xlsx"</w:t>
+      </w:r>
+      <w:r>
+        <w:rPr>
+          <w:rStyle w:val="NormalTok"/>
+        </w:rPr>
+        <w:t xml:space="preserve"> </w:t>
+      </w:r>
+      <w:r>
+        <w:rPr>
+          <w:rStyle w:val="OperatorTok"/>
+        </w:rPr>
+        <w:t xml:space="preserve">-</w:t>
+      </w:r>
+      <w:r>
+        <w:rPr>
+          <w:rStyle w:val="NormalTok"/>
+        </w:rPr>
+        <w:t xml:space="preserve">WorksheetName </w:t>
+      </w:r>
+      <w:r>
+        <w:rPr>
+          <w:rStyle w:val="StringTok"/>
+        </w:rPr>
+        <w:t xml:space="preserve">"Candidates"</w:t>
+      </w:r>
+      <w:r>
+        <w:rPr>
+          <w:rStyle w:val="NormalTok"/>
+        </w:rPr>
+        <w:t xml:space="preserve"> `</w:t>
+      </w:r>
+      <w:r>
+        <w:br/>
+      </w:r>
+      <w:r>
+        <w:rPr>
+          <w:rStyle w:val="NormalTok"/>
+        </w:rPr>
+        <w:t xml:space="preserve">    </w:t>
+      </w:r>
+      <w:r>
+        <w:rPr>
+          <w:rStyle w:val="OperatorTok"/>
+        </w:rPr>
+        <w:t xml:space="preserve">-</w:t>
+      </w:r>
+      <w:r>
+        <w:rPr>
+          <w:rStyle w:val="NormalTok"/>
+        </w:rPr>
+        <w:t xml:space="preserve">TargetDrive </w:t>
+      </w:r>
+      <w:r>
+        <w:rPr>
+          <w:rStyle w:val="StringTok"/>
+        </w:rPr>
+        <w:t xml:space="preserve">"\\FS01\Projects"</w:t>
+      </w:r>
+      <w:r>
+        <w:rPr>
+          <w:rStyle w:val="NormalTok"/>
+        </w:rPr>
+        <w:t xml:space="preserve"> </w:t>
+      </w:r>
+      <w:r>
+        <w:rPr>
+          <w:rStyle w:val="OperatorTok"/>
+        </w:rPr>
+        <w:t xml:space="preserve">-</w:t>
+      </w:r>
+      <w:r>
+        <w:rPr>
+          <w:rStyle w:val="NormalTok"/>
+        </w:rPr>
+        <w:t xml:space="preserve">ActivityType Quarantine </w:t>
+      </w:r>
+      <w:r>
+        <w:rPr>
+          <w:rStyle w:val="OperatorTok"/>
+        </w:rPr>
+        <w:t xml:space="preserve">-</w:t>
+      </w:r>
+      <w:r>
+        <w:rPr>
+          <w:rStyle w:val="NormalTok"/>
+        </w:rPr>
+        <w:t xml:space="preserve">QuarantineRoot </w:t>
+      </w:r>
+      <w:r>
+        <w:rPr>
+          <w:rStyle w:val="StringTok"/>
+        </w:rPr>
+        <w:t xml:space="preserve">"\\FS01\_Quarantine"</w:t>
+      </w:r>
+    </w:p>
     <w:bookmarkEnd w:id="32"/>
-    <w:bookmarkStart w:id="33" w:name="testing-before-a-real-run"/>
+    <w:bookmarkEnd w:id="33"/>
+    <w:bookmarkStart w:id="34" w:name="testing-before-a-real-run"/>
     <w:p>
       <w:pPr>
         <w:pStyle w:val="Heading1"/>
@@ -2782,8 +3095,8 @@
         <w:t xml:space="preserve">folder structure correctly.</w:t>
       </w:r>
     </w:p>
-    <w:bookmarkEnd w:id="33"/>
-    <w:bookmarkStart w:id="34" w:name="X1a6a46a0f049bfe7fe860351c730c75f0923619"/>
+    <w:bookmarkEnd w:id="34"/>
+    <w:bookmarkStart w:id="35" w:name="X1a6a46a0f049bfe7fe860351c730c75f0923619"/>
     <w:p>
       <w:pPr>
         <w:pStyle w:val="Heading1"/>
@@ -3060,8 +3373,8 @@
         <w:t xml:space="preserve">validated against your actual retention requirement.</w:t>
       </w:r>
     </w:p>
-    <w:bookmarkEnd w:id="34"/>
-    <w:bookmarkStart w:id="35" w:name="X9c6ad848db1408be413aba9c5c4dcacf23f1681"/>
+    <w:bookmarkEnd w:id="35"/>
+    <w:bookmarkStart w:id="36" w:name="X9c6ad848db1408be413aba9c5c4dcacf23f1681"/>
     <w:p>
       <w:pPr>
         <w:pStyle w:val="Heading1"/>
@@ -3226,8 +3539,8 @@
         <w:t xml:space="preserve">until that’s settled.</w:t>
       </w:r>
     </w:p>
-    <w:bookmarkEnd w:id="35"/>
-    <w:bookmarkStart w:id="36" w:name="troubleshooting"/>
+    <w:bookmarkEnd w:id="36"/>
+    <w:bookmarkStart w:id="37" w:name="troubleshooting"/>
     <w:p>
       <w:pPr>
         <w:pStyle w:val="Heading1"/>
@@ -3489,6 +3802,45 @@
               <w:pStyle w:val="Compact"/>
             </w:pPr>
             <w:r>
+              <w:t xml:space="preserve">Excel workbook has multiple sheets and you’re not sure which one got read/updated</w:t>
+            </w:r>
+          </w:p>
+        </w:tc>
+        <w:tc>
+          <w:tcPr/>
+          <w:p>
+            <w:pPr>
+              <w:pStyle w:val="Compact"/>
+            </w:pPr>
+            <w:r>
+              <w:t xml:space="preserve">Always pass</w:t>
+            </w:r>
+            <w:r>
+              <w:t xml:space="preserve"> </w:t>
+            </w:r>
+            <w:r>
+              <w:rPr>
+                <w:rStyle w:val="VerbatimChar"/>
+              </w:rPr>
+              <w:t xml:space="preserve">-WorksheetName</w:t>
+            </w:r>
+            <w:r>
+              <w:t xml:space="preserve"> </w:t>
+            </w:r>
+            <w:r>
+              <w:t xml:space="preserve">explicitly on a multi-sheet workbook — see §7.5.</w:t>
+            </w:r>
+          </w:p>
+        </w:tc>
+      </w:tr>
+      <w:tr>
+        <w:tc>
+          <w:tcPr/>
+          <w:p>
+            <w:pPr>
+              <w:pStyle w:val="Compact"/>
+            </w:pPr>
+            <w:r>
               <w:t xml:space="preserve">Confirmation prompt won’t accept my answer</w:t>
             </w:r>
           </w:p>
@@ -3530,8 +3882,8 @@
         </w:tc>
       </w:tr>
     </w:tbl>
-    <w:bookmarkEnd w:id="36"/>
-    <w:bookmarkStart w:id="40" w:name="parameter-reference"/>
+    <w:bookmarkEnd w:id="37"/>
+    <w:bookmarkStart w:id="41" w:name="parameter-reference"/>
     <w:p>
       <w:pPr>
         <w:pStyle w:val="Heading1"/>
@@ -3540,7 +3892,7 @@
         <w:t xml:space="preserve">12. Parameter reference</w:t>
       </w:r>
     </w:p>
-    <w:bookmarkStart w:id="37" w:name="find-governedcandidatesbyscan.ps1"/>
+    <w:bookmarkStart w:id="38" w:name="find-governedcandidatesbyscan.ps1"/>
     <w:p>
       <w:pPr>
         <w:pStyle w:val="Heading2"/>
@@ -4034,8 +4386,8 @@
         </w:tc>
       </w:tr>
     </w:tbl>
-    <w:bookmarkEnd w:id="37"/>
-    <w:bookmarkStart w:id="38" w:name="invoke-governeddeletionfromexcel.ps1"/>
+    <w:bookmarkEnd w:id="38"/>
+    <w:bookmarkStart w:id="39" w:name="invoke-governeddeletionfromexcel.ps1"/>
     <w:p>
       <w:pPr>
         <w:pStyle w:val="Heading2"/>
@@ -4442,6 +4794,24 @@
             <w:pPr>
               <w:pStyle w:val="Compact"/>
             </w:pPr>
+            <w:r>
+              <w:t xml:space="preserve">Set</w:t>
+            </w:r>
+            <w:r>
+              <w:t xml:space="preserve"> </w:t>
+            </w:r>
+            <w:r>
+              <w:rPr>
+                <w:rStyle w:val="VerbatimChar"/>
+              </w:rPr>
+              <w:t xml:space="preserve">-WorksheetName</w:t>
+            </w:r>
+            <w:r>
+              <w:t xml:space="preserve"> </w:t>
+            </w:r>
+            <w:r>
+              <w:t xml:space="preserve">explicitly on any multi-sheet workbook — see §7.5</w:t>
+            </w:r>
           </w:p>
         </w:tc>
       </w:tr>
@@ -4580,8 +4950,8 @@
         </w:tc>
       </w:tr>
     </w:tbl>
-    <w:bookmarkEnd w:id="38"/>
-    <w:bookmarkStart w:id="39" w:name="remove-expiredquarantine.ps1"/>
+    <w:bookmarkEnd w:id="39"/>
+    <w:bookmarkStart w:id="40" w:name="remove-expiredquarantine.ps1"/>
     <w:p>
       <w:pPr>
         <w:pStyle w:val="Heading2"/>
@@ -4848,8 +5218,8 @@
         </w:tc>
       </w:tr>
     </w:tbl>
-    <w:bookmarkEnd w:id="39"/>
     <w:bookmarkEnd w:id="40"/>
+    <w:bookmarkEnd w:id="41"/>
     <w:sectPr/>
   </w:body>
 </w:document>

--- a/FileShareCleanup-Governed/Runbook.docx
+++ b/FileShareCleanup-Governed/Runbook.docx
@@ -983,7 +983,7 @@
               <w:pStyle w:val="Compact"/>
             </w:pPr>
             <w:r>
-              <w:t xml:space="preserve">Prompted interactively if you don’t pass it</w:t>
+              <w:t xml:space="preserve">Prompted interactively if you don’t pass it — this is the only prompt</w:t>
             </w:r>
           </w:p>
         </w:tc>
@@ -1064,6 +1064,78 @@
         <w:pStyle w:val="BodyText"/>
       </w:pPr>
       <w:r>
+        <w:t xml:space="preserve">Note what’s</w:t>
+      </w:r>
+      <w:r>
+        <w:t xml:space="preserve"> </w:t>
+      </w:r>
+      <w:r>
+        <w:rPr>
+          <w:b/>
+          <w:bCs/>
+        </w:rPr>
+        <w:t xml:space="preserve">not</w:t>
+      </w:r>
+      <w:r>
+        <w:t xml:space="preserve"> </w:t>
+      </w:r>
+      <w:r>
+        <w:t xml:space="preserve">in this table:</w:t>
+      </w:r>
+      <w:r>
+        <w:t xml:space="preserve"> </w:t>
+      </w:r>
+      <w:r>
+        <w:rPr>
+          <w:rStyle w:val="VerbatimChar"/>
+        </w:rPr>
+        <w:t xml:space="preserve">-TargetDrive</w:t>
+      </w:r>
+      <w:r>
+        <w:t xml:space="preserve"> </w:t>
+      </w:r>
+      <w:r>
+        <w:t xml:space="preserve">on</w:t>
+      </w:r>
+      <w:r>
+        <w:t xml:space="preserve"> </w:t>
+      </w:r>
+      <w:r>
+        <w:rPr>
+          <w:rStyle w:val="VerbatimChar"/>
+        </w:rPr>
+        <w:t xml:space="preserve">Invoke-GovernedDeletionFromExcel.ps1</w:t>
+      </w:r>
+      <w:r>
+        <w:t xml:space="preserve"> </w:t>
+      </w:r>
+      <w:r>
+        <w:t xml:space="preserve">is optional and is never prompted for — every Excel row already carries its own full path,</w:t>
+      </w:r>
+      <w:r>
+        <w:t xml:space="preserve"> </w:t>
+      </w:r>
+      <w:r>
+        <w:t xml:space="preserve">so there’s nothing to ask up front. Passing it just adds an extra safety-net scope check</w:t>
+      </w:r>
+      <w:r>
+        <w:t xml:space="preserve"> </w:t>
+      </w:r>
+      <w:r>
+        <w:t xml:space="preserve">and gives quarantine a single common root to anchor relative paths to; omitting it means</w:t>
+      </w:r>
+      <w:r>
+        <w:t xml:space="preserve"> </w:t>
+      </w:r>
+      <w:r>
+        <w:t xml:space="preserve">each item quarantines relative to its own share/drive root instead. See §7.1.</w:t>
+      </w:r>
+    </w:p>
+    <w:p>
+      <w:pPr>
+        <w:pStyle w:val="BodyText"/>
+      </w:pPr>
+      <w:r>
         <w:rPr>
           <w:b/>
           <w:bCs/>
@@ -1857,7 +1929,7 @@
         <w:t xml:space="preserve"> </w:t>
       </w:r>
       <w:r>
-        <w:t xml:space="preserve">you gave it as the</w:t>
+        <w:t xml:space="preserve">you gave it as the (optional)</w:t>
       </w:r>
       <w:r>
         <w:t xml:space="preserve"> </w:t>
@@ -1872,19 +1944,13 @@
         <w:t xml:space="preserve"> </w:t>
       </w:r>
       <w:r>
-        <w:t xml:space="preserve">for step 6 — copy that line</w:t>
-      </w:r>
-      <w:r>
-        <w:t xml:space="preserve"> </w:t>
-      </w:r>
-      <w:r>
-        <w:t xml:space="preserve">rather than retyping it, to avoid a typo causing rows to be skipped as</w:t>
-      </w:r>
-      <w:r>
-        <w:t xml:space="preserve"> </w:t>
-      </w:r>
-      <w:r>
-        <w:t xml:space="preserve">out-of-scope.</w:t>
+        <w:t xml:space="preserve">for step 6 — copy</w:t>
+      </w:r>
+      <w:r>
+        <w:t xml:space="preserve"> </w:t>
+      </w:r>
+      <w:r>
+        <w:t xml:space="preserve">that line rather than retyping it if you want that extra scope check.</w:t>
       </w:r>
     </w:p>
     <w:bookmarkEnd w:id="25"/>
@@ -2064,72 +2130,188 @@
         <w:rPr>
           <w:rStyle w:val="NormalTok"/>
         </w:rPr>
-        <w:t xml:space="preserve">TargetDrive </w:t>
+        <w:t xml:space="preserve">ActivityType Quarantine `</w:t>
+      </w:r>
+      <w:r>
+        <w:br/>
+      </w:r>
+      <w:r>
+        <w:rPr>
+          <w:rStyle w:val="NormalTok"/>
+        </w:rPr>
+        <w:t xml:space="preserve">    </w:t>
+      </w:r>
+      <w:r>
+        <w:rPr>
+          <w:rStyle w:val="OperatorTok"/>
+        </w:rPr>
+        <w:t xml:space="preserve">-</w:t>
+      </w:r>
+      <w:r>
+        <w:rPr>
+          <w:rStyle w:val="NormalTok"/>
+        </w:rPr>
+        <w:t xml:space="preserve">QuarantineRoot </w:t>
       </w:r>
       <w:r>
         <w:rPr>
           <w:rStyle w:val="StringTok"/>
         </w:rPr>
-        <w:t xml:space="preserve">"\\FS01\Projects"</w:t>
-      </w:r>
-      <w:r>
-        <w:rPr>
-          <w:rStyle w:val="NormalTok"/>
-        </w:rPr>
-        <w:t xml:space="preserve"> `</w:t>
-      </w:r>
-      <w:r>
-        <w:br/>
-      </w:r>
-      <w:r>
-        <w:rPr>
-          <w:rStyle w:val="NormalTok"/>
-        </w:rPr>
-        <w:t xml:space="preserve">    </w:t>
-      </w:r>
-      <w:r>
-        <w:rPr>
-          <w:rStyle w:val="OperatorTok"/>
-        </w:rPr>
-        <w:t xml:space="preserve">-</w:t>
-      </w:r>
-      <w:r>
-        <w:rPr>
-          <w:rStyle w:val="NormalTok"/>
-        </w:rPr>
-        <w:t xml:space="preserve">ActivityType Quarantine `</w:t>
-      </w:r>
-      <w:r>
-        <w:br/>
-      </w:r>
-      <w:r>
-        <w:rPr>
-          <w:rStyle w:val="NormalTok"/>
-        </w:rPr>
-        <w:t xml:space="preserve">    </w:t>
-      </w:r>
-      <w:r>
-        <w:rPr>
-          <w:rStyle w:val="OperatorTok"/>
-        </w:rPr>
-        <w:t xml:space="preserve">-</w:t>
-      </w:r>
-      <w:r>
-        <w:rPr>
-          <w:rStyle w:val="NormalTok"/>
-        </w:rPr>
-        <w:t xml:space="preserve">QuarantineRoot </w:t>
-      </w:r>
-      <w:r>
-        <w:rPr>
-          <w:rStyle w:val="StringTok"/>
-        </w:rPr>
         <w:t xml:space="preserve">"\\FS01\_Quarantine"</w:t>
       </w:r>
     </w:p>
     <w:p>
       <w:pPr>
         <w:pStyle w:val="FirstParagraph"/>
+      </w:pPr>
+      <w:r>
+        <w:rPr>
+          <w:rStyle w:val="VerbatimChar"/>
+        </w:rPr>
+        <w:t xml:space="preserve">-TargetDrive</w:t>
+      </w:r>
+      <w:r>
+        <w:t xml:space="preserve"> </w:t>
+      </w:r>
+      <w:r>
+        <w:t xml:space="preserve">is not required — each row’s own path is already in the Excel.</w:t>
+      </w:r>
+      <w:r>
+        <w:t xml:space="preserve"> </w:t>
+      </w:r>
+      <w:r>
+        <w:t xml:space="preserve">Add</w:t>
+      </w:r>
+      <w:r>
+        <w:t xml:space="preserve"> </w:t>
+      </w:r>
+      <w:r>
+        <w:rPr>
+          <w:rStyle w:val="VerbatimChar"/>
+        </w:rPr>
+        <w:t xml:space="preserve">-TargetDrive "\\FS01\Projects"</w:t>
+      </w:r>
+      <w:r>
+        <w:t xml:space="preserve"> </w:t>
+      </w:r>
+      <w:r>
+        <w:t xml:space="preserve">only if you want the extra safety net of</w:t>
+      </w:r>
+      <w:r>
+        <w:t xml:space="preserve"> </w:t>
+      </w:r>
+      <w:r>
+        <w:t xml:space="preserve">skipping any row that isn’t under that root, and a single common anchor for</w:t>
+      </w:r>
+      <w:r>
+        <w:t xml:space="preserve"> </w:t>
+      </w:r>
+      <w:r>
+        <w:t xml:space="preserve">quarantine’s relative paths instead of each item using its own share/drive</w:t>
+      </w:r>
+      <w:r>
+        <w:t xml:space="preserve"> </w:t>
+      </w:r>
+      <w:r>
+        <w:t xml:space="preserve">root.</w:t>
+      </w:r>
+    </w:p>
+    <w:p>
+      <w:pPr>
+        <w:pStyle w:val="BodyText"/>
+      </w:pPr>
+      <w:r>
+        <w:t xml:space="preserve">The</w:t>
+      </w:r>
+      <w:r>
+        <w:t xml:space="preserve"> </w:t>
+      </w:r>
+      <w:r>
+        <w:rPr>
+          <w:b/>
+          <w:bCs/>
+        </w:rPr>
+        <w:t xml:space="preserve">only</w:t>
+      </w:r>
+      <w:r>
+        <w:t xml:space="preserve"> </w:t>
+      </w:r>
+      <w:r>
+        <w:t xml:space="preserve">prompt you’ll see is for</w:t>
+      </w:r>
+      <w:r>
+        <w:t xml:space="preserve"> </w:t>
+      </w:r>
+      <w:r>
+        <w:rPr>
+          <w:rStyle w:val="VerbatimChar"/>
+        </w:rPr>
+        <w:t xml:space="preserve">-ActivityType</w:t>
+      </w:r>
+      <w:r>
+        <w:t xml:space="preserve">, since it wasn’t passed</w:t>
+      </w:r>
+      <w:r>
+        <w:t xml:space="preserve"> </w:t>
+      </w:r>
+      <w:r>
+        <w:t xml:space="preserve">above — type</w:t>
+      </w:r>
+      <w:r>
+        <w:t xml:space="preserve"> </w:t>
+      </w:r>
+      <w:r>
+        <w:rPr>
+          <w:rStyle w:val="VerbatimChar"/>
+        </w:rPr>
+        <w:t xml:space="preserve">Quarantine</w:t>
+      </w:r>
+      <w:r>
+        <w:t xml:space="preserve"> </w:t>
+      </w:r>
+      <w:r>
+        <w:t xml:space="preserve">or</w:t>
+      </w:r>
+      <w:r>
+        <w:t xml:space="preserve"> </w:t>
+      </w:r>
+      <w:r>
+        <w:rPr>
+          <w:rStyle w:val="VerbatimChar"/>
+        </w:rPr>
+        <w:t xml:space="preserve">Delete</w:t>
+      </w:r>
+      <w:r>
+        <w:t xml:space="preserve"> </w:t>
+      </w:r>
+      <w:r>
+        <w:t xml:space="preserve">when asked. If you passed</w:t>
+      </w:r>
+      <w:r>
+        <w:t xml:space="preserve"> </w:t>
+      </w:r>
+      <w:r>
+        <w:rPr>
+          <w:rStyle w:val="VerbatimChar"/>
+        </w:rPr>
+        <w:t xml:space="preserve">-ActivityType</w:t>
+      </w:r>
+      <w:r>
+        <w:t xml:space="preserve"> </w:t>
+      </w:r>
+      <w:r>
+        <w:t xml:space="preserve">already (as in this example), there’s no prompt at all — the run starts</w:t>
+      </w:r>
+      <w:r>
+        <w:t xml:space="preserve"> </w:t>
+      </w:r>
+      <w:r>
+        <w:t xml:space="preserve">immediately.</w:t>
+      </w:r>
+    </w:p>
+    <w:p>
+      <w:pPr>
+        <w:pStyle w:val="BodyText"/>
       </w:pPr>
       <w:r>
         <w:t xml:space="preserve">You’ll see, per row: a live colored console line (</w:t>
@@ -2332,39 +2514,6 @@
         <w:rPr>
           <w:rStyle w:val="NormalTok"/>
         </w:rPr>
-        <w:t xml:space="preserve">TargetDrive </w:t>
-      </w:r>
-      <w:r>
-        <w:rPr>
-          <w:rStyle w:val="StringTok"/>
-        </w:rPr>
-        <w:t xml:space="preserve">"\\FS01\Projects"</w:t>
-      </w:r>
-      <w:r>
-        <w:rPr>
-          <w:rStyle w:val="NormalTok"/>
-        </w:rPr>
-        <w:t xml:space="preserve"> `</w:t>
-      </w:r>
-      <w:r>
-        <w:br/>
-      </w:r>
-      <w:r>
-        <w:rPr>
-          <w:rStyle w:val="NormalTok"/>
-        </w:rPr>
-        <w:t xml:space="preserve">    </w:t>
-      </w:r>
-      <w:r>
-        <w:rPr>
-          <w:rStyle w:val="OperatorTok"/>
-        </w:rPr>
-        <w:t xml:space="preserve">-</w:t>
-      </w:r>
-      <w:r>
-        <w:rPr>
-          <w:rStyle w:val="NormalTok"/>
-        </w:rPr>
         <w:t xml:space="preserve">ActivityType Quarantine `</w:t>
       </w:r>
       <w:r>
@@ -2526,13 +2675,43 @@
         <w:t xml:space="preserve">-Execute</w:t>
       </w:r>
       <w:r>
-        <w:t xml:space="preserve">, you’ll be asked to type the</w:t>
-      </w:r>
-      <w:r>
-        <w:t xml:space="preserve"> </w:t>
-      </w:r>
-      <w:r>
-        <w:t xml:space="preserve">target drive back to confirm before anything is deleted.</w:t>
+        <w:t xml:space="preserve">, you’ll be asked to type a</w:t>
+      </w:r>
+      <w:r>
+        <w:t xml:space="preserve"> </w:t>
+      </w:r>
+      <w:r>
+        <w:t xml:space="preserve">confirmation phrase before anything is deleted: the target drive back, if</w:t>
+      </w:r>
+      <w:r>
+        <w:t xml:space="preserve"> </w:t>
+      </w:r>
+      <w:r>
+        <w:t xml:space="preserve">you passed</w:t>
+      </w:r>
+      <w:r>
+        <w:t xml:space="preserve"> </w:t>
+      </w:r>
+      <w:r>
+        <w:rPr>
+          <w:rStyle w:val="VerbatimChar"/>
+        </w:rPr>
+        <w:t xml:space="preserve">-TargetDrive</w:t>
+      </w:r>
+      <w:r>
+        <w:t xml:space="preserve">, otherwise the literal word</w:t>
+      </w:r>
+      <w:r>
+        <w:t xml:space="preserve"> </w:t>
+      </w:r>
+      <w:r>
+        <w:rPr>
+          <w:rStyle w:val="VerbatimChar"/>
+        </w:rPr>
+        <w:t xml:space="preserve">DELETE</w:t>
+      </w:r>
+      <w:r>
+        <w:t xml:space="preserve">.</w:t>
       </w:r>
     </w:p>
     <w:bookmarkEnd w:id="29"/>
@@ -3829,6 +4008,111 @@
             </w:r>
             <w:r>
               <w:t xml:space="preserve">explicitly on a multi-sheet workbook — see §7.5.</w:t>
+            </w:r>
+          </w:p>
+        </w:tc>
+      </w:tr>
+      <w:tr>
+        <w:tc>
+          <w:tcPr/>
+          <w:p>
+            <w:pPr>
+              <w:pStyle w:val="Compact"/>
+            </w:pPr>
+            <w:r>
+              <w:t xml:space="preserve">Console output stops right after</w:t>
+            </w:r>
+            <w:r>
+              <w:t xml:space="preserve"> </w:t>
+            </w:r>
+            <w:r>
+              <w:t xml:space="preserve">“Read N rows…”</w:t>
+            </w:r>
+            <w:r>
+              <w:t xml:space="preserve"> </w:t>
+            </w:r>
+            <w:r>
+              <w:t xml:space="preserve">with no errors and nothing new appearing</w:t>
+            </w:r>
+          </w:p>
+        </w:tc>
+        <w:tc>
+          <w:tcPr/>
+          <w:p>
+            <w:pPr>
+              <w:pStyle w:val="Compact"/>
+            </w:pPr>
+            <w:r>
+              <w:t xml:space="preserve">The script is waiting at the</w:t>
+            </w:r>
+            <w:r>
+              <w:t xml:space="preserve"> </w:t>
+            </w:r>
+            <w:r>
+              <w:rPr>
+                <w:rStyle w:val="VerbatimChar"/>
+              </w:rPr>
+              <w:t xml:space="preserve">-ActivityType</w:t>
+            </w:r>
+            <w:r>
+              <w:t xml:space="preserve"> </w:t>
+            </w:r>
+            <w:r>
+              <w:t xml:space="preserve">prompt — it’s the only prompt left in this script, and it’s easy to miss if you’re watching a redirected log file instead of the live console (the prompt goes to the console host, not to stdout). Look for</w:t>
+            </w:r>
+            <w:r>
+              <w:t xml:space="preserve"> </w:t>
+            </w:r>
+            <w:r>
+              <w:t xml:space="preserve">“Choose action for matched candidates…”</w:t>
+            </w:r>
+            <w:r>
+              <w:t xml:space="preserve"> </w:t>
+            </w:r>
+            <w:r>
+              <w:t xml:space="preserve">and type</w:t>
+            </w:r>
+            <w:r>
+              <w:t xml:space="preserve"> </w:t>
+            </w:r>
+            <w:r>
+              <w:rPr>
+                <w:rStyle w:val="VerbatimChar"/>
+              </w:rPr>
+              <w:t xml:space="preserve">Quarantine</w:t>
+            </w:r>
+            <w:r>
+              <w:t xml:space="preserve"> </w:t>
+            </w:r>
+            <w:r>
+              <w:t xml:space="preserve">or</w:t>
+            </w:r>
+            <w:r>
+              <w:t xml:space="preserve"> </w:t>
+            </w:r>
+            <w:r>
+              <w:rPr>
+                <w:rStyle w:val="VerbatimChar"/>
+              </w:rPr>
+              <w:t xml:space="preserve">Delete</w:t>
+            </w:r>
+            <w:r>
+              <w:t xml:space="preserve">. For any unattended/scheduled run, always pass</w:t>
+            </w:r>
+            <w:r>
+              <w:t xml:space="preserve"> </w:t>
+            </w:r>
+            <w:r>
+              <w:rPr>
+                <w:rStyle w:val="VerbatimChar"/>
+              </w:rPr>
+              <w:t xml:space="preserve">-ActivityType</w:t>
+            </w:r>
+            <w:r>
+              <w:t xml:space="preserve"> </w:t>
+            </w:r>
+            <w:r>
+              <w:t xml:space="preserve">explicitly so there’s no prompt to wait on.</w:t>
             </w:r>
           </w:p>
         </w:tc>
@@ -4532,29 +4816,29 @@
               <w:pStyle w:val="Compact"/>
             </w:pPr>
             <w:r>
-              <w:t xml:space="preserve">Prompted if omitted</w:t>
-            </w:r>
-          </w:p>
-        </w:tc>
-        <w:tc>
-          <w:tcPr/>
-          <w:p>
-            <w:pPr>
-              <w:pStyle w:val="Compact"/>
-            </w:pPr>
-            <w:r>
-              <w:t xml:space="preserve">—</w:t>
-            </w:r>
-          </w:p>
-        </w:tc>
-        <w:tc>
-          <w:tcPr/>
-          <w:p>
-            <w:pPr>
-              <w:pStyle w:val="Compact"/>
-            </w:pPr>
-            <w:r>
-              <w:t xml:space="preserve">Scopes rows and anchors quarantine’s relative paths</w:t>
+              <w:t xml:space="preserve">No (never prompted)</w:t>
+            </w:r>
+          </w:p>
+        </w:tc>
+        <w:tc>
+          <w:tcPr/>
+          <w:p>
+            <w:pPr>
+              <w:pStyle w:val="Compact"/>
+            </w:pPr>
+            <w:r>
+              <w:t xml:space="preserve">none — each row anchors to its own share/drive root</w:t>
+            </w:r>
+          </w:p>
+        </w:tc>
+        <w:tc>
+          <w:tcPr/>
+          <w:p>
+            <w:pPr>
+              <w:pStyle w:val="Compact"/>
+            </w:pPr>
+            <w:r>
+              <w:t xml:space="preserve">Optional safety-net scope filter + common quarantine anchor</w:t>
             </w:r>
           </w:p>
         </w:tc>

--- a/FileShareCleanup-Governed/Runbook.docx
+++ b/FileShareCleanup-Governed/Runbook.docx
@@ -108,13 +108,55 @@
         <w:pStyle w:val="BodyText"/>
       </w:pPr>
       <w:r>
-        <w:t xml:space="preserve">It is written for an engineer who has not touched these scripts before. If</w:t>
-      </w:r>
-      <w:r>
-        <w:t xml:space="preserve"> </w:t>
-      </w:r>
-      <w:r>
-        <w:t xml:space="preserve">you already know the package, the</w:t>
+        <w:t xml:space="preserve">It is written for someone who has never touched these scripts before — and</w:t>
+      </w:r>
+      <w:r>
+        <w:t xml:space="preserve"> </w:t>
+      </w:r>
+      <w:r>
+        <w:t xml:space="preserve">every script is designed so that</w:t>
+      </w:r>
+      <w:r>
+        <w:t xml:space="preserve"> </w:t>
+      </w:r>
+      <w:r>
+        <w:rPr>
+          <w:b/>
+          <w:bCs/>
+        </w:rPr>
+        <w:t xml:space="preserve">you don’t need to know PowerShell or its</w:t>
+      </w:r>
+      <w:r>
+        <w:rPr>
+          <w:b/>
+          <w:bCs/>
+        </w:rPr>
+        <w:t xml:space="preserve"> </w:t>
+      </w:r>
+      <w:r>
+        <w:rPr>
+          <w:b/>
+          <w:bCs/>
+        </w:rPr>
+        <w:t xml:space="preserve">parameter syntax at all.</w:t>
+      </w:r>
+      <w:r>
+        <w:t xml:space="preserve"> </w:t>
+      </w:r>
+      <w:r>
+        <w:t xml:space="preserve">Just run a script by itself and it will ask you,</w:t>
+      </w:r>
+      <w:r>
+        <w:t xml:space="preserve"> </w:t>
+      </w:r>
+      <w:r>
+        <w:t xml:space="preserve">in plain language, for anything it needs. If you already know the package,</w:t>
+      </w:r>
+      <w:r>
+        <w:t xml:space="preserve"> </w:t>
+      </w:r>
+      <w:r>
+        <w:t xml:space="preserve">the</w:t>
       </w:r>
       <w:r>
         <w:t xml:space="preserve"> </w:t>
@@ -144,13 +186,7 @@
         <w:t xml:space="preserve"> </w:t>
       </w:r>
       <w:r>
-        <w:t xml:space="preserve">in the same</w:t>
-      </w:r>
-      <w:r>
-        <w:t xml:space="preserve"> </w:t>
-      </w:r>
-      <w:r>
-        <w:t xml:space="preserve">folder are the quicker reference.</w:t>
+        <w:t xml:space="preserve">in the same folder are the quicker reference.</w:t>
       </w:r>
     </w:p>
     <w:p>
@@ -837,7 +873,7 @@
       </w:r>
     </w:p>
     <w:bookmarkEnd w:id="22"/>
-    <w:bookmarkStart w:id="23" w:name="X657a6f295a3d07d2ea507f6c2f7758a3fcded78"/>
+    <w:bookmarkStart w:id="25" w:name="X657a6f295a3d07d2ea507f6c2f7758a3fcded78"/>
     <w:p>
       <w:pPr>
         <w:pStyle w:val="Heading1"/>
@@ -846,18 +882,219 @@
         <w:t xml:space="preserve">4. The action model — read this before running anything</w:t>
       </w:r>
     </w:p>
+    <w:bookmarkStart w:id="23" w:name="two-ways-to-run-every-script"/>
+    <w:p>
+      <w:pPr>
+        <w:pStyle w:val="Heading2"/>
+      </w:pPr>
+      <w:r>
+        <w:t xml:space="preserve">4.1 Two ways to run every script</w:t>
+      </w:r>
+    </w:p>
     <w:p>
       <w:pPr>
         <w:pStyle w:val="FirstParagraph"/>
       </w:pPr>
       <w:r>
-        <w:t xml:space="preserve">Every script that can act on files uses the same two independent controls.</w:t>
-      </w:r>
-      <w:r>
-        <w:t xml:space="preserve"> </w:t>
-      </w:r>
-      <w:r>
-        <w:t xml:space="preserve">Understanding these is the single most important thing in this runbook.</w:t>
+        <w:t xml:space="preserve">Every script in this package can be run</w:t>
+      </w:r>
+      <w:r>
+        <w:t xml:space="preserve"> </w:t>
+      </w:r>
+      <w:r>
+        <w:rPr>
+          <w:b/>
+          <w:bCs/>
+        </w:rPr>
+        <w:t xml:space="preserve">two ways</w:t>
+      </w:r>
+      <w:r>
+        <w:t xml:space="preserve">, and you can mix them:</w:t>
+      </w:r>
+    </w:p>
+    <w:p>
+      <w:pPr>
+        <w:pStyle w:val="Compact"/>
+        <w:numPr>
+          <w:ilvl w:val="0"/>
+          <w:numId w:val="1004"/>
+        </w:numPr>
+      </w:pPr>
+      <w:r>
+        <w:rPr>
+          <w:b/>
+          <w:bCs/>
+        </w:rPr>
+        <w:t xml:space="preserve">Just run it</w:t>
+      </w:r>
+      <w:r>
+        <w:t xml:space="preserve"> </w:t>
+      </w:r>
+      <w:r>
+        <w:t xml:space="preserve">— e.g. type</w:t>
+      </w:r>
+      <w:r>
+        <w:t xml:space="preserve"> </w:t>
+      </w:r>
+      <w:r>
+        <w:rPr>
+          <w:rStyle w:val="VerbatimChar"/>
+        </w:rPr>
+        <w:t xml:space="preserve">.\Invoke-GovernedDeletionFromExcel.ps1</w:t>
+      </w:r>
+      <w:r>
+        <w:t xml:space="preserve"> </w:t>
+      </w:r>
+      <w:r>
+        <w:t xml:space="preserve">and</w:t>
+      </w:r>
+      <w:r>
+        <w:t xml:space="preserve"> </w:t>
+      </w:r>
+      <w:r>
+        <w:t xml:space="preserve">press Enter. The script will ask you, one question at a time, for</w:t>
+      </w:r>
+      <w:r>
+        <w:t xml:space="preserve"> </w:t>
+      </w:r>
+      <w:r>
+        <w:t xml:space="preserve">anything it needs (a file path, a folder, Quarantine-or-Delete, and so</w:t>
+      </w:r>
+      <w:r>
+        <w:t xml:space="preserve"> </w:t>
+      </w:r>
+      <w:r>
+        <w:t xml:space="preserve">on). This is the recommended way to run these scripts if you’re not</w:t>
+      </w:r>
+      <w:r>
+        <w:t xml:space="preserve"> </w:t>
+      </w:r>
+      <w:r>
+        <w:t xml:space="preserve">comfortable with PowerShell.</w:t>
+      </w:r>
+    </w:p>
+    <w:p>
+      <w:pPr>
+        <w:pStyle w:val="Compact"/>
+        <w:numPr>
+          <w:ilvl w:val="0"/>
+          <w:numId w:val="1004"/>
+        </w:numPr>
+      </w:pPr>
+      <w:r>
+        <w:rPr>
+          <w:b/>
+          <w:bCs/>
+        </w:rPr>
+        <w:t xml:space="preserve">Pass parameters</w:t>
+      </w:r>
+      <w:r>
+        <w:t xml:space="preserve"> </w:t>
+      </w:r>
+      <w:r>
+        <w:t xml:space="preserve">— e.g.</w:t>
+      </w:r>
+      <w:r>
+        <w:t xml:space="preserve"> </w:t>
+      </w:r>
+      <w:r>
+        <w:rPr>
+          <w:rStyle w:val="VerbatimChar"/>
+        </w:rPr>
+        <w:t xml:space="preserve">.\Invoke-GovernedDeletionFromExcel.ps1 -ExcelPath ".\candidates.xlsx" -ActivityType Quarantine -QuarantineRoot "\\FS01\_Quarantine"</w:t>
+      </w:r>
+      <w:r>
+        <w:t xml:space="preserve">.</w:t>
+      </w:r>
+      <w:r>
+        <w:t xml:space="preserve"> </w:t>
+      </w:r>
+      <w:r>
+        <w:t xml:space="preserve">Anything you pass this way is simply</w:t>
+      </w:r>
+      <w:r>
+        <w:t xml:space="preserve"> </w:t>
+      </w:r>
+      <w:r>
+        <w:rPr>
+          <w:b/>
+          <w:bCs/>
+        </w:rPr>
+        <w:t xml:space="preserve">not asked about</w:t>
+      </w:r>
+      <w:r>
+        <w:t xml:space="preserve"> </w:t>
+      </w:r>
+      <w:r>
+        <w:t xml:space="preserve">— the script</w:t>
+      </w:r>
+      <w:r>
+        <w:t xml:space="preserve"> </w:t>
+      </w:r>
+      <w:r>
+        <w:t xml:space="preserve">only asks for what’s still missing. This is how the scripts get used from</w:t>
+      </w:r>
+      <w:r>
+        <w:t xml:space="preserve"> </w:t>
+      </w:r>
+      <w:r>
+        <w:t xml:space="preserve">a scheduled task or by someone scripting the whole process end to end.</w:t>
+      </w:r>
+    </w:p>
+    <w:p>
+      <w:pPr>
+        <w:pStyle w:val="FirstParagraph"/>
+      </w:pPr>
+      <w:r>
+        <w:t xml:space="preserve">Both ways run the exact same code underneath — there’s no</w:t>
+      </w:r>
+      <w:r>
+        <w:t xml:space="preserve"> </w:t>
+      </w:r>
+      <w:r>
+        <w:t xml:space="preserve">“simple mode”</w:t>
+      </w:r>
+      <w:r>
+        <w:t xml:space="preserve"> </w:t>
+      </w:r>
+      <w:r>
+        <w:t xml:space="preserve">that</w:t>
+      </w:r>
+      <w:r>
+        <w:t xml:space="preserve"> </w:t>
+      </w:r>
+      <w:r>
+        <w:t xml:space="preserve">behaves differently. §12 lists every question/parameter for each script.</w:t>
+      </w:r>
+    </w:p>
+    <w:bookmarkEnd w:id="23"/>
+    <w:bookmarkStart w:id="24" w:name="whats-always-asked-vs.-never-asked"/>
+    <w:p>
+      <w:pPr>
+        <w:pStyle w:val="Heading2"/>
+      </w:pPr>
+      <w:r>
+        <w:t xml:space="preserve">4.2 What’s always asked vs. never asked</w:t>
+      </w:r>
+    </w:p>
+    <w:p>
+      <w:pPr>
+        <w:pStyle w:val="FirstParagraph"/>
+      </w:pPr>
+      <w:r>
+        <w:t xml:space="preserve">Every script that can act on files uses the same two independent controls</w:t>
+      </w:r>
+      <w:r>
+        <w:t xml:space="preserve"> </w:t>
+      </w:r>
+      <w:r>
+        <w:t xml:space="preserve">for the action itself. Understanding these is the single most important</w:t>
+      </w:r>
+      <w:r>
+        <w:t xml:space="preserve"> </w:t>
+      </w:r>
+      <w:r>
+        <w:t xml:space="preserve">thing in this runbook:</w:t>
       </w:r>
     </w:p>
     <w:tbl>
@@ -983,7 +1220,7 @@
               <w:pStyle w:val="Compact"/>
             </w:pPr>
             <w:r>
-              <w:t xml:space="preserve">Prompted interactively if you don’t pass it — this is the only prompt</w:t>
+              <w:t xml:space="preserve">Asked as a simple 1/2 menu if you don’t pass it</w:t>
             </w:r>
           </w:p>
         </w:tc>
@@ -1035,7 +1272,7 @@
                 <w:b/>
                 <w:bCs/>
               </w:rPr>
-              <w:t xml:space="preserve">Off.</w:t>
+              <w:t xml:space="preserve">Off, and NEVER asked interactively.</w:t>
             </w:r>
             <w:r>
               <w:t xml:space="preserve"> </w:t>
@@ -1064,158 +1301,38 @@
         <w:pStyle w:val="BodyText"/>
       </w:pPr>
       <w:r>
-        <w:t xml:space="preserve">Note what’s</w:t>
-      </w:r>
-      <w:r>
-        <w:t xml:space="preserve"> </w:t>
-      </w:r>
-      <w:r>
-        <w:rPr>
+        <w:rPr>
+          <w:rStyle w:val="VerbatimChar"/>
           <w:b/>
           <w:bCs/>
         </w:rPr>
-        <w:t xml:space="preserve">not</w:t>
-      </w:r>
-      <w:r>
-        <w:t xml:space="preserve"> </w:t>
-      </w:r>
-      <w:r>
-        <w:t xml:space="preserve">in this table:</w:t>
-      </w:r>
-      <w:r>
-        <w:t xml:space="preserve"> </w:t>
-      </w:r>
-      <w:r>
-        <w:rPr>
-          <w:rStyle w:val="VerbatimChar"/>
-        </w:rPr>
-        <w:t xml:space="preserve">-TargetDrive</w:t>
-      </w:r>
-      <w:r>
-        <w:t xml:space="preserve"> </w:t>
-      </w:r>
-      <w:r>
-        <w:t xml:space="preserve">on</w:t>
-      </w:r>
-      <w:r>
-        <w:t xml:space="preserve"> </w:t>
-      </w:r>
-      <w:r>
-        <w:rPr>
-          <w:rStyle w:val="VerbatimChar"/>
-        </w:rPr>
-        <w:t xml:space="preserve">Invoke-GovernedDeletionFromExcel.ps1</w:t>
-      </w:r>
-      <w:r>
-        <w:t xml:space="preserve"> </w:t>
-      </w:r>
-      <w:r>
-        <w:t xml:space="preserve">is optional and is never prompted for — every Excel row already carries its own full path,</w:t>
-      </w:r>
-      <w:r>
-        <w:t xml:space="preserve"> </w:t>
-      </w:r>
-      <w:r>
-        <w:t xml:space="preserve">so there’s nothing to ask up front. Passing it just adds an extra safety-net scope check</w:t>
-      </w:r>
-      <w:r>
-        <w:t xml:space="preserve"> </w:t>
-      </w:r>
-      <w:r>
-        <w:t xml:space="preserve">and gives quarantine a single common root to anchor relative paths to; omitting it means</w:t>
-      </w:r>
-      <w:r>
-        <w:t xml:space="preserve"> </w:t>
-      </w:r>
-      <w:r>
-        <w:t xml:space="preserve">each item quarantines relative to its own share/drive root instead. See §7.1.</w:t>
-      </w:r>
-    </w:p>
-    <w:p>
-      <w:pPr>
-        <w:pStyle w:val="BodyText"/>
-      </w:pPr>
+        <w:t xml:space="preserve">-Execute</w:t>
+      </w:r>
       <w:r>
         <w:rPr>
           <w:b/>
           <w:bCs/>
         </w:rPr>
-        <w:t xml:space="preserve">Dry run is always the default, with no exceptions.</w:t>
-      </w:r>
-      <w:r>
-        <w:t xml:space="preserve"> </w:t>
-      </w:r>
-      <w:r>
-        <w:t xml:space="preserve">Without</w:t>
-      </w:r>
-      <w:r>
-        <w:t xml:space="preserve"> </w:t>
-      </w:r>
-      <w:r>
-        <w:rPr>
-          <w:rStyle w:val="VerbatimChar"/>
-        </w:rPr>
-        <w:t xml:space="preserve">-Execute</w:t>
-      </w:r>
-      <w:r>
-        <w:t xml:space="preserve">,</w:t>
-      </w:r>
-      <w:r>
-        <w:t xml:space="preserve"> </w:t>
-      </w:r>
-      <w:r>
-        <w:rPr>
-          <w:rStyle w:val="VerbatimChar"/>
-        </w:rPr>
-        <w:t xml:space="preserve">Invoke-GovernedDeletionFromExcel.ps1</w:t>
-      </w:r>
-      <w:r>
-        <w:t xml:space="preserve"> </w:t>
-      </w:r>
-      <w:r>
-        <w:t xml:space="preserve">still fully evaluates every row and</w:t>
-      </w:r>
-      <w:r>
-        <w:t xml:space="preserve"> </w:t>
-      </w:r>
-      <w:r>
-        <w:t xml:space="preserve">writes</w:t>
-      </w:r>
-      <w:r>
-        <w:t xml:space="preserve"> </w:t>
-      </w:r>
-      <w:r>
-        <w:rPr>
-          <w:rStyle w:val="VerbatimChar"/>
-        </w:rPr>
-        <w:t xml:space="preserve">WouldQuarantine</w:t>
-      </w:r>
-      <w:r>
-        <w:t xml:space="preserve"> </w:t>
-      </w:r>
-      <w:r>
-        <w:t xml:space="preserve">/</w:t>
-      </w:r>
-      <w:r>
-        <w:t xml:space="preserve"> </w:t>
-      </w:r>
-      <w:r>
-        <w:rPr>
-          <w:rStyle w:val="VerbatimChar"/>
-        </w:rPr>
-        <w:t xml:space="preserve">WouldDelete</w:t>
-      </w:r>
-      <w:r>
-        <w:t xml:space="preserve"> </w:t>
-      </w:r>
-      <w:r>
-        <w:t xml:space="preserve">into the log and the Excel file —</w:t>
-      </w:r>
-      <w:r>
-        <w:t xml:space="preserve"> </w:t>
-      </w:r>
-      <w:r>
-        <w:t xml:space="preserve">including, for quarantine, the exact folder it</w:t>
+        <w:t xml:space="preserve"> </w:t>
+      </w:r>
+      <w:r>
+        <w:rPr>
+          <w:b/>
+          <w:bCs/>
+        </w:rPr>
+        <w:t xml:space="preserve">is deliberately the one thing you can never be prompted for.</w:t>
+      </w:r>
+      <w:r>
+        <w:t xml:space="preserve"> </w:t>
+      </w:r>
+      <w:r>
+        <w:t xml:space="preserve">Running for real always means: run once without it (a preview), review the</w:t>
+      </w:r>
+      <w:r>
+        <w:t xml:space="preserve"> </w:t>
+      </w:r>
+      <w:r>
+        <w:t xml:space="preserve">output, and consciously run the</w:t>
       </w:r>
       <w:r>
         <w:t xml:space="preserve"> </w:t>
@@ -1225,27 +1342,13 @@
           <w:i/>
           <w:iCs/>
         </w:rPr>
-        <w:t xml:space="preserve">would</w:t>
-      </w:r>
-      <w:r>
-        <w:t xml:space="preserve"> </w:t>
-      </w:r>
-      <w:r>
-        <w:t xml:space="preserve">move to — so a dry</w:t>
-      </w:r>
-      <w:r>
-        <w:t xml:space="preserve"> </w:t>
-      </w:r>
-      <w:r>
-        <w:t xml:space="preserve">run is a complete, trustworthy preview of a real run, not a guess.</w:t>
-      </w:r>
-    </w:p>
-    <w:p>
-      <w:pPr>
-        <w:pStyle w:val="BodyText"/>
-      </w:pPr>
-      <w:r>
-        <w:t xml:space="preserve">When you do pass</w:t>
+        <w:t xml:space="preserve">exact same command again</w:t>
+      </w:r>
+      <w:r>
+        <w:t xml:space="preserve"> </w:t>
+      </w:r>
+      <w:r>
+        <w:t xml:space="preserve">with</w:t>
       </w:r>
       <w:r>
         <w:t xml:space="preserve"> </w:t>
@@ -1260,151 +1363,25 @@
         <w:t xml:space="preserve"> </w:t>
       </w:r>
       <w:r>
-        <w:t xml:space="preserve">with</w:t>
-      </w:r>
-      <w:r>
-        <w:t xml:space="preserve"> </w:t>
-      </w:r>
-      <w:r>
-        <w:rPr>
-          <w:rStyle w:val="VerbatimChar"/>
-        </w:rPr>
-        <w:t xml:space="preserve">-ActivityType Delete</w:t>
-      </w:r>
-      <w:r>
-        <w:t xml:space="preserve">, the script will</w:t>
-      </w:r>
-      <w:r>
-        <w:t xml:space="preserve"> </w:t>
-      </w:r>
-      <w:r>
-        <w:t xml:space="preserve">still stop and ask you to type a confirmation phrase before it proceeds.</w:t>
-      </w:r>
-      <w:r>
-        <w:t xml:space="preserve"> </w:t>
-      </w:r>
-      <w:r>
-        <w:t xml:space="preserve">There is no</w:t>
-      </w:r>
-      <w:r>
-        <w:t xml:space="preserve"> </w:t>
-      </w:r>
-      <w:r>
-        <w:rPr>
-          <w:rStyle w:val="VerbatimChar"/>
-        </w:rPr>
-        <w:t xml:space="preserve">-Force</w:t>
-      </w:r>
-      <w:r>
-        <w:t xml:space="preserve">/</w:t>
-      </w:r>
-      <w:r>
-        <w:rPr>
-          <w:rStyle w:val="VerbatimChar"/>
-        </w:rPr>
-        <w:t xml:space="preserve">-Confirm:$false</w:t>
-      </w:r>
-      <w:r>
-        <w:t xml:space="preserve"> </w:t>
-      </w:r>
-      <w:r>
-        <w:t xml:space="preserve">way to skip this.</w:t>
-      </w:r>
-    </w:p>
-    <w:bookmarkEnd w:id="23"/>
-    <w:bookmarkStart w:id="26" w:name="getting-a-candidate-excel-two-ways"/>
-    <w:p>
-      <w:pPr>
-        <w:pStyle w:val="Heading1"/>
-      </w:pPr>
-      <w:r>
-        <w:t xml:space="preserve">5. Getting a candidate Excel — two ways</w:t>
-      </w:r>
-    </w:p>
-    <w:bookmarkStart w:id="24" w:name="a.-from-the-manageengine-tool"/>
-    <w:p>
-      <w:pPr>
-        <w:pStyle w:val="Heading2"/>
-      </w:pPr>
-      <w:r>
-        <w:t xml:space="preserve">5a. From the ManageEngine tool</w:t>
-      </w:r>
-    </w:p>
-    <w:p>
-      <w:pPr>
-        <w:pStyle w:val="FirstParagraph"/>
-      </w:pPr>
-      <w:r>
-        <w:t xml:space="preserve">If the team already has a ManageEngine-produced Excel export, skip straight</w:t>
-      </w:r>
-      <w:r>
-        <w:t xml:space="preserve"> </w:t>
-      </w:r>
-      <w:r>
-        <w:t xml:space="preserve">to §6. The file just needs a column of full paths (default column name</w:t>
-      </w:r>
-      <w:r>
-        <w:t xml:space="preserve"> </w:t>
-      </w:r>
-      <w:r>
-        <w:rPr>
-          <w:rStyle w:val="VerbatimChar"/>
-        </w:rPr>
-        <w:t xml:space="preserve">Path</w:t>
-      </w:r>
-      <w:r>
-        <w:t xml:space="preserve"> </w:t>
-      </w:r>
-      <w:r>
-        <w:t xml:space="preserve">— see</w:t>
-      </w:r>
-      <w:r>
-        <w:t xml:space="preserve"> </w:t>
-      </w:r>
-      <w:r>
-        <w:rPr>
-          <w:rStyle w:val="VerbatimChar"/>
-        </w:rPr>
-        <w:t xml:space="preserve">-PathColumn</w:t>
-      </w:r>
-      <w:r>
-        <w:t xml:space="preserve"> </w:t>
-      </w:r>
-      <w:r>
-        <w:t xml:space="preserve">if it’s named differently).</w:t>
-      </w:r>
-    </w:p>
-    <w:bookmarkEnd w:id="24"/>
-    <w:bookmarkStart w:id="25" w:name="X775658de949c83863e7ad40cd6aa39265b33ec4"/>
-    <w:p>
-      <w:pPr>
-        <w:pStyle w:val="Heading2"/>
-      </w:pPr>
-      <w:r>
-        <w:t xml:space="preserve">5b. By running a direct scan (</w:t>
-      </w:r>
-      <w:r>
-        <w:rPr>
-          <w:rStyle w:val="VerbatimChar"/>
-        </w:rPr>
-        <w:t xml:space="preserve">Find-GovernedCandidatesByScan.ps1</w:t>
-      </w:r>
-      <w:r>
-        <w:t xml:space="preserve">)</w:t>
-      </w:r>
-    </w:p>
-    <w:p>
-      <w:pPr>
-        <w:pStyle w:val="FirstParagraph"/>
-      </w:pPr>
-      <w:r>
-        <w:t xml:space="preserve">Use this when a ManageEngine export isn’t available. It never touches a</w:t>
-      </w:r>
-      <w:r>
-        <w:t xml:space="preserve"> </w:t>
-      </w:r>
-      <w:r>
-        <w:t xml:space="preserve">file — it only scans and reports.</w:t>
+        <w:t xml:space="preserve">added. Every script prints that exact follow-up command for you at the end</w:t>
+      </w:r>
+      <w:r>
+        <w:t xml:space="preserve"> </w:t>
+      </w:r>
+      <w:r>
+        <w:t xml:space="preserve">of a preview run — copy it rather than retyping it. This two-step pattern is</w:t>
+      </w:r>
+      <w:r>
+        <w:t xml:space="preserve"> </w:t>
+      </w:r>
+      <w:r>
+        <w:t xml:space="preserve">the main safety net in this whole package, so it’s never shortcut by a</w:t>
+      </w:r>
+      <w:r>
+        <w:t xml:space="preserve"> </w:t>
+      </w:r>
+      <w:r>
+        <w:t xml:space="preserve">prompt.</w:t>
       </w:r>
     </w:p>
     <w:p>
@@ -1416,1808 +1393,401 @@
           <w:b/>
           <w:bCs/>
         </w:rPr>
-        <w:t xml:space="preserve">What it looks for:</w:t>
-      </w:r>
-    </w:p>
-    <w:p>
-      <w:pPr>
-        <w:pStyle w:val="Compact"/>
-        <w:numPr>
-          <w:ilvl w:val="0"/>
-          <w:numId w:val="1004"/>
-        </w:numPr>
-      </w:pPr>
-      <w:r>
-        <w:t xml:space="preserve">Any file</w:t>
-      </w:r>
-      <w:r>
-        <w:t xml:space="preserve"> </w:t>
-      </w:r>
+        <w:t xml:space="preserve">Dry run is always the default, with no exceptions.</w:t>
+      </w:r>
+      <w:r>
+        <w:t xml:space="preserve"> </w:t>
+      </w:r>
+      <w:r>
+        <w:t xml:space="preserve">Without</w:t>
+      </w:r>
+      <w:r>
+        <w:t xml:space="preserve"> </w:t>
+      </w:r>
+      <w:r>
+        <w:rPr>
+          <w:rStyle w:val="VerbatimChar"/>
+        </w:rPr>
+        <w:t xml:space="preserve">-Execute</w:t>
+      </w:r>
+      <w:r>
+        <w:t xml:space="preserve">,</w:t>
+      </w:r>
+      <w:r>
+        <w:t xml:space="preserve"> </w:t>
+      </w:r>
+      <w:r>
+        <w:rPr>
+          <w:rStyle w:val="VerbatimChar"/>
+        </w:rPr>
+        <w:t xml:space="preserve">Invoke-GovernedDeletionFromExcel.ps1</w:t>
+      </w:r>
+      <w:r>
+        <w:t xml:space="preserve"> </w:t>
+      </w:r>
+      <w:r>
+        <w:t xml:space="preserve">still fully evaluates every row and</w:t>
+      </w:r>
+      <w:r>
+        <w:t xml:space="preserve"> </w:t>
+      </w:r>
+      <w:r>
+        <w:t xml:space="preserve">writes</w:t>
+      </w:r>
+      <w:r>
+        <w:t xml:space="preserve"> </w:t>
+      </w:r>
+      <w:r>
+        <w:rPr>
+          <w:rStyle w:val="VerbatimChar"/>
+        </w:rPr>
+        <w:t xml:space="preserve">WouldQuarantine</w:t>
+      </w:r>
+      <w:r>
+        <w:t xml:space="preserve"> </w:t>
+      </w:r>
+      <w:r>
+        <w:t xml:space="preserve">/</w:t>
+      </w:r>
+      <w:r>
+        <w:t xml:space="preserve"> </w:t>
+      </w:r>
+      <w:r>
+        <w:rPr>
+          <w:rStyle w:val="VerbatimChar"/>
+        </w:rPr>
+        <w:t xml:space="preserve">WouldDelete</w:t>
+      </w:r>
+      <w:r>
+        <w:t xml:space="preserve"> </w:t>
+      </w:r>
+      <w:r>
+        <w:t xml:space="preserve">into the log and the Excel file —</w:t>
+      </w:r>
+      <w:r>
+        <w:t xml:space="preserve"> </w:t>
+      </w:r>
+      <w:r>
+        <w:t xml:space="preserve">including, for quarantine, the exact folder it</w:t>
+      </w:r>
+      <w:r>
+        <w:t xml:space="preserve"> </w:t>
+      </w:r>
+      <w:r>
+        <w:rPr>
+          <w:i/>
+          <w:iCs/>
+        </w:rPr>
+        <w:t xml:space="preserve">would</w:t>
+      </w:r>
+      <w:r>
+        <w:t xml:space="preserve"> </w:t>
+      </w:r>
+      <w:r>
+        <w:t xml:space="preserve">move to — so a dry</w:t>
+      </w:r>
+      <w:r>
+        <w:t xml:space="preserve"> </w:t>
+      </w:r>
+      <w:r>
+        <w:t xml:space="preserve">run is a complete, trustworthy preview of a real run, not a guess.</w:t>
+      </w:r>
+    </w:p>
+    <w:p>
+      <w:pPr>
+        <w:pStyle w:val="BodyText"/>
+      </w:pPr>
+      <w:r>
+        <w:t xml:space="preserve">When you do pass</w:t>
+      </w:r>
+      <w:r>
+        <w:t xml:space="preserve"> </w:t>
+      </w:r>
+      <w:r>
+        <w:rPr>
+          <w:rStyle w:val="VerbatimChar"/>
+        </w:rPr>
+        <w:t xml:space="preserve">-Execute</w:t>
+      </w:r>
+      <w:r>
+        <w:t xml:space="preserve"> </w:t>
+      </w:r>
+      <w:r>
+        <w:t xml:space="preserve">with</w:t>
+      </w:r>
+      <w:r>
+        <w:t xml:space="preserve"> </w:t>
+      </w:r>
+      <w:r>
+        <w:rPr>
+          <w:rStyle w:val="VerbatimChar"/>
+        </w:rPr>
+        <w:t xml:space="preserve">-ActivityType Delete</w:t>
+      </w:r>
+      <w:r>
+        <w:t xml:space="preserve">, the script will</w:t>
+      </w:r>
+      <w:r>
+        <w:t xml:space="preserve"> </w:t>
+      </w:r>
+      <w:r>
+        <w:t xml:space="preserve">still stop and ask you to type a confirmation phrase before it proceeds.</w:t>
+      </w:r>
+      <w:r>
+        <w:t xml:space="preserve"> </w:t>
+      </w:r>
+      <w:r>
+        <w:t xml:space="preserve">There is no</w:t>
+      </w:r>
+      <w:r>
+        <w:t xml:space="preserve"> </w:t>
+      </w:r>
+      <w:r>
+        <w:rPr>
+          <w:rStyle w:val="VerbatimChar"/>
+        </w:rPr>
+        <w:t xml:space="preserve">-Force</w:t>
+      </w:r>
+      <w:r>
+        <w:t xml:space="preserve">/</w:t>
+      </w:r>
+      <w:r>
+        <w:rPr>
+          <w:rStyle w:val="VerbatimChar"/>
+        </w:rPr>
+        <w:t xml:space="preserve">-Confirm:$false</w:t>
+      </w:r>
+      <w:r>
+        <w:t xml:space="preserve"> </w:t>
+      </w:r>
+      <w:r>
+        <w:t xml:space="preserve">way to skip this.</w:t>
+      </w:r>
+    </w:p>
+    <w:p>
+      <w:pPr>
+        <w:pStyle w:val="BodyText"/>
+      </w:pPr>
+      <w:r>
+        <w:rPr>
+          <w:rStyle w:val="VerbatimChar"/>
+        </w:rPr>
+        <w:t xml:space="preserve">-TargetDrive</w:t>
+      </w:r>
+      <w:r>
+        <w:t xml:space="preserve"> </w:t>
+      </w:r>
+      <w:r>
+        <w:t xml:space="preserve">on</w:t>
+      </w:r>
+      <w:r>
+        <w:t xml:space="preserve"> </w:t>
+      </w:r>
+      <w:r>
+        <w:rPr>
+          <w:rStyle w:val="VerbatimChar"/>
+        </w:rPr>
+        <w:t xml:space="preserve">Invoke-GovernedDeletionFromExcel.ps1</w:t>
+      </w:r>
+      <w:r>
+        <w:t xml:space="preserve"> </w:t>
+      </w:r>
+      <w:r>
+        <w:t xml:space="preserve">is a special case:</w:t>
+      </w:r>
+      <w:r>
+        <w:t xml:space="preserve"> </w:t>
+      </w:r>
+      <w:r>
+        <w:t xml:space="preserve">it’s asked as an</w:t>
+      </w:r>
+      <w:r>
+        <w:t xml:space="preserve"> </w:t>
+      </w:r>
+      <w:r>
+        <w:rPr>
+          <w:i/>
+          <w:iCs/>
+        </w:rPr>
+        <w:t xml:space="preserve">optional</w:t>
+      </w:r>
+      <w:r>
+        <w:t xml:space="preserve">, skippable question (press Enter to skip) rather</w:t>
+      </w:r>
+      <w:r>
+        <w:t xml:space="preserve"> </w:t>
+      </w:r>
+      <w:r>
+        <w:t xml:space="preserve">than a required one — every Excel row already carries its own full path, so</w:t>
+      </w:r>
+      <w:r>
+        <w:t xml:space="preserve"> </w:t>
+      </w:r>
+      <w:r>
+        <w:t xml:space="preserve">there’s nothing that MUST be answered up front. Passing/answering it just</w:t>
+      </w:r>
+      <w:r>
+        <w:t xml:space="preserve"> </w:t>
+      </w:r>
+      <w:r>
+        <w:t xml:space="preserve">adds an extra safety-net scope check and gives quarantine a single common</w:t>
+      </w:r>
+      <w:r>
+        <w:t xml:space="preserve"> </w:t>
+      </w:r>
+      <w:r>
+        <w:t xml:space="preserve">root to anchor relative paths to; skipping it means each item quarantines</w:t>
+      </w:r>
+      <w:r>
+        <w:t xml:space="preserve"> </w:t>
+      </w:r>
+      <w:r>
+        <w:t xml:space="preserve">relative to its own share/drive root instead. See §7.1.</w:t>
+      </w:r>
+    </w:p>
+    <w:bookmarkEnd w:id="24"/>
+    <w:bookmarkEnd w:id="25"/>
+    <w:bookmarkStart w:id="28" w:name="getting-a-candidate-excel-two-ways"/>
+    <w:p>
+      <w:pPr>
+        <w:pStyle w:val="Heading1"/>
+      </w:pPr>
+      <w:r>
+        <w:t xml:space="preserve">5. Getting a candidate Excel — two ways</w:t>
+      </w:r>
+    </w:p>
+    <w:bookmarkStart w:id="26" w:name="a.-from-the-manageengine-tool"/>
+    <w:p>
+      <w:pPr>
+        <w:pStyle w:val="Heading2"/>
+      </w:pPr>
+      <w:r>
+        <w:t xml:space="preserve">5a. From the ManageEngine tool</w:t>
+      </w:r>
+    </w:p>
+    <w:p>
+      <w:pPr>
+        <w:pStyle w:val="FirstParagraph"/>
+      </w:pPr>
+      <w:r>
+        <w:t xml:space="preserve">If the team already has a ManageEngine-produced Excel export, skip straight</w:t>
+      </w:r>
+      <w:r>
+        <w:t xml:space="preserve"> </w:t>
+      </w:r>
+      <w:r>
+        <w:t xml:space="preserve">to §6. The file just needs a column of full paths (default column name</w:t>
+      </w:r>
+      <w:r>
+        <w:t xml:space="preserve"> </w:t>
+      </w:r>
+      <w:r>
+        <w:rPr>
+          <w:rStyle w:val="VerbatimChar"/>
+        </w:rPr>
+        <w:t xml:space="preserve">Path</w:t>
+      </w:r>
+      <w:r>
+        <w:t xml:space="preserve"> </w:t>
+      </w:r>
+      <w:r>
+        <w:t xml:space="preserve">— see</w:t>
+      </w:r>
+      <w:r>
+        <w:t xml:space="preserve"> </w:t>
+      </w:r>
+      <w:r>
+        <w:rPr>
+          <w:rStyle w:val="VerbatimChar"/>
+        </w:rPr>
+        <w:t xml:space="preserve">-PathColumn</w:t>
+      </w:r>
+      <w:r>
+        <w:t xml:space="preserve"> </w:t>
+      </w:r>
+      <w:r>
+        <w:t xml:space="preserve">if it’s named differently).</w:t>
+      </w:r>
+    </w:p>
+    <w:bookmarkEnd w:id="26"/>
+    <w:bookmarkStart w:id="27" w:name="X775658de949c83863e7ad40cd6aa39265b33ec4"/>
+    <w:p>
+      <w:pPr>
+        <w:pStyle w:val="Heading2"/>
+      </w:pPr>
+      <w:r>
+        <w:t xml:space="preserve">5b. By running a direct scan (</w:t>
+      </w:r>
+      <w:r>
+        <w:rPr>
+          <w:rStyle w:val="VerbatimChar"/>
+        </w:rPr>
+        <w:t xml:space="preserve">Find-GovernedCandidatesByScan.ps1</w:t>
+      </w:r>
+      <w:r>
+        <w:t xml:space="preserve">)</w:t>
+      </w:r>
+    </w:p>
+    <w:p>
+      <w:pPr>
+        <w:pStyle w:val="FirstParagraph"/>
+      </w:pPr>
+      <w:r>
+        <w:t xml:space="preserve">Use this when a ManageEngine export isn’t available. It never touches a</w:t>
+      </w:r>
+      <w:r>
+        <w:t xml:space="preserve"> </w:t>
+      </w:r>
+      <w:r>
+        <w:t xml:space="preserve">file — it only scans and reports. Simplest option: just run</w:t>
+      </w:r>
+      <w:r>
+        <w:t xml:space="preserve"> </w:t>
+      </w:r>
+      <w:r>
+        <w:rPr>
+          <w:rStyle w:val="VerbatimChar"/>
+        </w:rPr>
+        <w:t xml:space="preserve">.\Find-GovernedCandidatesByScan.ps1</w:t>
+      </w:r>
+      <w:r>
+        <w:t xml:space="preserve"> </w:t>
+      </w:r>
+      <w:r>
+        <w:t xml:space="preserve">with no parameters and answer the</w:t>
+      </w:r>
+      <w:r>
+        <w:t xml:space="preserve"> </w:t>
+      </w:r>
+      <w:r>
+        <w:t xml:space="preserve">three questions it asks (which folder to scan, where to save the results,</w:t>
+      </w:r>
+      <w:r>
+        <w:t xml:space="preserve"> </w:t>
+      </w:r>
+      <w:r>
+        <w:t xml:space="preserve">how many years old counts as</w:t>
+      </w:r>
+      <w:r>
+        <w:t xml:space="preserve"> </w:t>
+      </w:r>
+      <w:r>
+        <w:t xml:space="preserve">“old”</w:t>
+      </w:r>
+      <w:r>
+        <w:t xml:space="preserve">).</w:t>
+      </w:r>
+    </w:p>
+    <w:p>
+      <w:pPr>
+        <w:pStyle w:val="BodyText"/>
+      </w:pPr>
       <w:r>
         <w:rPr>
           <w:b/>
           <w:bCs/>
         </w:rPr>
-        <w:t xml:space="preserve">7+ years old</w:t>
-      </w:r>
-      <w:r>
-        <w:t xml:space="preserve"> </w:t>
-      </w:r>
-      <w:r>
-        <w:t xml:space="preserve">(configurable via</w:t>
-      </w:r>
-      <w:r>
-        <w:t xml:space="preserve"> </w:t>
-      </w:r>
-      <w:r>
-        <w:rPr>
-          <w:rStyle w:val="VerbatimChar"/>
-        </w:rPr>
-        <w:t xml:space="preserve">-OlderThanYears</w:t>
-      </w:r>
-      <w:r>
-        <w:t xml:space="preserve">)</w:t>
-      </w:r>
-      <w:r>
-        <w:t xml:space="preserve"> </w:t>
-      </w:r>
-      <w:r>
-        <w:rPr>
-          <w:b/>
-          <w:bCs/>
-        </w:rPr>
-        <w:t xml:space="preserve">whose</w:t>
-      </w:r>
-      <w:r>
-        <w:rPr>
-          <w:b/>
-          <w:bCs/>
-        </w:rPr>
-        <w:t xml:space="preserve"> </w:t>
-      </w:r>
-      <w:r>
-        <w:rPr>
-          <w:b/>
-          <w:bCs/>
-        </w:rPr>
-        <w:t xml:space="preserve">NTFS owner’s AD account is disabled</w:t>
-      </w:r>
-      <w:r>
-        <w:t xml:space="preserve">.</w:t>
-      </w:r>
-    </w:p>
-    <w:p>
-      <w:pPr>
-        <w:pStyle w:val="Compact"/>
-        <w:numPr>
-          <w:ilvl w:val="0"/>
-          <w:numId w:val="1004"/>
-        </w:numPr>
-      </w:pPr>
-      <w:r>
-        <w:t xml:space="preserve">Any</w:t>
-      </w:r>
-      <w:r>
-        <w:t xml:space="preserve"> </w:t>
-      </w:r>
-      <w:r>
-        <w:rPr>
-          <w:b/>
-          <w:bCs/>
-        </w:rPr>
-        <w:t xml:space="preserve">0-byte file</w:t>
-      </w:r>
-      <w:r>
-        <w:t xml:space="preserve">, regardless of age (skip with</w:t>
-      </w:r>
-      <w:r>
-        <w:t xml:space="preserve"> </w:t>
-      </w:r>
-      <w:r>
-        <w:rPr>
-          <w:rStyle w:val="VerbatimChar"/>
-        </w:rPr>
-        <w:t xml:space="preserve">-SkipZeroByteFiles</w:t>
-      </w:r>
-      <w:r>
-        <w:t xml:space="preserve">).</w:t>
-      </w:r>
-    </w:p>
-    <w:p>
-      <w:pPr>
-        <w:pStyle w:val="Compact"/>
-        <w:numPr>
-          <w:ilvl w:val="0"/>
-          <w:numId w:val="1004"/>
-        </w:numPr>
-      </w:pPr>
-      <w:r>
-        <w:t xml:space="preserve">It does</w:t>
-      </w:r>
-      <w:r>
-        <w:t xml:space="preserve"> </w:t>
-      </w:r>
-      <w:r>
-        <w:rPr>
-          <w:b/>
-          <w:bCs/>
-        </w:rPr>
-        <w:t xml:space="preserve">not</w:t>
-      </w:r>
-      <w:r>
-        <w:t xml:space="preserve"> </w:t>
-      </w:r>
-      <w:r>
-        <w:t xml:space="preserve">look for duplicates — that rule is deliberately parked</w:t>
-      </w:r>
-      <w:r>
-        <w:t xml:space="preserve"> </w:t>
-      </w:r>
-      <w:r>
-        <w:t xml:space="preserve">(see §10).</w:t>
-      </w:r>
-    </w:p>
-    <w:p>
-      <w:pPr>
-        <w:pStyle w:val="FirstParagraph"/>
-      </w:pPr>
-      <w:r>
-        <w:rPr>
-          <w:b/>
-          <w:bCs/>
-        </w:rPr>
-        <w:t xml:space="preserve">Example — scan a share and write a candidate list:</w:t>
-      </w:r>
-    </w:p>
-    <w:p>
-      <w:pPr>
-        <w:pStyle w:val="SourceCode"/>
-      </w:pPr>
-      <w:r>
-        <w:rPr>
-          <w:rStyle w:val="OperatorTok"/>
-        </w:rPr>
-        <w:t xml:space="preserve">.</w:t>
-      </w:r>
-      <w:r>
-        <w:rPr>
-          <w:rStyle w:val="NormalTok"/>
-        </w:rPr>
-        <w:t xml:space="preserve">\Find-GovernedCandidatesByScan</w:t>
-      </w:r>
-      <w:r>
-        <w:rPr>
-          <w:rStyle w:val="OperatorTok"/>
-        </w:rPr>
-        <w:t xml:space="preserve">.</w:t>
-      </w:r>
-      <w:r>
-        <w:rPr>
-          <w:rStyle w:val="FunctionTok"/>
-        </w:rPr>
-        <w:t xml:space="preserve">ps1</w:t>
-      </w:r>
-      <w:r>
-        <w:rPr>
-          <w:rStyle w:val="NormalTok"/>
-        </w:rPr>
-        <w:t xml:space="preserve"> `</w:t>
-      </w:r>
-      <w:r>
-        <w:br/>
-      </w:r>
-      <w:r>
-        <w:rPr>
-          <w:rStyle w:val="NormalTok"/>
-        </w:rPr>
-        <w:t xml:space="preserve">    </w:t>
-      </w:r>
-      <w:r>
-        <w:rPr>
-          <w:rStyle w:val="OperatorTok"/>
-        </w:rPr>
-        <w:t xml:space="preserve">-</w:t>
-      </w:r>
-      <w:r>
-        <w:rPr>
-          <w:rStyle w:val="NormalTok"/>
-        </w:rPr>
-        <w:t xml:space="preserve">TargetPath </w:t>
-      </w:r>
-      <w:r>
-        <w:rPr>
-          <w:rStyle w:val="StringTok"/>
-        </w:rPr>
-        <w:t xml:space="preserve">"\\FS01\Projects"</w:t>
-      </w:r>
-      <w:r>
-        <w:rPr>
-          <w:rStyle w:val="NormalTok"/>
-        </w:rPr>
-        <w:t xml:space="preserve"> `</w:t>
-      </w:r>
-      <w:r>
-        <w:br/>
-      </w:r>
-      <w:r>
-        <w:rPr>
-          <w:rStyle w:val="NormalTok"/>
-        </w:rPr>
-        <w:t xml:space="preserve">    </w:t>
-      </w:r>
-      <w:r>
-        <w:rPr>
-          <w:rStyle w:val="OperatorTok"/>
-        </w:rPr>
-        <w:t xml:space="preserve">-</w:t>
-      </w:r>
-      <w:r>
-        <w:rPr>
-          <w:rStyle w:val="NormalTok"/>
-        </w:rPr>
-        <w:t xml:space="preserve">OutputExcelPath </w:t>
-      </w:r>
-      <w:r>
-        <w:rPr>
-          <w:rStyle w:val="StringTok"/>
-        </w:rPr>
-        <w:t xml:space="preserve">".\candidates-2026-07-24.xlsx"</w:t>
-      </w:r>
-    </w:p>
-    <w:p>
-      <w:pPr>
-        <w:pStyle w:val="FirstParagraph"/>
-      </w:pPr>
-      <w:r>
-        <w:rPr>
-          <w:b/>
-          <w:bCs/>
-        </w:rPr>
-        <w:t xml:space="preserve">If RSAT/ActiveDirectory isn’t installed on this host</w:t>
-      </w:r>
-      <w:r>
-        <w:t xml:space="preserve">, add</w:t>
-      </w:r>
-      <w:r>
-        <w:t xml:space="preserve"> </w:t>
-      </w:r>
-      <w:r>
-        <w:rPr>
-          <w:rStyle w:val="VerbatimChar"/>
-        </w:rPr>
-        <w:t xml:space="preserve">-SkipInactiveOwnerCheck</w:t>
-      </w:r>
-      <w:r>
-        <w:t xml:space="preserve"> </w:t>
-      </w:r>
-      <w:r>
-        <w:t xml:space="preserve">— the age and 0-byte rules still run, just without</w:t>
-      </w:r>
-      <w:r>
-        <w:t xml:space="preserve"> </w:t>
-      </w:r>
-      <w:r>
-        <w:t xml:space="preserve">the owner-activity check:</w:t>
-      </w:r>
-    </w:p>
-    <w:p>
-      <w:pPr>
-        <w:pStyle w:val="SourceCode"/>
-      </w:pPr>
-      <w:r>
-        <w:rPr>
-          <w:rStyle w:val="OperatorTok"/>
-        </w:rPr>
-        <w:t xml:space="preserve">.</w:t>
-      </w:r>
-      <w:r>
-        <w:rPr>
-          <w:rStyle w:val="NormalTok"/>
-        </w:rPr>
-        <w:t xml:space="preserve">\Find-GovernedCandidatesByScan</w:t>
-      </w:r>
-      <w:r>
-        <w:rPr>
-          <w:rStyle w:val="OperatorTok"/>
-        </w:rPr>
-        <w:t xml:space="preserve">.</w:t>
-      </w:r>
-      <w:r>
-        <w:rPr>
-          <w:rStyle w:val="FunctionTok"/>
-        </w:rPr>
-        <w:t xml:space="preserve">ps1</w:t>
-      </w:r>
-      <w:r>
-        <w:rPr>
-          <w:rStyle w:val="NormalTok"/>
-        </w:rPr>
-        <w:t xml:space="preserve"> `</w:t>
-      </w:r>
-      <w:r>
-        <w:br/>
-      </w:r>
-      <w:r>
-        <w:rPr>
-          <w:rStyle w:val="NormalTok"/>
-        </w:rPr>
-        <w:t xml:space="preserve">    </w:t>
-      </w:r>
-      <w:r>
-        <w:rPr>
-          <w:rStyle w:val="OperatorTok"/>
-        </w:rPr>
-        <w:t xml:space="preserve">-</w:t>
-      </w:r>
-      <w:r>
-        <w:rPr>
-          <w:rStyle w:val="NormalTok"/>
-        </w:rPr>
-        <w:t xml:space="preserve">TargetPath </w:t>
-      </w:r>
-      <w:r>
-        <w:rPr>
-          <w:rStyle w:val="StringTok"/>
-        </w:rPr>
-        <w:t xml:space="preserve">"\\FS01\Projects"</w:t>
-      </w:r>
-      <w:r>
-        <w:rPr>
-          <w:rStyle w:val="NormalTok"/>
-        </w:rPr>
-        <w:t xml:space="preserve"> `</w:t>
-      </w:r>
-      <w:r>
-        <w:br/>
-      </w:r>
-      <w:r>
-        <w:rPr>
-          <w:rStyle w:val="NormalTok"/>
-        </w:rPr>
-        <w:t xml:space="preserve">    </w:t>
-      </w:r>
-      <w:r>
-        <w:rPr>
-          <w:rStyle w:val="OperatorTok"/>
-        </w:rPr>
-        <w:t xml:space="preserve">-</w:t>
-      </w:r>
-      <w:r>
-        <w:rPr>
-          <w:rStyle w:val="NormalTok"/>
-        </w:rPr>
-        <w:t xml:space="preserve">SkipInactiveOwnerCheck `</w:t>
-      </w:r>
-      <w:r>
-        <w:br/>
-      </w:r>
-      <w:r>
-        <w:rPr>
-          <w:rStyle w:val="NormalTok"/>
-        </w:rPr>
-        <w:t xml:space="preserve">    </w:t>
-      </w:r>
-      <w:r>
-        <w:rPr>
-          <w:rStyle w:val="OperatorTok"/>
-        </w:rPr>
-        <w:t xml:space="preserve">-</w:t>
-      </w:r>
-      <w:r>
-        <w:rPr>
-          <w:rStyle w:val="NormalTok"/>
-        </w:rPr>
-        <w:t xml:space="preserve">OutputExcelPath </w:t>
-      </w:r>
-      <w:r>
-        <w:rPr>
-          <w:rStyle w:val="StringTok"/>
-        </w:rPr>
-        <w:t xml:space="preserve">".\candidates-2026-07-24.xlsx"</w:t>
-      </w:r>
-    </w:p>
-    <w:p>
-      <w:pPr>
-        <w:pStyle w:val="FirstParagraph"/>
-      </w:pPr>
-      <w:r>
-        <w:rPr>
-          <w:b/>
-          <w:bCs/>
-        </w:rPr>
-        <w:t xml:space="preserve">What you get:</w:t>
-      </w:r>
-      <w:r>
-        <w:t xml:space="preserve"> </w:t>
-      </w:r>
-      <w:r>
-        <w:t xml:space="preserve">an Excel file with</w:t>
-      </w:r>
-      <w:r>
-        <w:t xml:space="preserve"> </w:t>
-      </w:r>
-      <w:r>
-        <w:rPr>
-          <w:rStyle w:val="VerbatimChar"/>
-        </w:rPr>
-        <w:t xml:space="preserve">Path</w:t>
-      </w:r>
-      <w:r>
-        <w:t xml:space="preserve">,</w:t>
-      </w:r>
-      <w:r>
-        <w:t xml:space="preserve"> </w:t>
-      </w:r>
-      <w:r>
-        <w:rPr>
-          <w:rStyle w:val="VerbatimChar"/>
-        </w:rPr>
-        <w:t xml:space="preserve">Owner</w:t>
-      </w:r>
-      <w:r>
-        <w:t xml:space="preserve">,</w:t>
-      </w:r>
-      <w:r>
-        <w:t xml:space="preserve"> </w:t>
-      </w:r>
-      <w:r>
-        <w:rPr>
-          <w:rStyle w:val="VerbatimChar"/>
-        </w:rPr>
-        <w:t xml:space="preserve">MatchedRule</w:t>
-      </w:r>
-      <w:r>
-        <w:t xml:space="preserve">,</w:t>
-      </w:r>
-      <w:r>
-        <w:t xml:space="preserve"> </w:t>
-      </w:r>
-      <w:r>
-        <w:rPr>
-          <w:rStyle w:val="VerbatimChar"/>
-        </w:rPr>
-        <w:t xml:space="preserve">SizeBytes</w:t>
-      </w:r>
-      <w:r>
-        <w:t xml:space="preserve">,</w:t>
-      </w:r>
-      <w:r>
-        <w:t xml:space="preserve"> </w:t>
-      </w:r>
-      <w:r>
-        <w:rPr>
-          <w:rStyle w:val="VerbatimChar"/>
-        </w:rPr>
-        <w:t xml:space="preserve">LastWriteTime</w:t>
-      </w:r>
-      <w:r>
-        <w:t xml:space="preserve"> </w:t>
-      </w:r>
-      <w:r>
-        <w:t xml:space="preserve">columns — plus a CSV log with the same</w:t>
-      </w:r>
-      <w:r>
-        <w:t xml:space="preserve"> </w:t>
-      </w:r>
-      <w:r>
-        <w:t xml:space="preserve">information, written live as the scan runs (so nothing is lost even if the</w:t>
-      </w:r>
-      <w:r>
-        <w:t xml:space="preserve"> </w:t>
-      </w:r>
-      <w:r>
-        <w:t xml:space="preserve">scan is interrupted before the Excel is written).</w:t>
-      </w:r>
-    </w:p>
-    <w:p>
-      <w:pPr>
-        <w:pStyle w:val="BodyText"/>
-      </w:pPr>
-      <w:r>
-        <w:t xml:space="preserve">The script prints a suggested next command at the end, using the exact</w:t>
-      </w:r>
-      <w:r>
-        <w:t xml:space="preserve"> </w:t>
-      </w:r>
-      <w:r>
-        <w:rPr>
-          <w:rStyle w:val="VerbatimChar"/>
-        </w:rPr>
-        <w:t xml:space="preserve">-TargetPath</w:t>
-      </w:r>
-      <w:r>
-        <w:t xml:space="preserve"> </w:t>
-      </w:r>
-      <w:r>
-        <w:t xml:space="preserve">you gave it as the (optional)</w:t>
-      </w:r>
-      <w:r>
-        <w:t xml:space="preserve"> </w:t>
-      </w:r>
-      <w:r>
-        <w:rPr>
-          <w:rStyle w:val="VerbatimChar"/>
-        </w:rPr>
-        <w:t xml:space="preserve">-TargetDrive</w:t>
-      </w:r>
-      <w:r>
-        <w:t xml:space="preserve"> </w:t>
-      </w:r>
-      <w:r>
-        <w:t xml:space="preserve">for step 6 — copy</w:t>
-      </w:r>
-      <w:r>
-        <w:t xml:space="preserve"> </w:t>
-      </w:r>
-      <w:r>
-        <w:t xml:space="preserve">that line rather than retyping it if you want that extra scope check.</w:t>
-      </w:r>
-    </w:p>
-    <w:bookmarkEnd w:id="25"/>
-    <w:bookmarkEnd w:id="26"/>
-    <w:bookmarkStart w:id="27" w:name="governance-review"/>
-    <w:p>
-      <w:pPr>
-        <w:pStyle w:val="Heading1"/>
-      </w:pPr>
-      <w:r>
-        <w:t xml:space="preserve">6. Governance review</w:t>
-      </w:r>
-    </w:p>
-    <w:p>
-      <w:pPr>
-        <w:pStyle w:val="FirstParagraph"/>
-      </w:pPr>
-      <w:r>
-        <w:t xml:space="preserve">Before running anything with</w:t>
-      </w:r>
-      <w:r>
-        <w:t xml:space="preserve"> </w:t>
-      </w:r>
-      <w:r>
-        <w:rPr>
-          <w:rStyle w:val="VerbatimChar"/>
-        </w:rPr>
-        <w:t xml:space="preserve">-Execute</w:t>
-      </w:r>
-      <w:r>
-        <w:t xml:space="preserve">, the candidate Excel (from either</w:t>
-      </w:r>
-      <w:r>
-        <w:t xml:space="preserve"> </w:t>
-      </w:r>
-      <w:r>
-        <w:t xml:space="preserve">5a or 5b) should go through the same review your team already does for</w:t>
-      </w:r>
-      <w:r>
-        <w:t xml:space="preserve"> </w:t>
-      </w:r>
-      <w:r>
-        <w:t xml:space="preserve">ManageEngine output — business owner review, legal hold check, whatever your</w:t>
-      </w:r>
-      <w:r>
-        <w:t xml:space="preserve"> </w:t>
-      </w:r>
-      <w:r>
-        <w:t xml:space="preserve">process requires. This package doesn’t automate that step; it’s a manual</w:t>
-      </w:r>
-      <w:r>
-        <w:t xml:space="preserve"> </w:t>
-      </w:r>
-      <w:r>
-        <w:t xml:space="preserve">gate by design.</w:t>
-      </w:r>
-    </w:p>
-    <w:bookmarkEnd w:id="27"/>
-    <w:bookmarkStart w:id="33" w:name="X34b86626be4f464a2273ee729b28474f1b61730"/>
-    <w:p>
-      <w:pPr>
-        <w:pStyle w:val="Heading1"/>
-      </w:pPr>
-      <w:r>
-        <w:t xml:space="preserve">7. Acting on the candidate list (</w:t>
-      </w:r>
-      <w:r>
-        <w:rPr>
-          <w:rStyle w:val="VerbatimChar"/>
-        </w:rPr>
-        <w:t xml:space="preserve">Invoke-GovernedDeletionFromExcel.ps1</w:t>
-      </w:r>
-      <w:r>
-        <w:t xml:space="preserve">)</w:t>
-      </w:r>
-    </w:p>
-    <w:p>
-      <w:pPr>
-        <w:pStyle w:val="FirstParagraph"/>
-      </w:pPr>
-      <w:r>
-        <w:t xml:space="preserve">This is the only script that quarantines or deletes anything.</w:t>
-      </w:r>
-    </w:p>
-    <w:bookmarkStart w:id="28" w:name="dry-run-always-do-this-first"/>
-    <w:p>
-      <w:pPr>
-        <w:pStyle w:val="Heading2"/>
-      </w:pPr>
-      <w:r>
-        <w:t xml:space="preserve">7.1 Dry run (always do this first)</w:t>
-      </w:r>
-    </w:p>
-    <w:p>
-      <w:pPr>
-        <w:pStyle w:val="SourceCode"/>
-      </w:pPr>
-      <w:r>
-        <w:rPr>
-          <w:rStyle w:val="OperatorTok"/>
-        </w:rPr>
-        <w:t xml:space="preserve">.</w:t>
-      </w:r>
-      <w:r>
-        <w:rPr>
-          <w:rStyle w:val="NormalTok"/>
-        </w:rPr>
-        <w:t xml:space="preserve">\Invoke-GovernedDeletionFromExcel</w:t>
-      </w:r>
-      <w:r>
-        <w:rPr>
-          <w:rStyle w:val="OperatorTok"/>
-        </w:rPr>
-        <w:t xml:space="preserve">.</w:t>
-      </w:r>
-      <w:r>
-        <w:rPr>
-          <w:rStyle w:val="FunctionTok"/>
-        </w:rPr>
-        <w:t xml:space="preserve">ps1</w:t>
-      </w:r>
-      <w:r>
-        <w:rPr>
-          <w:rStyle w:val="NormalTok"/>
-        </w:rPr>
-        <w:t xml:space="preserve"> `</w:t>
-      </w:r>
-      <w:r>
-        <w:br/>
-      </w:r>
-      <w:r>
-        <w:rPr>
-          <w:rStyle w:val="NormalTok"/>
-        </w:rPr>
-        <w:t xml:space="preserve">    </w:t>
-      </w:r>
-      <w:r>
-        <w:rPr>
-          <w:rStyle w:val="OperatorTok"/>
-        </w:rPr>
-        <w:t xml:space="preserve">-</w:t>
-      </w:r>
-      <w:r>
-        <w:rPr>
-          <w:rStyle w:val="NormalTok"/>
-        </w:rPr>
-        <w:t xml:space="preserve">ExcelPath </w:t>
-      </w:r>
-      <w:r>
-        <w:rPr>
-          <w:rStyle w:val="StringTok"/>
-        </w:rPr>
-        <w:t xml:space="preserve">".\candidates-2026-07-24.xlsx"</w:t>
-      </w:r>
-      <w:r>
-        <w:rPr>
-          <w:rStyle w:val="NormalTok"/>
-        </w:rPr>
-        <w:t xml:space="preserve"> `</w:t>
-      </w:r>
-      <w:r>
-        <w:br/>
-      </w:r>
-      <w:r>
-        <w:rPr>
-          <w:rStyle w:val="NormalTok"/>
-        </w:rPr>
-        <w:t xml:space="preserve">    </w:t>
-      </w:r>
-      <w:r>
-        <w:rPr>
-          <w:rStyle w:val="OperatorTok"/>
-        </w:rPr>
-        <w:t xml:space="preserve">-</w:t>
-      </w:r>
-      <w:r>
-        <w:rPr>
-          <w:rStyle w:val="NormalTok"/>
-        </w:rPr>
-        <w:t xml:space="preserve">ActivityType Quarantine `</w:t>
-      </w:r>
-      <w:r>
-        <w:br/>
-      </w:r>
-      <w:r>
-        <w:rPr>
-          <w:rStyle w:val="NormalTok"/>
-        </w:rPr>
-        <w:t xml:space="preserve">    </w:t>
-      </w:r>
-      <w:r>
-        <w:rPr>
-          <w:rStyle w:val="OperatorTok"/>
-        </w:rPr>
-        <w:t xml:space="preserve">-</w:t>
-      </w:r>
-      <w:r>
-        <w:rPr>
-          <w:rStyle w:val="NormalTok"/>
-        </w:rPr>
-        <w:t xml:space="preserve">QuarantineRoot </w:t>
-      </w:r>
-      <w:r>
-        <w:rPr>
-          <w:rStyle w:val="StringTok"/>
-        </w:rPr>
-        <w:t xml:space="preserve">"\\FS01\_Quarantine"</w:t>
-      </w:r>
-    </w:p>
-    <w:p>
-      <w:pPr>
-        <w:pStyle w:val="FirstParagraph"/>
-      </w:pPr>
-      <w:r>
-        <w:rPr>
-          <w:rStyle w:val="VerbatimChar"/>
-        </w:rPr>
-        <w:t xml:space="preserve">-TargetDrive</w:t>
-      </w:r>
-      <w:r>
-        <w:t xml:space="preserve"> </w:t>
-      </w:r>
-      <w:r>
-        <w:t xml:space="preserve">is not required — each row’s own path is already in the Excel.</w:t>
-      </w:r>
-      <w:r>
-        <w:t xml:space="preserve"> </w:t>
-      </w:r>
-      <w:r>
-        <w:t xml:space="preserve">Add</w:t>
-      </w:r>
-      <w:r>
-        <w:t xml:space="preserve"> </w:t>
-      </w:r>
-      <w:r>
-        <w:rPr>
-          <w:rStyle w:val="VerbatimChar"/>
-        </w:rPr>
-        <w:t xml:space="preserve">-TargetDrive "\\FS01\Projects"</w:t>
-      </w:r>
-      <w:r>
-        <w:t xml:space="preserve"> </w:t>
-      </w:r>
-      <w:r>
-        <w:t xml:space="preserve">only if you want the extra safety net of</w:t>
-      </w:r>
-      <w:r>
-        <w:t xml:space="preserve"> </w:t>
-      </w:r>
-      <w:r>
-        <w:t xml:space="preserve">skipping any row that isn’t under that root, and a single common anchor for</w:t>
-      </w:r>
-      <w:r>
-        <w:t xml:space="preserve"> </w:t>
-      </w:r>
-      <w:r>
-        <w:t xml:space="preserve">quarantine’s relative paths instead of each item using its own share/drive</w:t>
-      </w:r>
-      <w:r>
-        <w:t xml:space="preserve"> </w:t>
-      </w:r>
-      <w:r>
-        <w:t xml:space="preserve">root.</w:t>
-      </w:r>
-    </w:p>
-    <w:p>
-      <w:pPr>
-        <w:pStyle w:val="BodyText"/>
-      </w:pPr>
-      <w:r>
-        <w:t xml:space="preserve">The</w:t>
-      </w:r>
-      <w:r>
-        <w:t xml:space="preserve"> </w:t>
-      </w:r>
-      <w:r>
-        <w:rPr>
-          <w:b/>
-          <w:bCs/>
-        </w:rPr>
-        <w:t xml:space="preserve">only</w:t>
-      </w:r>
-      <w:r>
-        <w:t xml:space="preserve"> </w:t>
-      </w:r>
-      <w:r>
-        <w:t xml:space="preserve">prompt you’ll see is for</w:t>
-      </w:r>
-      <w:r>
-        <w:t xml:space="preserve"> </w:t>
-      </w:r>
-      <w:r>
-        <w:rPr>
-          <w:rStyle w:val="VerbatimChar"/>
-        </w:rPr>
-        <w:t xml:space="preserve">-ActivityType</w:t>
-      </w:r>
-      <w:r>
-        <w:t xml:space="preserve">, since it wasn’t passed</w:t>
-      </w:r>
-      <w:r>
-        <w:t xml:space="preserve"> </w:t>
-      </w:r>
-      <w:r>
-        <w:t xml:space="preserve">above — type</w:t>
-      </w:r>
-      <w:r>
-        <w:t xml:space="preserve"> </w:t>
-      </w:r>
-      <w:r>
-        <w:rPr>
-          <w:rStyle w:val="VerbatimChar"/>
-        </w:rPr>
-        <w:t xml:space="preserve">Quarantine</w:t>
-      </w:r>
-      <w:r>
-        <w:t xml:space="preserve"> </w:t>
-      </w:r>
-      <w:r>
-        <w:t xml:space="preserve">or</w:t>
-      </w:r>
-      <w:r>
-        <w:t xml:space="preserve"> </w:t>
-      </w:r>
-      <w:r>
-        <w:rPr>
-          <w:rStyle w:val="VerbatimChar"/>
-        </w:rPr>
-        <w:t xml:space="preserve">Delete</w:t>
-      </w:r>
-      <w:r>
-        <w:t xml:space="preserve"> </w:t>
-      </w:r>
-      <w:r>
-        <w:t xml:space="preserve">when asked. If you passed</w:t>
-      </w:r>
-      <w:r>
-        <w:t xml:space="preserve"> </w:t>
-      </w:r>
-      <w:r>
-        <w:rPr>
-          <w:rStyle w:val="VerbatimChar"/>
-        </w:rPr>
-        <w:t xml:space="preserve">-ActivityType</w:t>
-      </w:r>
-      <w:r>
-        <w:t xml:space="preserve"> </w:t>
-      </w:r>
-      <w:r>
-        <w:t xml:space="preserve">already (as in this example), there’s no prompt at all — the run starts</w:t>
-      </w:r>
-      <w:r>
-        <w:t xml:space="preserve"> </w:t>
-      </w:r>
-      <w:r>
-        <w:t xml:space="preserve">immediately.</w:t>
-      </w:r>
-    </w:p>
-    <w:p>
-      <w:pPr>
-        <w:pStyle w:val="BodyText"/>
-      </w:pPr>
-      <w:r>
-        <w:t xml:space="preserve">You’ll see, per row: a live colored console line (</w:t>
-      </w:r>
-      <w:r>
-        <w:rPr>
-          <w:rStyle w:val="VerbatimChar"/>
-        </w:rPr>
-        <w:t xml:space="preserve">WouldQuarantine</w:t>
-      </w:r>
-      <w:r>
-        <w:t xml:space="preserve">, yellow),</w:t>
-      </w:r>
-      <w:r>
-        <w:t xml:space="preserve"> </w:t>
-      </w:r>
-      <w:r>
-        <w:t xml:space="preserve">a running progress count, and a final summary. Open the Excel afterward —</w:t>
-      </w:r>
-      <w:r>
-        <w:t xml:space="preserve"> </w:t>
-      </w:r>
-      <w:r>
-        <w:t xml:space="preserve">every row now has</w:t>
-      </w:r>
-      <w:r>
-        <w:t xml:space="preserve"> </w:t>
-      </w:r>
-      <w:r>
-        <w:rPr>
-          <w:rStyle w:val="VerbatimChar"/>
-        </w:rPr>
-        <w:t xml:space="preserve">CleanupStatus</w:t>
-      </w:r>
-      <w:r>
-        <w:t xml:space="preserve">,</w:t>
-      </w:r>
-      <w:r>
-        <w:t xml:space="preserve"> </w:t>
-      </w:r>
-      <w:r>
-        <w:rPr>
-          <w:rStyle w:val="VerbatimChar"/>
-        </w:rPr>
-        <w:t xml:space="preserve">CleanupDetail</w:t>
-      </w:r>
-      <w:r>
-        <w:t xml:space="preserve"> </w:t>
-      </w:r>
-      <w:r>
-        <w:t xml:space="preserve">(the would-be quarantine</w:t>
-      </w:r>
-      <w:r>
-        <w:t xml:space="preserve"> </w:t>
-      </w:r>
-      <w:r>
-        <w:t xml:space="preserve">path),</w:t>
-      </w:r>
-      <w:r>
-        <w:t xml:space="preserve"> </w:t>
-      </w:r>
-      <w:r>
-        <w:rPr>
-          <w:rStyle w:val="VerbatimChar"/>
-        </w:rPr>
-        <w:t xml:space="preserve">CleanupTimestamp</w:t>
-      </w:r>
-      <w:r>
-        <w:t xml:space="preserve">, and</w:t>
-      </w:r>
-      <w:r>
-        <w:t xml:space="preserve"> </w:t>
-      </w:r>
-      <w:r>
-        <w:rPr>
-          <w:rStyle w:val="VerbatimChar"/>
-        </w:rPr>
-        <w:t xml:space="preserve">CleanupBy</w:t>
-      </w:r>
-      <w:r>
-        <w:t xml:space="preserve"> </w:t>
-      </w:r>
-      <w:r>
-        <w:t xml:space="preserve">columns. Review this output.</w:t>
-      </w:r>
-    </w:p>
-    <w:bookmarkEnd w:id="28"/>
-    <w:bookmarkStart w:id="29" w:name="real-run"/>
-    <w:p>
-      <w:pPr>
-        <w:pStyle w:val="Heading2"/>
-      </w:pPr>
-      <w:r>
-        <w:t xml:space="preserve">7.2 Real run</w:t>
-      </w:r>
-    </w:p>
-    <w:p>
-      <w:pPr>
-        <w:pStyle w:val="FirstParagraph"/>
-      </w:pPr>
-      <w:r>
-        <w:t xml:space="preserve">Once the dry run looks right, add</w:t>
-      </w:r>
-      <w:r>
-        <w:t xml:space="preserve"> </w:t>
-      </w:r>
-      <w:r>
-        <w:rPr>
-          <w:rStyle w:val="VerbatimChar"/>
-        </w:rPr>
-        <w:t xml:space="preserve">-Execute</w:t>
-      </w:r>
-      <w:r>
-        <w:t xml:space="preserve">:</w:t>
-      </w:r>
-    </w:p>
-    <w:p>
-      <w:pPr>
-        <w:pStyle w:val="SourceCode"/>
-      </w:pPr>
-      <w:r>
-        <w:rPr>
-          <w:rStyle w:val="OperatorTok"/>
-        </w:rPr>
-        <w:t xml:space="preserve">.</w:t>
-      </w:r>
-      <w:r>
-        <w:rPr>
-          <w:rStyle w:val="NormalTok"/>
-        </w:rPr>
-        <w:t xml:space="preserve">\Invoke-GovernedDeletionFromExcel</w:t>
-      </w:r>
-      <w:r>
-        <w:rPr>
-          <w:rStyle w:val="OperatorTok"/>
-        </w:rPr>
-        <w:t xml:space="preserve">.</w:t>
-      </w:r>
-      <w:r>
-        <w:rPr>
-          <w:rStyle w:val="FunctionTok"/>
-        </w:rPr>
-        <w:t xml:space="preserve">ps1</w:t>
-      </w:r>
-      <w:r>
-        <w:rPr>
-          <w:rStyle w:val="NormalTok"/>
-        </w:rPr>
-        <w:t xml:space="preserve"> `</w:t>
-      </w:r>
-      <w:r>
-        <w:br/>
-      </w:r>
-      <w:r>
-        <w:rPr>
-          <w:rStyle w:val="NormalTok"/>
-        </w:rPr>
-        <w:t xml:space="preserve">    </w:t>
-      </w:r>
-      <w:r>
-        <w:rPr>
-          <w:rStyle w:val="OperatorTok"/>
-        </w:rPr>
-        <w:t xml:space="preserve">-</w:t>
-      </w:r>
-      <w:r>
-        <w:rPr>
-          <w:rStyle w:val="NormalTok"/>
-        </w:rPr>
-        <w:t xml:space="preserve">ExcelPath </w:t>
-      </w:r>
-      <w:r>
-        <w:rPr>
-          <w:rStyle w:val="StringTok"/>
-        </w:rPr>
-        <w:t xml:space="preserve">".\candidates-2026-07-24.xlsx"</w:t>
-      </w:r>
-      <w:r>
-        <w:rPr>
-          <w:rStyle w:val="NormalTok"/>
-        </w:rPr>
-        <w:t xml:space="preserve"> `</w:t>
-      </w:r>
-      <w:r>
-        <w:br/>
-      </w:r>
-      <w:r>
-        <w:rPr>
-          <w:rStyle w:val="NormalTok"/>
-        </w:rPr>
-        <w:t xml:space="preserve">    </w:t>
-      </w:r>
-      <w:r>
-        <w:rPr>
-          <w:rStyle w:val="OperatorTok"/>
-        </w:rPr>
-        <w:t xml:space="preserve">-</w:t>
-      </w:r>
-      <w:r>
-        <w:rPr>
-          <w:rStyle w:val="NormalTok"/>
-        </w:rPr>
-        <w:t xml:space="preserve">ActivityType Quarantine `</w:t>
-      </w:r>
-      <w:r>
-        <w:br/>
-      </w:r>
-      <w:r>
-        <w:rPr>
-          <w:rStyle w:val="NormalTok"/>
-        </w:rPr>
-        <w:t xml:space="preserve">    </w:t>
-      </w:r>
-      <w:r>
-        <w:rPr>
-          <w:rStyle w:val="OperatorTok"/>
-        </w:rPr>
-        <w:t xml:space="preserve">-</w:t>
-      </w:r>
-      <w:r>
-        <w:rPr>
-          <w:rStyle w:val="NormalTok"/>
-        </w:rPr>
-        <w:t xml:space="preserve">QuarantineRoot </w:t>
-      </w:r>
-      <w:r>
-        <w:rPr>
-          <w:rStyle w:val="StringTok"/>
-        </w:rPr>
-        <w:t xml:space="preserve">"\\FS01\_Quarantine"</w:t>
-      </w:r>
-      <w:r>
-        <w:rPr>
-          <w:rStyle w:val="NormalTok"/>
-        </w:rPr>
-        <w:t xml:space="preserve"> `</w:t>
-      </w:r>
-      <w:r>
-        <w:br/>
-      </w:r>
-      <w:r>
-        <w:rPr>
-          <w:rStyle w:val="NormalTok"/>
-        </w:rPr>
-        <w:t xml:space="preserve">    </w:t>
-      </w:r>
-      <w:r>
-        <w:rPr>
-          <w:rStyle w:val="OperatorTok"/>
-        </w:rPr>
-        <w:t xml:space="preserve">-</w:t>
-      </w:r>
-      <w:r>
-        <w:rPr>
-          <w:rStyle w:val="NormalTok"/>
-        </w:rPr>
-        <w:t xml:space="preserve">Execute</w:t>
-      </w:r>
-    </w:p>
-    <w:p>
-      <w:pPr>
-        <w:pStyle w:val="FirstParagraph"/>
-      </w:pPr>
-      <w:r>
-        <w:t xml:space="preserve">Quarantined items move to</w:t>
-      </w:r>
-      <w:r>
-        <w:t xml:space="preserve"> </w:t>
-      </w:r>
-      <w:r>
-        <w:rPr>
-          <w:rStyle w:val="VerbatimChar"/>
-        </w:rPr>
-        <w:t xml:space="preserve">\\FS01\_Quarantine\&lt;run-timestamp&gt;\&lt;original relative path&gt;</w:t>
-      </w:r>
-      <w:r>
-        <w:t xml:space="preserve"> </w:t>
-      </w:r>
-      <w:r>
-        <w:t xml:space="preserve">— the</w:t>
-      </w:r>
-      <w:r>
-        <w:t xml:space="preserve"> </w:t>
-      </w:r>
-      <w:r>
-        <w:t xml:space="preserve">timestamped subfolder is what</w:t>
-      </w:r>
-      <w:r>
-        <w:t xml:space="preserve"> </w:t>
-      </w:r>
-      <w:r>
-        <w:rPr>
-          <w:rStyle w:val="VerbatimChar"/>
-        </w:rPr>
-        <w:t xml:space="preserve">Remove-ExpiredQuarantine.ps1</w:t>
-      </w:r>
-      <w:r>
-        <w:t xml:space="preserve"> </w:t>
-      </w:r>
-      <w:r>
-        <w:t xml:space="preserve">later uses to</w:t>
-      </w:r>
-      <w:r>
-        <w:t xml:space="preserve"> </w:t>
-      </w:r>
-      <w:r>
-        <w:t xml:space="preserve">know what’s eligible to purge (§9).</w:t>
-      </w:r>
-    </w:p>
-    <w:p>
-      <w:pPr>
-        <w:pStyle w:val="BodyText"/>
-      </w:pPr>
-      <w:r>
-        <w:t xml:space="preserve">For a</w:t>
-      </w:r>
-      <w:r>
-        <w:t xml:space="preserve"> </w:t>
-      </w:r>
-      <w:r>
-        <w:rPr>
-          <w:b/>
-          <w:bCs/>
-        </w:rPr>
-        <w:t xml:space="preserve">permanent delete</w:t>
-      </w:r>
-      <w:r>
-        <w:t xml:space="preserve"> </w:t>
-      </w:r>
-      <w:r>
-        <w:t xml:space="preserve">instead, use</w:t>
-      </w:r>
-      <w:r>
-        <w:t xml:space="preserve"> </w:t>
-      </w:r>
-      <w:r>
-        <w:rPr>
-          <w:rStyle w:val="VerbatimChar"/>
-        </w:rPr>
-        <w:t xml:space="preserve">-ActivityType Delete</w:t>
-      </w:r>
-      <w:r>
-        <w:t xml:space="preserve"> </w:t>
-      </w:r>
-      <w:r>
-        <w:t xml:space="preserve">(dry run</w:t>
-      </w:r>
-      <w:r>
-        <w:t xml:space="preserve"> </w:t>
-      </w:r>
-      <w:r>
-        <w:t xml:space="preserve">first, exactly the same way) — with</w:t>
-      </w:r>
-      <w:r>
-        <w:t xml:space="preserve"> </w:t>
-      </w:r>
-      <w:r>
-        <w:rPr>
-          <w:rStyle w:val="VerbatimChar"/>
-        </w:rPr>
-        <w:t xml:space="preserve">-Execute</w:t>
-      </w:r>
-      <w:r>
-        <w:t xml:space="preserve">, you’ll be asked to type a</w:t>
-      </w:r>
-      <w:r>
-        <w:t xml:space="preserve"> </w:t>
-      </w:r>
-      <w:r>
-        <w:t xml:space="preserve">confirmation phrase before anything is deleted: the target drive back, if</w:t>
-      </w:r>
-      <w:r>
-        <w:t xml:space="preserve"> </w:t>
-      </w:r>
-      <w:r>
-        <w:t xml:space="preserve">you passed</w:t>
-      </w:r>
-      <w:r>
-        <w:t xml:space="preserve"> </w:t>
-      </w:r>
-      <w:r>
-        <w:rPr>
-          <w:rStyle w:val="VerbatimChar"/>
-        </w:rPr>
-        <w:t xml:space="preserve">-TargetDrive</w:t>
-      </w:r>
-      <w:r>
-        <w:t xml:space="preserve">, otherwise the literal word</w:t>
-      </w:r>
-      <w:r>
-        <w:t xml:space="preserve"> </w:t>
-      </w:r>
-      <w:r>
-        <w:rPr>
-          <w:rStyle w:val="VerbatimChar"/>
-        </w:rPr>
-        <w:t xml:space="preserve">DELETE</w:t>
-      </w:r>
-      <w:r>
-        <w:t xml:space="preserve">.</w:t>
-      </w:r>
-    </w:p>
-    <w:bookmarkEnd w:id="29"/>
-    <w:bookmarkStart w:id="30" w:name="if-a-run-is-interrupted"/>
-    <w:p>
-      <w:pPr>
-        <w:pStyle w:val="Heading2"/>
-      </w:pPr>
-      <w:r>
-        <w:t xml:space="preserve">7.3 If a run is interrupted</w:t>
-      </w:r>
-    </w:p>
-    <w:p>
-      <w:pPr>
-        <w:pStyle w:val="FirstParagraph"/>
-      </w:pPr>
-      <w:r>
-        <w:t xml:space="preserve">Just re-run the exact same command. Rows already marked</w:t>
-      </w:r>
-      <w:r>
-        <w:t xml:space="preserve"> </w:t>
-      </w:r>
-      <w:r>
-        <w:rPr>
-          <w:rStyle w:val="VerbatimChar"/>
-        </w:rPr>
-        <w:t xml:space="preserve">Deleted</w:t>
-      </w:r>
-      <w:r>
-        <w:t xml:space="preserve"> </w:t>
-      </w:r>
-      <w:r>
-        <w:t xml:space="preserve">or</w:t>
-      </w:r>
-      <w:r>
-        <w:t xml:space="preserve"> </w:t>
-      </w:r>
-      <w:r>
-        <w:rPr>
-          <w:rStyle w:val="VerbatimChar"/>
-        </w:rPr>
-        <w:t xml:space="preserve">Quarantined</w:t>
-      </w:r>
-      <w:r>
-        <w:t xml:space="preserve"> </w:t>
-      </w:r>
-      <w:r>
-        <w:t xml:space="preserve">in the Excel are automatically skipped — only rows that</w:t>
-      </w:r>
-      <w:r>
-        <w:t xml:space="preserve"> </w:t>
-      </w:r>
-      <w:r>
-        <w:t xml:space="preserve">weren’t finished yet (blank,</w:t>
-      </w:r>
-      <w:r>
-        <w:t xml:space="preserve"> </w:t>
-      </w:r>
-      <w:r>
-        <w:rPr>
-          <w:rStyle w:val="VerbatimChar"/>
-        </w:rPr>
-        <w:t xml:space="preserve">Error</w:t>
-      </w:r>
-      <w:r>
-        <w:t xml:space="preserve">, or a</w:t>
-      </w:r>
-      <w:r>
-        <w:t xml:space="preserve"> </w:t>
-      </w:r>
-      <w:r>
-        <w:rPr>
-          <w:rStyle w:val="VerbatimChar"/>
-        </w:rPr>
-        <w:t xml:space="preserve">WouldX</w:t>
-      </w:r>
-      <w:r>
-        <w:t xml:space="preserve"> </w:t>
-      </w:r>
-      <w:r>
-        <w:t xml:space="preserve">from a prior dry run)</w:t>
-      </w:r>
-      <w:r>
-        <w:t xml:space="preserve"> </w:t>
-      </w:r>
-      <w:r>
-        <w:t xml:space="preserve">are (re)evaluated. It is always safe to re-run this script against the same</w:t>
-      </w:r>
-      <w:r>
-        <w:t xml:space="preserve"> </w:t>
-      </w:r>
-      <w:r>
-        <w:t xml:space="preserve">Excel file.</w:t>
-      </w:r>
-    </w:p>
-    <w:bookmarkEnd w:id="30"/>
-    <w:bookmarkStart w:id="31" w:name="if-the-excel-write-back-fails"/>
-    <w:p>
-      <w:pPr>
-        <w:pStyle w:val="Heading2"/>
-      </w:pPr>
-      <w:r>
-        <w:t xml:space="preserve">7.4 If the Excel write-back fails</w:t>
-      </w:r>
-    </w:p>
-    <w:p>
-      <w:pPr>
-        <w:pStyle w:val="FirstParagraph"/>
-      </w:pPr>
-      <w:r>
-        <w:t xml:space="preserve">If someone has the Excel file open, the write-back retries a few times</w:t>
-      </w:r>
-      <w:r>
-        <w:t xml:space="preserve"> </w:t>
-      </w:r>
-      <w:r>
-        <w:t xml:space="preserve">with a short delay, then gives up with a clear warning — but</w:t>
-      </w:r>
-      <w:r>
-        <w:t xml:space="preserve"> </w:t>
-      </w:r>
-      <w:r>
-        <w:rPr>
-          <w:b/>
-          <w:bCs/>
-        </w:rPr>
-        <w:t xml:space="preserve">the CSV log</w:t>
-      </w:r>
-      <w:r>
-        <w:rPr>
-          <w:b/>
-          <w:bCs/>
-        </w:rPr>
-        <w:t xml:space="preserve"> </w:t>
-      </w:r>
-      <w:r>
-        <w:rPr>
-          <w:b/>
-          <w:bCs/>
-        </w:rPr>
-        <w:t xml:space="preserve">next to it always has the complete, real result</w:t>
-      </w:r>
-      <w:r>
-        <w:t xml:space="preserve">, even if the Excel didn’t</w:t>
-      </w:r>
-      <w:r>
-        <w:t xml:space="preserve"> </w:t>
-      </w:r>
-      <w:r>
-        <w:t xml:space="preserve">get updated. Close the file and re-run the same command; already-completed</w:t>
-      </w:r>
-      <w:r>
-        <w:t xml:space="preserve"> </w:t>
-      </w:r>
-      <w:r>
-        <w:t xml:space="preserve">rows will be skipped per §7.3.</w:t>
-      </w:r>
-    </w:p>
-    <w:bookmarkEnd w:id="31"/>
-    <w:bookmarkStart w:id="32" w:name="if-the-excel-file-has-multiple-sheets"/>
-    <w:p>
-      <w:pPr>
-        <w:pStyle w:val="Heading2"/>
-      </w:pPr>
-      <w:r>
-        <w:t xml:space="preserve">7.5 If the Excel file has multiple sheets</w:t>
-      </w:r>
-    </w:p>
-    <w:p>
-      <w:pPr>
-        <w:pStyle w:val="FirstParagraph"/>
-      </w:pPr>
-      <w:r>
-        <w:t xml:space="preserve">Without</w:t>
-      </w:r>
-      <w:r>
-        <w:t xml:space="preserve"> </w:t>
-      </w:r>
-      <w:r>
-        <w:rPr>
-          <w:rStyle w:val="VerbatimChar"/>
-        </w:rPr>
-        <w:t xml:space="preserve">-WorksheetName</w:t>
-      </w:r>
-      <w:r>
-        <w:t xml:space="preserve">, the script reads whichever sheet is</w:t>
-      </w:r>
-      <w:r>
-        <w:t xml:space="preserve"> </w:t>
-      </w:r>
-      <w:r>
-        <w:rPr>
-          <w:b/>
-          <w:bCs/>
-        </w:rPr>
-        <w:t xml:space="preserve">first by</w:t>
-      </w:r>
-      <w:r>
-        <w:rPr>
-          <w:b/>
-          <w:bCs/>
-        </w:rPr>
-        <w:t xml:space="preserve"> </w:t>
-      </w:r>
-      <w:r>
-        <w:rPr>
-          <w:b/>
-          <w:bCs/>
-        </w:rPr>
-        <w:t xml:space="preserve">position</w:t>
-      </w:r>
-      <w:r>
-        <w:t xml:space="preserve"> </w:t>
-      </w:r>
-      <w:r>
-        <w:t xml:space="preserve">in the workbook, and writes the results back into that exact</w:t>
-      </w:r>
-      <w:r>
-        <w:t xml:space="preserve"> </w:t>
-      </w:r>
-      <w:r>
-        <w:t xml:space="preserve">same sheet — it resolves the sheet name once at the start of the run and</w:t>
-      </w:r>
-      <w:r>
-        <w:t xml:space="preserve"> </w:t>
-      </w:r>
-      <w:r>
-        <w:t xml:space="preserve">reuses it, so read and write can never end up targeting two different</w:t>
-      </w:r>
-      <w:r>
-        <w:t xml:space="preserve"> </w:t>
-      </w:r>
-      <w:r>
-        <w:t xml:space="preserve">sheets even if the first sheet isn’t named</w:t>
-      </w:r>
-      <w:r>
-        <w:t xml:space="preserve"> </w:t>
-      </w:r>
-      <w:r>
-        <w:rPr>
-          <w:rStyle w:val="VerbatimChar"/>
-        </w:rPr>
-        <w:t xml:space="preserve">Sheet1</w:t>
-      </w:r>
-      <w:r>
-        <w:t xml:space="preserve">.</w:t>
-      </w:r>
-    </w:p>
-    <w:p>
-      <w:pPr>
-        <w:pStyle w:val="BodyText"/>
-      </w:pPr>
-      <w:r>
-        <w:t xml:space="preserve">Still, if your workbook has more than one sheet,</w:t>
-      </w:r>
-      <w:r>
-        <w:t xml:space="preserve"> </w:t>
-      </w:r>
-      <w:r>
-        <w:rPr>
-          <w:b/>
-          <w:bCs/>
-        </w:rPr>
-        <w:t xml:space="preserve">pass</w:t>
-      </w:r>
-      <w:r>
-        <w:rPr>
-          <w:b/>
-          <w:bCs/>
-        </w:rPr>
-        <w:t xml:space="preserve"> </w:t>
-      </w:r>
-      <w:r>
-        <w:rPr>
-          <w:rStyle w:val="VerbatimChar"/>
-          <w:b/>
-          <w:bCs/>
-        </w:rPr>
-        <w:t xml:space="preserve">-WorksheetName</w:t>
-      </w:r>
-      <w:r>
-        <w:rPr>
-          <w:b/>
-          <w:bCs/>
-        </w:rPr>
-        <w:t xml:space="preserve"> </w:t>
-      </w:r>
-      <w:r>
-        <w:rPr>
-          <w:b/>
-          <w:bCs/>
-        </w:rPr>
-        <w:t xml:space="preserve">explicitly</w:t>
-      </w:r>
-      <w:r>
-        <w:t xml:space="preserve"> </w:t>
-      </w:r>
-      <w:r>
-        <w:t xml:space="preserve">naming the one with your candidate list. It removes any</w:t>
-      </w:r>
-      <w:r>
-        <w:t xml:space="preserve"> </w:t>
-      </w:r>
-      <w:r>
-        <w:t xml:space="preserve">ambiguity about which sheet is</w:t>
-      </w:r>
-      <w:r>
-        <w:t xml:space="preserve"> </w:t>
-      </w:r>
-      <w:r>
-        <w:t xml:space="preserve">“first,”</w:t>
-      </w:r>
-      <w:r>
-        <w:t xml:space="preserve"> </w:t>
-      </w:r>
-      <w:r>
-        <w:t xml:space="preserve">and it’s the only way to point the</w:t>
-      </w:r>
-      <w:r>
-        <w:t xml:space="preserve"> </w:t>
-      </w:r>
-      <w:r>
-        <w:t xml:space="preserve">script at a sheet that isn’t the first one:</w:t>
-      </w:r>
-    </w:p>
-    <w:p>
-      <w:pPr>
-        <w:pStyle w:val="SourceCode"/>
-      </w:pPr>
-      <w:r>
-        <w:rPr>
-          <w:rStyle w:val="OperatorTok"/>
-        </w:rPr>
-        <w:t xml:space="preserve">.</w:t>
-      </w:r>
-      <w:r>
-        <w:rPr>
-          <w:rStyle w:val="NormalTok"/>
-        </w:rPr>
-        <w:t xml:space="preserve">\Invoke-GovernedDeletionFromExcel</w:t>
-      </w:r>
-      <w:r>
-        <w:rPr>
-          <w:rStyle w:val="OperatorTok"/>
-        </w:rPr>
-        <w:t xml:space="preserve">.</w:t>
-      </w:r>
-      <w:r>
-        <w:rPr>
-          <w:rStyle w:val="FunctionTok"/>
-        </w:rPr>
-        <w:t xml:space="preserve">ps1</w:t>
-      </w:r>
-      <w:r>
-        <w:rPr>
-          <w:rStyle w:val="NormalTok"/>
-        </w:rPr>
-        <w:t xml:space="preserve"> </w:t>
-      </w:r>
-      <w:r>
-        <w:rPr>
-          <w:rStyle w:val="OperatorTok"/>
-        </w:rPr>
-        <w:t xml:space="preserve">-</w:t>
-      </w:r>
-      <w:r>
-        <w:rPr>
-          <w:rStyle w:val="NormalTok"/>
-        </w:rPr>
-        <w:t xml:space="preserve">ExcelPath </w:t>
-      </w:r>
-      <w:r>
-        <w:rPr>
-          <w:rStyle w:val="StringTok"/>
-        </w:rPr>
-        <w:t xml:space="preserve">".\export.xlsx"</w:t>
-      </w:r>
-      <w:r>
-        <w:rPr>
-          <w:rStyle w:val="NormalTok"/>
-        </w:rPr>
-        <w:t xml:space="preserve"> </w:t>
-      </w:r>
-      <w:r>
-        <w:rPr>
-          <w:rStyle w:val="OperatorTok"/>
-        </w:rPr>
-        <w:t xml:space="preserve">-</w:t>
-      </w:r>
-      <w:r>
-        <w:rPr>
-          <w:rStyle w:val="NormalTok"/>
-        </w:rPr>
-        <w:t xml:space="preserve">WorksheetName </w:t>
-      </w:r>
-      <w:r>
-        <w:rPr>
-          <w:rStyle w:val="StringTok"/>
-        </w:rPr>
-        <w:t xml:space="preserve">"Candidates"</w:t>
-      </w:r>
-      <w:r>
-        <w:rPr>
-          <w:rStyle w:val="NormalTok"/>
-        </w:rPr>
-        <w:t xml:space="preserve"> `</w:t>
-      </w:r>
-      <w:r>
-        <w:br/>
-      </w:r>
-      <w:r>
-        <w:rPr>
-          <w:rStyle w:val="NormalTok"/>
-        </w:rPr>
-        <w:t xml:space="preserve">    </w:t>
-      </w:r>
-      <w:r>
-        <w:rPr>
-          <w:rStyle w:val="OperatorTok"/>
-        </w:rPr>
-        <w:t xml:space="preserve">-</w:t>
-      </w:r>
-      <w:r>
-        <w:rPr>
-          <w:rStyle w:val="NormalTok"/>
-        </w:rPr>
-        <w:t xml:space="preserve">TargetDrive </w:t>
-      </w:r>
-      <w:r>
-        <w:rPr>
-          <w:rStyle w:val="StringTok"/>
-        </w:rPr>
-        <w:t xml:space="preserve">"\\FS01\Projects"</w:t>
-      </w:r>
-      <w:r>
-        <w:rPr>
-          <w:rStyle w:val="NormalTok"/>
-        </w:rPr>
-        <w:t xml:space="preserve"> </w:t>
-      </w:r>
-      <w:r>
-        <w:rPr>
-          <w:rStyle w:val="OperatorTok"/>
-        </w:rPr>
-        <w:t xml:space="preserve">-</w:t>
-      </w:r>
-      <w:r>
-        <w:rPr>
-          <w:rStyle w:val="NormalTok"/>
-        </w:rPr>
-        <w:t xml:space="preserve">ActivityType Quarantine </w:t>
-      </w:r>
-      <w:r>
-        <w:rPr>
-          <w:rStyle w:val="OperatorTok"/>
-        </w:rPr>
-        <w:t xml:space="preserve">-</w:t>
-      </w:r>
-      <w:r>
-        <w:rPr>
-          <w:rStyle w:val="NormalTok"/>
-        </w:rPr>
-        <w:t xml:space="preserve">QuarantineRoot </w:t>
-      </w:r>
-      <w:r>
-        <w:rPr>
-          <w:rStyle w:val="StringTok"/>
-        </w:rPr>
-        <w:t xml:space="preserve">"\\FS01\_Quarantine"</w:t>
-      </w:r>
-    </w:p>
-    <w:bookmarkEnd w:id="32"/>
-    <w:bookmarkEnd w:id="33"/>
-    <w:bookmarkStart w:id="34" w:name="testing-before-a-real-run"/>
-    <w:p>
-      <w:pPr>
-        <w:pStyle w:val="Heading1"/>
-      </w:pPr>
-      <w:r>
-        <w:t xml:space="preserve">8. Testing before a real run</w:t>
-      </w:r>
-    </w:p>
-    <w:p>
-      <w:pPr>
-        <w:pStyle w:val="FirstParagraph"/>
-      </w:pPr>
-      <w:r>
-        <w:t xml:space="preserve">The first time you use these scripts — or after any change to them — dry-run</w:t>
-      </w:r>
-      <w:r>
-        <w:t xml:space="preserve"> </w:t>
-      </w:r>
-      <w:r>
-        <w:t xml:space="preserve">against a small local/test folder with a handful of files (mix in a folder</w:t>
-      </w:r>
-      <w:r>
-        <w:t xml:space="preserve"> </w:t>
-      </w:r>
-      <w:r>
-        <w:t xml:space="preserve">path as well as file paths) before pointing anything at production data.</w:t>
-      </w:r>
-      <w:r>
-        <w:t xml:space="preserve"> </w:t>
-      </w:r>
-      <w:r>
-        <w:t xml:space="preserve">Confirm:</w:t>
+        <w:t xml:space="preserve">What it looks for:</w:t>
       </w:r>
     </w:p>
     <w:p>
@@ -3229,7 +1799,62 @@
         </w:numPr>
       </w:pPr>
       <w:r>
-        <w:t xml:space="preserve">The console output is readable and each row’s outcome makes sense.</w:t>
+        <w:t xml:space="preserve">Any file</w:t>
+      </w:r>
+      <w:r>
+        <w:t xml:space="preserve"> </w:t>
+      </w:r>
+      <w:r>
+        <w:rPr>
+          <w:b/>
+          <w:bCs/>
+        </w:rPr>
+        <w:t xml:space="preserve">7+ years old</w:t>
+      </w:r>
+      <w:r>
+        <w:t xml:space="preserve"> </w:t>
+      </w:r>
+      <w:r>
+        <w:t xml:space="preserve">(configurable via</w:t>
+      </w:r>
+      <w:r>
+        <w:t xml:space="preserve"> </w:t>
+      </w:r>
+      <w:r>
+        <w:rPr>
+          <w:rStyle w:val="VerbatimChar"/>
+        </w:rPr>
+        <w:t xml:space="preserve">-OlderThanYears</w:t>
+      </w:r>
+      <w:r>
+        <w:t xml:space="preserve">)</w:t>
+      </w:r>
+      <w:r>
+        <w:t xml:space="preserve"> </w:t>
+      </w:r>
+      <w:r>
+        <w:rPr>
+          <w:b/>
+          <w:bCs/>
+        </w:rPr>
+        <w:t xml:space="preserve">whose</w:t>
+      </w:r>
+      <w:r>
+        <w:rPr>
+          <w:b/>
+          <w:bCs/>
+        </w:rPr>
+        <w:t xml:space="preserve"> </w:t>
+      </w:r>
+      <w:r>
+        <w:rPr>
+          <w:b/>
+          <w:bCs/>
+        </w:rPr>
+        <w:t xml:space="preserve">NTFS owner’s AD account is disabled</w:t>
+      </w:r>
+      <w:r>
+        <w:t xml:space="preserve">.</w:t>
       </w:r>
     </w:p>
     <w:p>
@@ -3241,7 +1866,32 @@
         </w:numPr>
       </w:pPr>
       <w:r>
-        <w:t xml:space="preserve">The Excel gets the four new columns without losing any original column.</w:t>
+        <w:t xml:space="preserve">Any</w:t>
+      </w:r>
+      <w:r>
+        <w:t xml:space="preserve"> </w:t>
+      </w:r>
+      <w:r>
+        <w:rPr>
+          <w:b/>
+          <w:bCs/>
+        </w:rPr>
+        <w:t xml:space="preserve">0-byte file</w:t>
+      </w:r>
+      <w:r>
+        <w:t xml:space="preserve">, regardless of age (skip with</w:t>
+      </w:r>
+      <w:r>
+        <w:t xml:space="preserve"> </w:t>
+      </w:r>
+      <w:r>
+        <w:rPr>
+          <w:rStyle w:val="VerbatimChar"/>
+        </w:rPr>
+        <w:t xml:space="preserve">-SkipZeroByteFiles</w:t>
+      </w:r>
+      <w:r>
+        <w:t xml:space="preserve">).</w:t>
       </w:r>
     </w:p>
     <w:p>
@@ -3253,135 +1903,29 @@
         </w:numPr>
       </w:pPr>
       <w:r>
-        <w:t xml:space="preserve">Quarantine (with a throwaway</w:t>
-      </w:r>
-      <w:r>
-        <w:t xml:space="preserve"> </w:t>
-      </w:r>
-      <w:r>
-        <w:rPr>
-          <w:rStyle w:val="VerbatimChar"/>
-        </w:rPr>
-        <w:t xml:space="preserve">-QuarantineRoot</w:t>
-      </w:r>
-      <w:r>
-        <w:t xml:space="preserve">) preserves the relative</w:t>
-      </w:r>
-      <w:r>
-        <w:t xml:space="preserve"> </w:t>
-      </w:r>
-      <w:r>
-        <w:t xml:space="preserve">folder structure correctly.</w:t>
-      </w:r>
-    </w:p>
-    <w:bookmarkEnd w:id="34"/>
-    <w:bookmarkStart w:id="35" w:name="X1a6a46a0f049bfe7fe860351c730c75f0923619"/>
-    <w:p>
-      <w:pPr>
-        <w:pStyle w:val="Heading1"/>
-      </w:pPr>
-      <w:r>
-        <w:t xml:space="preserve">9. Purging expired quarantine (</w:t>
-      </w:r>
-      <w:r>
-        <w:rPr>
-          <w:rStyle w:val="VerbatimChar"/>
-        </w:rPr>
-        <w:t xml:space="preserve">Remove-ExpiredQuarantine.ps1</w:t>
-      </w:r>
-      <w:r>
-        <w:t xml:space="preserve">)</w:t>
-      </w:r>
-    </w:p>
-    <w:p>
-      <w:pPr>
-        <w:pStyle w:val="FirstParagraph"/>
-      </w:pPr>
-      <w:r>
-        <w:t xml:space="preserve">Quarantined batches should not sit forever. This script permanently deletes</w:t>
-      </w:r>
-      <w:r>
-        <w:t xml:space="preserve"> </w:t>
-      </w:r>
-      <w:r>
-        <w:t xml:space="preserve">whole batches once they’re older than the retention window (30 days by</w:t>
-      </w:r>
-      <w:r>
-        <w:t xml:space="preserve"> </w:t>
-      </w:r>
-      <w:r>
-        <w:t xml:space="preserve">default), regardless of whether they came from a ManageEngine-sourced run or</w:t>
-      </w:r>
-      <w:r>
-        <w:t xml:space="preserve"> </w:t>
-      </w:r>
-      <w:r>
-        <w:t xml:space="preserve">a scan-sourced run — both use the same batch-folder convention.</w:t>
-      </w:r>
-    </w:p>
-    <w:p>
-      <w:pPr>
-        <w:pStyle w:val="BodyText"/>
-      </w:pPr>
+        <w:t xml:space="preserve">It does</w:t>
+      </w:r>
+      <w:r>
+        <w:t xml:space="preserve"> </w:t>
+      </w:r>
       <w:r>
         <w:rPr>
           <w:b/>
           <w:bCs/>
         </w:rPr>
-        <w:t xml:space="preserve">Dry run:</w:t>
-      </w:r>
-    </w:p>
-    <w:p>
-      <w:pPr>
-        <w:pStyle w:val="SourceCode"/>
-      </w:pPr>
-      <w:r>
-        <w:rPr>
-          <w:rStyle w:val="OperatorTok"/>
-        </w:rPr>
-        <w:t xml:space="preserve">.</w:t>
-      </w:r>
-      <w:r>
-        <w:rPr>
-          <w:rStyle w:val="NormalTok"/>
-        </w:rPr>
-        <w:t xml:space="preserve">\Remove-ExpiredQuarantine</w:t>
-      </w:r>
-      <w:r>
-        <w:rPr>
-          <w:rStyle w:val="OperatorTok"/>
-        </w:rPr>
-        <w:t xml:space="preserve">.</w:t>
-      </w:r>
-      <w:r>
-        <w:rPr>
-          <w:rStyle w:val="FunctionTok"/>
-        </w:rPr>
-        <w:t xml:space="preserve">ps1</w:t>
-      </w:r>
-      <w:r>
-        <w:rPr>
-          <w:rStyle w:val="NormalTok"/>
-        </w:rPr>
-        <w:t xml:space="preserve"> </w:t>
-      </w:r>
-      <w:r>
-        <w:rPr>
-          <w:rStyle w:val="OperatorTok"/>
-        </w:rPr>
-        <w:t xml:space="preserve">-</w:t>
-      </w:r>
-      <w:r>
-        <w:rPr>
-          <w:rStyle w:val="NormalTok"/>
-        </w:rPr>
-        <w:t xml:space="preserve">QuarantineRoot </w:t>
-      </w:r>
-      <w:r>
-        <w:rPr>
-          <w:rStyle w:val="StringTok"/>
-        </w:rPr>
-        <w:t xml:space="preserve">"\\FS01\_Quarantine"</w:t>
+        <w:t xml:space="preserve">not</w:t>
+      </w:r>
+      <w:r>
+        <w:t xml:space="preserve"> </w:t>
+      </w:r>
+      <w:r>
+        <w:t xml:space="preserve">look for duplicates — that rule is deliberately parked</w:t>
+      </w:r>
+      <w:r>
+        <w:t xml:space="preserve"> </w:t>
+      </w:r>
+      <w:r>
+        <w:t xml:space="preserve">(see §10).</w:t>
       </w:r>
     </w:p>
     <w:p>
@@ -3393,7 +1937,7 @@
           <w:b/>
           <w:bCs/>
         </w:rPr>
-        <w:t xml:space="preserve">Real purge:</w:t>
+        <w:t xml:space="preserve">Example — scan a share and write a candidate list:</w:t>
       </w:r>
     </w:p>
     <w:p>
@@ -3410,7 +1954,7 @@
         <w:rPr>
           <w:rStyle w:val="NormalTok"/>
         </w:rPr>
-        <w:t xml:space="preserve">\Remove-ExpiredQuarantine</w:t>
+        <w:t xml:space="preserve">\Find-GovernedCandidatesByScan</w:t>
       </w:r>
       <w:r>
         <w:rPr>
@@ -3428,7 +1972,16 @@
         <w:rPr>
           <w:rStyle w:val="NormalTok"/>
         </w:rPr>
-        <w:t xml:space="preserve"> </w:t>
+        <w:t xml:space="preserve"> `</w:t>
+      </w:r>
+      <w:r>
+        <w:br/>
+      </w:r>
+      <w:r>
+        <w:rPr>
+          <w:rStyle w:val="NormalTok"/>
+        </w:rPr>
+        <w:t xml:space="preserve">    </w:t>
       </w:r>
       <w:r>
         <w:rPr>
@@ -3440,6 +1993,737 @@
         <w:rPr>
           <w:rStyle w:val="NormalTok"/>
         </w:rPr>
+        <w:t xml:space="preserve">TargetPath </w:t>
+      </w:r>
+      <w:r>
+        <w:rPr>
+          <w:rStyle w:val="StringTok"/>
+        </w:rPr>
+        <w:t xml:space="preserve">"\\FS01\Projects"</w:t>
+      </w:r>
+      <w:r>
+        <w:rPr>
+          <w:rStyle w:val="NormalTok"/>
+        </w:rPr>
+        <w:t xml:space="preserve"> `</w:t>
+      </w:r>
+      <w:r>
+        <w:br/>
+      </w:r>
+      <w:r>
+        <w:rPr>
+          <w:rStyle w:val="NormalTok"/>
+        </w:rPr>
+        <w:t xml:space="preserve">    </w:t>
+      </w:r>
+      <w:r>
+        <w:rPr>
+          <w:rStyle w:val="OperatorTok"/>
+        </w:rPr>
+        <w:t xml:space="preserve">-</w:t>
+      </w:r>
+      <w:r>
+        <w:rPr>
+          <w:rStyle w:val="NormalTok"/>
+        </w:rPr>
+        <w:t xml:space="preserve">OutputExcelPath </w:t>
+      </w:r>
+      <w:r>
+        <w:rPr>
+          <w:rStyle w:val="StringTok"/>
+        </w:rPr>
+        <w:t xml:space="preserve">".\candidates-2026-07-24.xlsx"</w:t>
+      </w:r>
+    </w:p>
+    <w:p>
+      <w:pPr>
+        <w:pStyle w:val="FirstParagraph"/>
+      </w:pPr>
+      <w:r>
+        <w:rPr>
+          <w:b/>
+          <w:bCs/>
+        </w:rPr>
+        <w:t xml:space="preserve">If RSAT/ActiveDirectory isn’t installed on this host</w:t>
+      </w:r>
+      <w:r>
+        <w:t xml:space="preserve">, add</w:t>
+      </w:r>
+      <w:r>
+        <w:t xml:space="preserve"> </w:t>
+      </w:r>
+      <w:r>
+        <w:rPr>
+          <w:rStyle w:val="VerbatimChar"/>
+        </w:rPr>
+        <w:t xml:space="preserve">-SkipInactiveOwnerCheck</w:t>
+      </w:r>
+      <w:r>
+        <w:t xml:space="preserve"> </w:t>
+      </w:r>
+      <w:r>
+        <w:t xml:space="preserve">— the age and 0-byte rules still run, just without</w:t>
+      </w:r>
+      <w:r>
+        <w:t xml:space="preserve"> </w:t>
+      </w:r>
+      <w:r>
+        <w:t xml:space="preserve">the owner-activity check:</w:t>
+      </w:r>
+    </w:p>
+    <w:p>
+      <w:pPr>
+        <w:pStyle w:val="SourceCode"/>
+      </w:pPr>
+      <w:r>
+        <w:rPr>
+          <w:rStyle w:val="OperatorTok"/>
+        </w:rPr>
+        <w:t xml:space="preserve">.</w:t>
+      </w:r>
+      <w:r>
+        <w:rPr>
+          <w:rStyle w:val="NormalTok"/>
+        </w:rPr>
+        <w:t xml:space="preserve">\Find-GovernedCandidatesByScan</w:t>
+      </w:r>
+      <w:r>
+        <w:rPr>
+          <w:rStyle w:val="OperatorTok"/>
+        </w:rPr>
+        <w:t xml:space="preserve">.</w:t>
+      </w:r>
+      <w:r>
+        <w:rPr>
+          <w:rStyle w:val="FunctionTok"/>
+        </w:rPr>
+        <w:t xml:space="preserve">ps1</w:t>
+      </w:r>
+      <w:r>
+        <w:rPr>
+          <w:rStyle w:val="NormalTok"/>
+        </w:rPr>
+        <w:t xml:space="preserve"> `</w:t>
+      </w:r>
+      <w:r>
+        <w:br/>
+      </w:r>
+      <w:r>
+        <w:rPr>
+          <w:rStyle w:val="NormalTok"/>
+        </w:rPr>
+        <w:t xml:space="preserve">    </w:t>
+      </w:r>
+      <w:r>
+        <w:rPr>
+          <w:rStyle w:val="OperatorTok"/>
+        </w:rPr>
+        <w:t xml:space="preserve">-</w:t>
+      </w:r>
+      <w:r>
+        <w:rPr>
+          <w:rStyle w:val="NormalTok"/>
+        </w:rPr>
+        <w:t xml:space="preserve">TargetPath </w:t>
+      </w:r>
+      <w:r>
+        <w:rPr>
+          <w:rStyle w:val="StringTok"/>
+        </w:rPr>
+        <w:t xml:space="preserve">"\\FS01\Projects"</w:t>
+      </w:r>
+      <w:r>
+        <w:rPr>
+          <w:rStyle w:val="NormalTok"/>
+        </w:rPr>
+        <w:t xml:space="preserve"> `</w:t>
+      </w:r>
+      <w:r>
+        <w:br/>
+      </w:r>
+      <w:r>
+        <w:rPr>
+          <w:rStyle w:val="NormalTok"/>
+        </w:rPr>
+        <w:t xml:space="preserve">    </w:t>
+      </w:r>
+      <w:r>
+        <w:rPr>
+          <w:rStyle w:val="OperatorTok"/>
+        </w:rPr>
+        <w:t xml:space="preserve">-</w:t>
+      </w:r>
+      <w:r>
+        <w:rPr>
+          <w:rStyle w:val="NormalTok"/>
+        </w:rPr>
+        <w:t xml:space="preserve">SkipInactiveOwnerCheck `</w:t>
+      </w:r>
+      <w:r>
+        <w:br/>
+      </w:r>
+      <w:r>
+        <w:rPr>
+          <w:rStyle w:val="NormalTok"/>
+        </w:rPr>
+        <w:t xml:space="preserve">    </w:t>
+      </w:r>
+      <w:r>
+        <w:rPr>
+          <w:rStyle w:val="OperatorTok"/>
+        </w:rPr>
+        <w:t xml:space="preserve">-</w:t>
+      </w:r>
+      <w:r>
+        <w:rPr>
+          <w:rStyle w:val="NormalTok"/>
+        </w:rPr>
+        <w:t xml:space="preserve">OutputExcelPath </w:t>
+      </w:r>
+      <w:r>
+        <w:rPr>
+          <w:rStyle w:val="StringTok"/>
+        </w:rPr>
+        <w:t xml:space="preserve">".\candidates-2026-07-24.xlsx"</w:t>
+      </w:r>
+    </w:p>
+    <w:p>
+      <w:pPr>
+        <w:pStyle w:val="FirstParagraph"/>
+      </w:pPr>
+      <w:r>
+        <w:rPr>
+          <w:b/>
+          <w:bCs/>
+        </w:rPr>
+        <w:t xml:space="preserve">What you get:</w:t>
+      </w:r>
+      <w:r>
+        <w:t xml:space="preserve"> </w:t>
+      </w:r>
+      <w:r>
+        <w:t xml:space="preserve">an Excel file with</w:t>
+      </w:r>
+      <w:r>
+        <w:t xml:space="preserve"> </w:t>
+      </w:r>
+      <w:r>
+        <w:rPr>
+          <w:rStyle w:val="VerbatimChar"/>
+        </w:rPr>
+        <w:t xml:space="preserve">Path</w:t>
+      </w:r>
+      <w:r>
+        <w:t xml:space="preserve">,</w:t>
+      </w:r>
+      <w:r>
+        <w:t xml:space="preserve"> </w:t>
+      </w:r>
+      <w:r>
+        <w:rPr>
+          <w:rStyle w:val="VerbatimChar"/>
+        </w:rPr>
+        <w:t xml:space="preserve">Owner</w:t>
+      </w:r>
+      <w:r>
+        <w:t xml:space="preserve">,</w:t>
+      </w:r>
+      <w:r>
+        <w:t xml:space="preserve"> </w:t>
+      </w:r>
+      <w:r>
+        <w:rPr>
+          <w:rStyle w:val="VerbatimChar"/>
+        </w:rPr>
+        <w:t xml:space="preserve">MatchedRule</w:t>
+      </w:r>
+      <w:r>
+        <w:t xml:space="preserve">,</w:t>
+      </w:r>
+      <w:r>
+        <w:t xml:space="preserve"> </w:t>
+      </w:r>
+      <w:r>
+        <w:rPr>
+          <w:rStyle w:val="VerbatimChar"/>
+        </w:rPr>
+        <w:t xml:space="preserve">SizeBytes</w:t>
+      </w:r>
+      <w:r>
+        <w:t xml:space="preserve">,</w:t>
+      </w:r>
+      <w:r>
+        <w:t xml:space="preserve"> </w:t>
+      </w:r>
+      <w:r>
+        <w:rPr>
+          <w:rStyle w:val="VerbatimChar"/>
+        </w:rPr>
+        <w:t xml:space="preserve">LastWriteTime</w:t>
+      </w:r>
+      <w:r>
+        <w:t xml:space="preserve"> </w:t>
+      </w:r>
+      <w:r>
+        <w:t xml:space="preserve">columns — plus a CSV log with the same</w:t>
+      </w:r>
+      <w:r>
+        <w:t xml:space="preserve"> </w:t>
+      </w:r>
+      <w:r>
+        <w:t xml:space="preserve">information, written live as the scan runs (so nothing is lost even if the</w:t>
+      </w:r>
+      <w:r>
+        <w:t xml:space="preserve"> </w:t>
+      </w:r>
+      <w:r>
+        <w:t xml:space="preserve">scan is interrupted before the Excel is written).</w:t>
+      </w:r>
+    </w:p>
+    <w:p>
+      <w:pPr>
+        <w:pStyle w:val="BodyText"/>
+      </w:pPr>
+      <w:r>
+        <w:t xml:space="preserve">The script prints a suggested next command at the end, using the exact</w:t>
+      </w:r>
+      <w:r>
+        <w:t xml:space="preserve"> </w:t>
+      </w:r>
+      <w:r>
+        <w:rPr>
+          <w:rStyle w:val="VerbatimChar"/>
+        </w:rPr>
+        <w:t xml:space="preserve">-TargetPath</w:t>
+      </w:r>
+      <w:r>
+        <w:t xml:space="preserve"> </w:t>
+      </w:r>
+      <w:r>
+        <w:t xml:space="preserve">you gave it as the (optional)</w:t>
+      </w:r>
+      <w:r>
+        <w:t xml:space="preserve"> </w:t>
+      </w:r>
+      <w:r>
+        <w:rPr>
+          <w:rStyle w:val="VerbatimChar"/>
+        </w:rPr>
+        <w:t xml:space="preserve">-TargetDrive</w:t>
+      </w:r>
+      <w:r>
+        <w:t xml:space="preserve"> </w:t>
+      </w:r>
+      <w:r>
+        <w:t xml:space="preserve">for step 6 — copy</w:t>
+      </w:r>
+      <w:r>
+        <w:t xml:space="preserve"> </w:t>
+      </w:r>
+      <w:r>
+        <w:t xml:space="preserve">that line rather than retyping it if you want that extra scope check.</w:t>
+      </w:r>
+    </w:p>
+    <w:bookmarkEnd w:id="27"/>
+    <w:bookmarkEnd w:id="28"/>
+    <w:bookmarkStart w:id="29" w:name="governance-review"/>
+    <w:p>
+      <w:pPr>
+        <w:pStyle w:val="Heading1"/>
+      </w:pPr>
+      <w:r>
+        <w:t xml:space="preserve">6. Governance review</w:t>
+      </w:r>
+    </w:p>
+    <w:p>
+      <w:pPr>
+        <w:pStyle w:val="FirstParagraph"/>
+      </w:pPr>
+      <w:r>
+        <w:t xml:space="preserve">Before running anything with</w:t>
+      </w:r>
+      <w:r>
+        <w:t xml:space="preserve"> </w:t>
+      </w:r>
+      <w:r>
+        <w:rPr>
+          <w:rStyle w:val="VerbatimChar"/>
+        </w:rPr>
+        <w:t xml:space="preserve">-Execute</w:t>
+      </w:r>
+      <w:r>
+        <w:t xml:space="preserve">, the candidate Excel (from either</w:t>
+      </w:r>
+      <w:r>
+        <w:t xml:space="preserve"> </w:t>
+      </w:r>
+      <w:r>
+        <w:t xml:space="preserve">5a or 5b) should go through the same review your team already does for</w:t>
+      </w:r>
+      <w:r>
+        <w:t xml:space="preserve"> </w:t>
+      </w:r>
+      <w:r>
+        <w:t xml:space="preserve">ManageEngine output — business owner review, legal hold check, whatever your</w:t>
+      </w:r>
+      <w:r>
+        <w:t xml:space="preserve"> </w:t>
+      </w:r>
+      <w:r>
+        <w:t xml:space="preserve">process requires. This package doesn’t automate that step; it’s a manual</w:t>
+      </w:r>
+      <w:r>
+        <w:t xml:space="preserve"> </w:t>
+      </w:r>
+      <w:r>
+        <w:t xml:space="preserve">gate by design.</w:t>
+      </w:r>
+    </w:p>
+    <w:bookmarkEnd w:id="29"/>
+    <w:bookmarkStart w:id="35" w:name="X34b86626be4f464a2273ee729b28474f1b61730"/>
+    <w:p>
+      <w:pPr>
+        <w:pStyle w:val="Heading1"/>
+      </w:pPr>
+      <w:r>
+        <w:t xml:space="preserve">7. Acting on the candidate list (</w:t>
+      </w:r>
+      <w:r>
+        <w:rPr>
+          <w:rStyle w:val="VerbatimChar"/>
+        </w:rPr>
+        <w:t xml:space="preserve">Invoke-GovernedDeletionFromExcel.ps1</w:t>
+      </w:r>
+      <w:r>
+        <w:t xml:space="preserve">)</w:t>
+      </w:r>
+    </w:p>
+    <w:p>
+      <w:pPr>
+        <w:pStyle w:val="FirstParagraph"/>
+      </w:pPr>
+      <w:r>
+        <w:t xml:space="preserve">This is the only script that quarantines or deletes anything. Simplest</w:t>
+      </w:r>
+      <w:r>
+        <w:t xml:space="preserve"> </w:t>
+      </w:r>
+      <w:r>
+        <w:t xml:space="preserve">option: just run</w:t>
+      </w:r>
+      <w:r>
+        <w:t xml:space="preserve"> </w:t>
+      </w:r>
+      <w:r>
+        <w:rPr>
+          <w:rStyle w:val="VerbatimChar"/>
+        </w:rPr>
+        <w:t xml:space="preserve">.\Invoke-GovernedDeletionFromExcel.ps1</w:t>
+      </w:r>
+      <w:r>
+        <w:t xml:space="preserve"> </w:t>
+      </w:r>
+      <w:r>
+        <w:t xml:space="preserve">with no parameters</w:t>
+      </w:r>
+      <w:r>
+        <w:t xml:space="preserve"> </w:t>
+      </w:r>
+      <w:r>
+        <w:t xml:space="preserve">— it will ask for the Excel file, Quarantine-or-Delete, and (if you chose</w:t>
+      </w:r>
+      <w:r>
+        <w:t xml:space="preserve"> </w:t>
+      </w:r>
+      <w:r>
+        <w:t xml:space="preserve">Quarantine) the quarantine folder, in that order. Here’s what that looks</w:t>
+      </w:r>
+      <w:r>
+        <w:t xml:space="preserve"> </w:t>
+      </w:r>
+      <w:r>
+        <w:t xml:space="preserve">like — everything after</w:t>
+      </w:r>
+      <w:r>
+        <w:t xml:space="preserve"> </w:t>
+      </w:r>
+      <w:r>
+        <w:rPr>
+          <w:rStyle w:val="VerbatimChar"/>
+        </w:rPr>
+        <w:t xml:space="preserve">&gt;</w:t>
+      </w:r>
+      <w:r>
+        <w:t xml:space="preserve"> </w:t>
+      </w:r>
+      <w:r>
+        <w:t xml:space="preserve">below is what you type:</w:t>
+      </w:r>
+    </w:p>
+    <w:p>
+      <w:pPr>
+        <w:pStyle w:val="SourceCode"/>
+      </w:pPr>
+      <w:r>
+        <w:rPr>
+          <w:rStyle w:val="VerbatimChar"/>
+        </w:rPr>
+        <w:t xml:space="preserve">=== Governed File Share Cleanup - Setup ===</w:t>
+      </w:r>
+      <w:r>
+        <w:br/>
+      </w:r>
+      <w:r>
+        <w:rPr>
+          <w:rStyle w:val="VerbatimChar"/>
+        </w:rPr>
+        <w:t xml:space="preserve">Answer a few questions to get started. Anything you already passed as a -Parameter won't be asked again.</w:t>
+      </w:r>
+      <w:r>
+        <w:br/>
+      </w:r>
+      <w:r>
+        <w:rPr>
+          <w:rStyle w:val="VerbatimChar"/>
+        </w:rPr>
+        <w:t xml:space="preserve">Full path to the candidate Excel file: &gt; C:\Users\jdoe\Downloads\candidates.xlsx</w:t>
+      </w:r>
+      <w:r>
+        <w:br/>
+      </w:r>
+      <w:r>
+        <w:br/>
+      </w:r>
+      <w:r>
+        <w:rPr>
+          <w:rStyle w:val="VerbatimChar"/>
+        </w:rPr>
+        <w:t xml:space="preserve">What should happen to the matched items?</w:t>
+      </w:r>
+      <w:r>
+        <w:br/>
+      </w:r>
+      <w:r>
+        <w:rPr>
+          <w:rStyle w:val="VerbatimChar"/>
+        </w:rPr>
+        <w:t xml:space="preserve">  1) Quarantine - move them to a holding folder. Reversible - nothing is permanently deleted yet.</w:t>
+      </w:r>
+      <w:r>
+        <w:br/>
+      </w:r>
+      <w:r>
+        <w:rPr>
+          <w:rStyle w:val="VerbatimChar"/>
+        </w:rPr>
+        <w:t xml:space="preserve">  2) Delete     - permanently remove them. Cannot be undone.</w:t>
+      </w:r>
+      <w:r>
+        <w:br/>
+      </w:r>
+      <w:r>
+        <w:rPr>
+          <w:rStyle w:val="VerbatimChar"/>
+        </w:rPr>
+        <w:t xml:space="preserve">Type 1 or 2 (or Quarantine / Delete): &gt; 1</w:t>
+      </w:r>
+      <w:r>
+        <w:br/>
+      </w:r>
+      <w:r>
+        <w:rPr>
+          <w:rStyle w:val="VerbatimChar"/>
+        </w:rPr>
+        <w:t xml:space="preserve">Folder where quarantined items should be moved to (e.g. \\FS01\_Quarantine): &gt; \\FS01\_Quarantine</w:t>
+      </w:r>
+      <w:r>
+        <w:br/>
+      </w:r>
+      <w:r>
+        <w:br/>
+      </w:r>
+      <w:r>
+        <w:rPr>
+          <w:rStyle w:val="VerbatimChar"/>
+        </w:rPr>
+        <w:t xml:space="preserve">Optional: restrict this run to one specific drive/folder for extra safety? (press Enter to skip): &gt;</w:t>
+      </w:r>
+      <w:r>
+        <w:br/>
+      </w:r>
+      <w:r>
+        <w:rPr>
+          <w:rStyle w:val="VerbatimChar"/>
+        </w:rPr>
+        <w:t xml:space="preserve">=== Phase 1/3: Reading candidate list from C:\Users\jdoe\Downloads\candidates.xlsx ===</w:t>
+      </w:r>
+      <w:r>
+        <w:br/>
+      </w:r>
+      <w:r>
+        <w:rPr>
+          <w:rStyle w:val="VerbatimChar"/>
+        </w:rPr>
+        <w:t xml:space="preserve">...</w:t>
+      </w:r>
+    </w:p>
+    <w:p>
+      <w:pPr>
+        <w:pStyle w:val="FirstParagraph"/>
+      </w:pPr>
+      <w:r>
+        <w:t xml:space="preserve">Pressing Enter with nothing typed on the last question skips it — that’s</w:t>
+      </w:r>
+      <w:r>
+        <w:t xml:space="preserve"> </w:t>
+      </w:r>
+      <w:r>
+        <w:t xml:space="preserve">expected and fine for most runs (see §4.2). Once you’ve answered every</w:t>
+      </w:r>
+      <w:r>
+        <w:t xml:space="preserve"> </w:t>
+      </w:r>
+      <w:r>
+        <w:t xml:space="preserve">question, the script runs exactly the same way it would if you’d typed all</w:t>
+      </w:r>
+      <w:r>
+        <w:t xml:space="preserve"> </w:t>
+      </w:r>
+      <w:r>
+        <w:t xml:space="preserve">of that as</w:t>
+      </w:r>
+      <w:r>
+        <w:t xml:space="preserve"> </w:t>
+      </w:r>
+      <w:r>
+        <w:rPr>
+          <w:rStyle w:val="VerbatimChar"/>
+        </w:rPr>
+        <w:t xml:space="preserve">-Parameter</w:t>
+      </w:r>
+      <w:r>
+        <w:t xml:space="preserve"> </w:t>
+      </w:r>
+      <w:r>
+        <w:t xml:space="preserve">values on the command line.</w:t>
+      </w:r>
+    </w:p>
+    <w:bookmarkStart w:id="30" w:name="dry-run-always-do-this-first"/>
+    <w:p>
+      <w:pPr>
+        <w:pStyle w:val="Heading2"/>
+      </w:pPr>
+      <w:r>
+        <w:t xml:space="preserve">7.1 Dry run (always do this first)</w:t>
+      </w:r>
+    </w:p>
+    <w:p>
+      <w:pPr>
+        <w:pStyle w:val="SourceCode"/>
+      </w:pPr>
+      <w:r>
+        <w:rPr>
+          <w:rStyle w:val="OperatorTok"/>
+        </w:rPr>
+        <w:t xml:space="preserve">.</w:t>
+      </w:r>
+      <w:r>
+        <w:rPr>
+          <w:rStyle w:val="NormalTok"/>
+        </w:rPr>
+        <w:t xml:space="preserve">\Invoke-GovernedDeletionFromExcel</w:t>
+      </w:r>
+      <w:r>
+        <w:rPr>
+          <w:rStyle w:val="OperatorTok"/>
+        </w:rPr>
+        <w:t xml:space="preserve">.</w:t>
+      </w:r>
+      <w:r>
+        <w:rPr>
+          <w:rStyle w:val="FunctionTok"/>
+        </w:rPr>
+        <w:t xml:space="preserve">ps1</w:t>
+      </w:r>
+      <w:r>
+        <w:rPr>
+          <w:rStyle w:val="NormalTok"/>
+        </w:rPr>
+        <w:t xml:space="preserve"> `</w:t>
+      </w:r>
+      <w:r>
+        <w:br/>
+      </w:r>
+      <w:r>
+        <w:rPr>
+          <w:rStyle w:val="NormalTok"/>
+        </w:rPr>
+        <w:t xml:space="preserve">    </w:t>
+      </w:r>
+      <w:r>
+        <w:rPr>
+          <w:rStyle w:val="OperatorTok"/>
+        </w:rPr>
+        <w:t xml:space="preserve">-</w:t>
+      </w:r>
+      <w:r>
+        <w:rPr>
+          <w:rStyle w:val="NormalTok"/>
+        </w:rPr>
+        <w:t xml:space="preserve">ExcelPath </w:t>
+      </w:r>
+      <w:r>
+        <w:rPr>
+          <w:rStyle w:val="StringTok"/>
+        </w:rPr>
+        <w:t xml:space="preserve">".\candidates-2026-07-24.xlsx"</w:t>
+      </w:r>
+      <w:r>
+        <w:rPr>
+          <w:rStyle w:val="NormalTok"/>
+        </w:rPr>
+        <w:t xml:space="preserve"> `</w:t>
+      </w:r>
+      <w:r>
+        <w:br/>
+      </w:r>
+      <w:r>
+        <w:rPr>
+          <w:rStyle w:val="NormalTok"/>
+        </w:rPr>
+        <w:t xml:space="preserve">    </w:t>
+      </w:r>
+      <w:r>
+        <w:rPr>
+          <w:rStyle w:val="OperatorTok"/>
+        </w:rPr>
+        <w:t xml:space="preserve">-</w:t>
+      </w:r>
+      <w:r>
+        <w:rPr>
+          <w:rStyle w:val="NormalTok"/>
+        </w:rPr>
+        <w:t xml:space="preserve">ActivityType Quarantine `</w:t>
+      </w:r>
+      <w:r>
+        <w:br/>
+      </w:r>
+      <w:r>
+        <w:rPr>
+          <w:rStyle w:val="NormalTok"/>
+        </w:rPr>
+        <w:t xml:space="preserve">    </w:t>
+      </w:r>
+      <w:r>
+        <w:rPr>
+          <w:rStyle w:val="OperatorTok"/>
+        </w:rPr>
+        <w:t xml:space="preserve">-</w:t>
+      </w:r>
+      <w:r>
+        <w:rPr>
+          <w:rStyle w:val="NormalTok"/>
+        </w:rPr>
         <w:t xml:space="preserve">QuarantineRoot </w:t>
       </w:r>
       <w:r>
@@ -3448,22 +2732,415 @@
         </w:rPr>
         <w:t xml:space="preserve">"\\FS01\_Quarantine"</w:t>
       </w:r>
+    </w:p>
+    <w:p>
+      <w:pPr>
+        <w:pStyle w:val="FirstParagraph"/>
+      </w:pPr>
+      <w:r>
+        <w:rPr>
+          <w:rStyle w:val="VerbatimChar"/>
+        </w:rPr>
+        <w:t xml:space="preserve">-TargetDrive</w:t>
+      </w:r>
+      <w:r>
+        <w:t xml:space="preserve"> </w:t>
+      </w:r>
+      <w:r>
+        <w:t xml:space="preserve">is not required — each row’s own path is already in the Excel.</w:t>
+      </w:r>
+      <w:r>
+        <w:t xml:space="preserve"> </w:t>
+      </w:r>
+      <w:r>
+        <w:t xml:space="preserve">Add</w:t>
+      </w:r>
+      <w:r>
+        <w:t xml:space="preserve"> </w:t>
+      </w:r>
+      <w:r>
+        <w:rPr>
+          <w:rStyle w:val="VerbatimChar"/>
+        </w:rPr>
+        <w:t xml:space="preserve">-TargetDrive "\\FS01\Projects"</w:t>
+      </w:r>
+      <w:r>
+        <w:t xml:space="preserve"> </w:t>
+      </w:r>
+      <w:r>
+        <w:t xml:space="preserve">only if you want the extra safety net of</w:t>
+      </w:r>
+      <w:r>
+        <w:t xml:space="preserve"> </w:t>
+      </w:r>
+      <w:r>
+        <w:t xml:space="preserve">skipping any row that isn’t under that root, and a single common anchor for</w:t>
+      </w:r>
+      <w:r>
+        <w:t xml:space="preserve"> </w:t>
+      </w:r>
+      <w:r>
+        <w:t xml:space="preserve">quarantine’s relative paths instead of each item using its own share/drive</w:t>
+      </w:r>
+      <w:r>
+        <w:t xml:space="preserve"> </w:t>
+      </w:r>
+      <w:r>
+        <w:t xml:space="preserve">root.</w:t>
+      </w:r>
+    </w:p>
+    <w:p>
+      <w:pPr>
+        <w:pStyle w:val="BodyText"/>
+      </w:pPr>
+      <w:r>
+        <w:t xml:space="preserve">The</w:t>
+      </w:r>
+      <w:r>
+        <w:t xml:space="preserve"> </w:t>
+      </w:r>
+      <w:r>
+        <w:rPr>
+          <w:b/>
+          <w:bCs/>
+        </w:rPr>
+        <w:t xml:space="preserve">only</w:t>
+      </w:r>
+      <w:r>
+        <w:t xml:space="preserve"> </w:t>
+      </w:r>
+      <w:r>
+        <w:t xml:space="preserve">prompt you’ll see is for</w:t>
+      </w:r>
+      <w:r>
+        <w:t xml:space="preserve"> </w:t>
+      </w:r>
+      <w:r>
+        <w:rPr>
+          <w:rStyle w:val="VerbatimChar"/>
+        </w:rPr>
+        <w:t xml:space="preserve">-ActivityType</w:t>
+      </w:r>
+      <w:r>
+        <w:t xml:space="preserve">, since it wasn’t passed</w:t>
+      </w:r>
+      <w:r>
+        <w:t xml:space="preserve"> </w:t>
+      </w:r>
+      <w:r>
+        <w:t xml:space="preserve">above — type</w:t>
+      </w:r>
+      <w:r>
+        <w:t xml:space="preserve"> </w:t>
+      </w:r>
+      <w:r>
+        <w:rPr>
+          <w:rStyle w:val="VerbatimChar"/>
+        </w:rPr>
+        <w:t xml:space="preserve">Quarantine</w:t>
+      </w:r>
+      <w:r>
+        <w:t xml:space="preserve"> </w:t>
+      </w:r>
+      <w:r>
+        <w:t xml:space="preserve">or</w:t>
+      </w:r>
+      <w:r>
+        <w:t xml:space="preserve"> </w:t>
+      </w:r>
+      <w:r>
+        <w:rPr>
+          <w:rStyle w:val="VerbatimChar"/>
+        </w:rPr>
+        <w:t xml:space="preserve">Delete</w:t>
+      </w:r>
+      <w:r>
+        <w:t xml:space="preserve"> </w:t>
+      </w:r>
+      <w:r>
+        <w:t xml:space="preserve">when asked. If you passed</w:t>
+      </w:r>
+      <w:r>
+        <w:t xml:space="preserve"> </w:t>
+      </w:r>
+      <w:r>
+        <w:rPr>
+          <w:rStyle w:val="VerbatimChar"/>
+        </w:rPr>
+        <w:t xml:space="preserve">-ActivityType</w:t>
+      </w:r>
+      <w:r>
+        <w:t xml:space="preserve"> </w:t>
+      </w:r>
+      <w:r>
+        <w:t xml:space="preserve">already (as in this example), there’s no prompt at all — the run starts</w:t>
+      </w:r>
+      <w:r>
+        <w:t xml:space="preserve"> </w:t>
+      </w:r>
+      <w:r>
+        <w:t xml:space="preserve">immediately.</w:t>
+      </w:r>
+    </w:p>
+    <w:p>
+      <w:pPr>
+        <w:pStyle w:val="BodyText"/>
+      </w:pPr>
+      <w:r>
+        <w:t xml:space="preserve">You’ll see, per row: a live colored console line (</w:t>
+      </w:r>
+      <w:r>
+        <w:rPr>
+          <w:rStyle w:val="VerbatimChar"/>
+        </w:rPr>
+        <w:t xml:space="preserve">WouldQuarantine</w:t>
+      </w:r>
+      <w:r>
+        <w:t xml:space="preserve">, yellow),</w:t>
+      </w:r>
+      <w:r>
+        <w:t xml:space="preserve"> </w:t>
+      </w:r>
+      <w:r>
+        <w:t xml:space="preserve">a running progress count, and a final summary. Open the Excel afterward —</w:t>
+      </w:r>
+      <w:r>
+        <w:t xml:space="preserve"> </w:t>
+      </w:r>
+      <w:r>
+        <w:t xml:space="preserve">every row now has</w:t>
+      </w:r>
+      <w:r>
+        <w:t xml:space="preserve"> </w:t>
+      </w:r>
+      <w:r>
+        <w:rPr>
+          <w:rStyle w:val="VerbatimChar"/>
+        </w:rPr>
+        <w:t xml:space="preserve">CleanupStatus</w:t>
+      </w:r>
+      <w:r>
+        <w:t xml:space="preserve">,</w:t>
+      </w:r>
+      <w:r>
+        <w:t xml:space="preserve"> </w:t>
+      </w:r>
+      <w:r>
+        <w:rPr>
+          <w:rStyle w:val="VerbatimChar"/>
+        </w:rPr>
+        <w:t xml:space="preserve">CleanupDetail</w:t>
+      </w:r>
+      <w:r>
+        <w:t xml:space="preserve"> </w:t>
+      </w:r>
+      <w:r>
+        <w:t xml:space="preserve">(the would-be quarantine</w:t>
+      </w:r>
+      <w:r>
+        <w:t xml:space="preserve"> </w:t>
+      </w:r>
+      <w:r>
+        <w:t xml:space="preserve">path),</w:t>
+      </w:r>
+      <w:r>
+        <w:t xml:space="preserve"> </w:t>
+      </w:r>
+      <w:r>
+        <w:rPr>
+          <w:rStyle w:val="VerbatimChar"/>
+        </w:rPr>
+        <w:t xml:space="preserve">CleanupTimestamp</w:t>
+      </w:r>
+      <w:r>
+        <w:t xml:space="preserve">, and</w:t>
+      </w:r>
+      <w:r>
+        <w:t xml:space="preserve"> </w:t>
+      </w:r>
+      <w:r>
+        <w:rPr>
+          <w:rStyle w:val="VerbatimChar"/>
+        </w:rPr>
+        <w:t xml:space="preserve">CleanupBy</w:t>
+      </w:r>
+      <w:r>
+        <w:t xml:space="preserve"> </w:t>
+      </w:r>
+      <w:r>
+        <w:t xml:space="preserve">columns. Review this output.</w:t>
+      </w:r>
+    </w:p>
+    <w:bookmarkEnd w:id="30"/>
+    <w:bookmarkStart w:id="31" w:name="real-run"/>
+    <w:p>
+      <w:pPr>
+        <w:pStyle w:val="Heading2"/>
+      </w:pPr>
+      <w:r>
+        <w:t xml:space="preserve">7.2 Real run</w:t>
+      </w:r>
+    </w:p>
+    <w:p>
+      <w:pPr>
+        <w:pStyle w:val="FirstParagraph"/>
+      </w:pPr>
+      <w:r>
+        <w:t xml:space="preserve">Once the dry run looks right, add</w:t>
+      </w:r>
+      <w:r>
+        <w:t xml:space="preserve"> </w:t>
+      </w:r>
+      <w:r>
+        <w:rPr>
+          <w:rStyle w:val="VerbatimChar"/>
+        </w:rPr>
+        <w:t xml:space="preserve">-Execute</w:t>
+      </w:r>
+      <w:r>
+        <w:t xml:space="preserve">:</w:t>
+      </w:r>
+    </w:p>
+    <w:p>
+      <w:pPr>
+        <w:pStyle w:val="SourceCode"/>
+      </w:pPr>
+      <w:r>
+        <w:rPr>
+          <w:rStyle w:val="OperatorTok"/>
+        </w:rPr>
+        <w:t xml:space="preserve">.</w:t>
+      </w:r>
       <w:r>
         <w:rPr>
           <w:rStyle w:val="NormalTok"/>
         </w:rPr>
-        <w:t xml:space="preserve"> </w:t>
+        <w:t xml:space="preserve">\Invoke-GovernedDeletionFromExcel</w:t>
       </w:r>
       <w:r>
         <w:rPr>
           <w:rStyle w:val="OperatorTok"/>
         </w:rPr>
+        <w:t xml:space="preserve">.</w:t>
+      </w:r>
+      <w:r>
+        <w:rPr>
+          <w:rStyle w:val="FunctionTok"/>
+        </w:rPr>
+        <w:t xml:space="preserve">ps1</w:t>
+      </w:r>
+      <w:r>
+        <w:rPr>
+          <w:rStyle w:val="NormalTok"/>
+        </w:rPr>
+        <w:t xml:space="preserve"> `</w:t>
+      </w:r>
+      <w:r>
+        <w:br/>
+      </w:r>
+      <w:r>
+        <w:rPr>
+          <w:rStyle w:val="NormalTok"/>
+        </w:rPr>
+        <w:t xml:space="preserve">    </w:t>
+      </w:r>
+      <w:r>
+        <w:rPr>
+          <w:rStyle w:val="OperatorTok"/>
+        </w:rPr>
         <w:t xml:space="preserve">-</w:t>
       </w:r>
       <w:r>
         <w:rPr>
           <w:rStyle w:val="NormalTok"/>
         </w:rPr>
+        <w:t xml:space="preserve">ExcelPath </w:t>
+      </w:r>
+      <w:r>
+        <w:rPr>
+          <w:rStyle w:val="StringTok"/>
+        </w:rPr>
+        <w:t xml:space="preserve">".\candidates-2026-07-24.xlsx"</w:t>
+      </w:r>
+      <w:r>
+        <w:rPr>
+          <w:rStyle w:val="NormalTok"/>
+        </w:rPr>
+        <w:t xml:space="preserve"> `</w:t>
+      </w:r>
+      <w:r>
+        <w:br/>
+      </w:r>
+      <w:r>
+        <w:rPr>
+          <w:rStyle w:val="NormalTok"/>
+        </w:rPr>
+        <w:t xml:space="preserve">    </w:t>
+      </w:r>
+      <w:r>
+        <w:rPr>
+          <w:rStyle w:val="OperatorTok"/>
+        </w:rPr>
+        <w:t xml:space="preserve">-</w:t>
+      </w:r>
+      <w:r>
+        <w:rPr>
+          <w:rStyle w:val="NormalTok"/>
+        </w:rPr>
+        <w:t xml:space="preserve">ActivityType Quarantine `</w:t>
+      </w:r>
+      <w:r>
+        <w:br/>
+      </w:r>
+      <w:r>
+        <w:rPr>
+          <w:rStyle w:val="NormalTok"/>
+        </w:rPr>
+        <w:t xml:space="preserve">    </w:t>
+      </w:r>
+      <w:r>
+        <w:rPr>
+          <w:rStyle w:val="OperatorTok"/>
+        </w:rPr>
+        <w:t xml:space="preserve">-</w:t>
+      </w:r>
+      <w:r>
+        <w:rPr>
+          <w:rStyle w:val="NormalTok"/>
+        </w:rPr>
+        <w:t xml:space="preserve">QuarantineRoot </w:t>
+      </w:r>
+      <w:r>
+        <w:rPr>
+          <w:rStyle w:val="StringTok"/>
+        </w:rPr>
+        <w:t xml:space="preserve">"\\FS01\_Quarantine"</w:t>
+      </w:r>
+      <w:r>
+        <w:rPr>
+          <w:rStyle w:val="NormalTok"/>
+        </w:rPr>
+        <w:t xml:space="preserve"> `</w:t>
+      </w:r>
+      <w:r>
+        <w:br/>
+      </w:r>
+      <w:r>
+        <w:rPr>
+          <w:rStyle w:val="NormalTok"/>
+        </w:rPr>
+        <w:t xml:space="preserve">    </w:t>
+      </w:r>
+      <w:r>
+        <w:rPr>
+          <w:rStyle w:val="OperatorTok"/>
+        </w:rPr>
+        <w:t xml:space="preserve">-</w:t>
+      </w:r>
+      <w:r>
+        <w:rPr>
+          <w:rStyle w:val="NormalTok"/>
+        </w:rPr>
         <w:t xml:space="preserve">Execute</w:t>
       </w:r>
     </w:p>
@@ -3472,64 +3149,49 @@
         <w:pStyle w:val="FirstParagraph"/>
       </w:pPr>
       <w:r>
-        <w:t xml:space="preserve">You’ll be asked to type</w:t>
-      </w:r>
-      <w:r>
-        <w:t xml:space="preserve"> </w:t>
-      </w:r>
-      <w:r>
-        <w:rPr>
-          <w:rStyle w:val="VerbatimChar"/>
-        </w:rPr>
-        <w:t xml:space="preserve">PURGE</w:t>
-      </w:r>
-      <w:r>
-        <w:t xml:space="preserve"> </w:t>
-      </w:r>
-      <w:r>
-        <w:t xml:space="preserve">to confirm before anything is deleted. Any</w:t>
-      </w:r>
-      <w:r>
-        <w:t xml:space="preserve"> </w:t>
-      </w:r>
-      <w:r>
-        <w:t xml:space="preserve">subfolder under</w:t>
-      </w:r>
-      <w:r>
-        <w:t xml:space="preserve"> </w:t>
-      </w:r>
-      <w:r>
-        <w:rPr>
-          <w:rStyle w:val="VerbatimChar"/>
-        </w:rPr>
-        <w:t xml:space="preserve">-QuarantineRoot</w:t>
-      </w:r>
-      <w:r>
-        <w:t xml:space="preserve"> </w:t>
-      </w:r>
-      <w:r>
-        <w:t xml:space="preserve">that isn’t named in the</w:t>
-      </w:r>
-      <w:r>
-        <w:t xml:space="preserve"> </w:t>
-      </w:r>
-      <w:r>
-        <w:rPr>
-          <w:rStyle w:val="VerbatimChar"/>
-        </w:rPr>
-        <w:t xml:space="preserve">yyyy-MM-dd_HHmmss</w:t>
-      </w:r>
-      <w:r>
-        <w:t xml:space="preserve"> </w:t>
-      </w:r>
-      <w:r>
-        <w:t xml:space="preserve">batch format is skipped and left alone — this script</w:t>
-      </w:r>
-      <w:r>
-        <w:t xml:space="preserve"> </w:t>
-      </w:r>
-      <w:r>
-        <w:t xml:space="preserve">only ever touches folders it recognizes as its own batches.</w:t>
+        <w:t xml:space="preserve">Quarantined items move to</w:t>
+      </w:r>
+      <w:r>
+        <w:t xml:space="preserve"> </w:t>
+      </w:r>
+      <w:r>
+        <w:rPr>
+          <w:rStyle w:val="VerbatimChar"/>
+        </w:rPr>
+        <w:t xml:space="preserve">\\FS01\_Quarantine\&lt;run-timestamp&gt;\&lt;original relative path&gt;</w:t>
+      </w:r>
+      <w:r>
+        <w:t xml:space="preserve"> </w:t>
+      </w:r>
+      <w:r>
+        <w:t xml:space="preserve">— the</w:t>
+      </w:r>
+      <w:r>
+        <w:t xml:space="preserve"> </w:t>
+      </w:r>
+      <w:r>
+        <w:t xml:space="preserve">timestamped subfolder is what</w:t>
+      </w:r>
+      <w:r>
+        <w:t xml:space="preserve"> </w:t>
+      </w:r>
+      <w:r>
+        <w:rPr>
+          <w:rStyle w:val="VerbatimChar"/>
+        </w:rPr>
+        <w:t xml:space="preserve">Remove-ExpiredQuarantine.ps1</w:t>
+      </w:r>
+      <w:r>
+        <w:t xml:space="preserve"> </w:t>
+      </w:r>
+      <w:r>
+        <w:t xml:space="preserve">later uses to</w:t>
+      </w:r>
+      <w:r>
+        <w:t xml:space="preserve"> </w:t>
+      </w:r>
+      <w:r>
+        <w:t xml:space="preserve">know what’s eligible to purge (§9).</w:t>
       </w:r>
     </w:p>
     <w:p>
@@ -3537,29 +3199,598 @@
         <w:pStyle w:val="BodyText"/>
       </w:pPr>
       <w:r>
-        <w:t xml:space="preserve">There is currently no automated schedule for this — run it manually, or ask</w:t>
-      </w:r>
-      <w:r>
-        <w:t xml:space="preserve"> </w:t>
-      </w:r>
-      <w:r>
-        <w:t xml:space="preserve">to have it wired into a scheduled task once the 30-day default has been</w:t>
-      </w:r>
-      <w:r>
-        <w:t xml:space="preserve"> </w:t>
-      </w:r>
-      <w:r>
-        <w:t xml:space="preserve">validated against your actual retention requirement.</w:t>
-      </w:r>
-    </w:p>
+        <w:t xml:space="preserve">For a</w:t>
+      </w:r>
+      <w:r>
+        <w:t xml:space="preserve"> </w:t>
+      </w:r>
+      <w:r>
+        <w:rPr>
+          <w:b/>
+          <w:bCs/>
+        </w:rPr>
+        <w:t xml:space="preserve">permanent delete</w:t>
+      </w:r>
+      <w:r>
+        <w:t xml:space="preserve"> </w:t>
+      </w:r>
+      <w:r>
+        <w:t xml:space="preserve">instead, use</w:t>
+      </w:r>
+      <w:r>
+        <w:t xml:space="preserve"> </w:t>
+      </w:r>
+      <w:r>
+        <w:rPr>
+          <w:rStyle w:val="VerbatimChar"/>
+        </w:rPr>
+        <w:t xml:space="preserve">-ActivityType Delete</w:t>
+      </w:r>
+      <w:r>
+        <w:t xml:space="preserve"> </w:t>
+      </w:r>
+      <w:r>
+        <w:t xml:space="preserve">(dry run</w:t>
+      </w:r>
+      <w:r>
+        <w:t xml:space="preserve"> </w:t>
+      </w:r>
+      <w:r>
+        <w:t xml:space="preserve">first, exactly the same way) — with</w:t>
+      </w:r>
+      <w:r>
+        <w:t xml:space="preserve"> </w:t>
+      </w:r>
+      <w:r>
+        <w:rPr>
+          <w:rStyle w:val="VerbatimChar"/>
+        </w:rPr>
+        <w:t xml:space="preserve">-Execute</w:t>
+      </w:r>
+      <w:r>
+        <w:t xml:space="preserve">, you’ll be asked to type a</w:t>
+      </w:r>
+      <w:r>
+        <w:t xml:space="preserve"> </w:t>
+      </w:r>
+      <w:r>
+        <w:t xml:space="preserve">confirmation phrase before anything is deleted: the target drive back, if</w:t>
+      </w:r>
+      <w:r>
+        <w:t xml:space="preserve"> </w:t>
+      </w:r>
+      <w:r>
+        <w:t xml:space="preserve">you passed</w:t>
+      </w:r>
+      <w:r>
+        <w:t xml:space="preserve"> </w:t>
+      </w:r>
+      <w:r>
+        <w:rPr>
+          <w:rStyle w:val="VerbatimChar"/>
+        </w:rPr>
+        <w:t xml:space="preserve">-TargetDrive</w:t>
+      </w:r>
+      <w:r>
+        <w:t xml:space="preserve">, otherwise the literal word</w:t>
+      </w:r>
+      <w:r>
+        <w:t xml:space="preserve"> </w:t>
+      </w:r>
+      <w:r>
+        <w:rPr>
+          <w:rStyle w:val="VerbatimChar"/>
+        </w:rPr>
+        <w:t xml:space="preserve">DELETE</w:t>
+      </w:r>
+      <w:r>
+        <w:t xml:space="preserve">.</w:t>
+      </w:r>
+    </w:p>
+    <w:bookmarkEnd w:id="31"/>
+    <w:bookmarkStart w:id="32" w:name="if-a-run-is-interrupted"/>
+    <w:p>
+      <w:pPr>
+        <w:pStyle w:val="Heading2"/>
+      </w:pPr>
+      <w:r>
+        <w:t xml:space="preserve">7.3 If a run is interrupted</w:t>
+      </w:r>
+    </w:p>
+    <w:p>
+      <w:pPr>
+        <w:pStyle w:val="FirstParagraph"/>
+      </w:pPr>
+      <w:r>
+        <w:t xml:space="preserve">Just re-run the exact same command. Rows already marked</w:t>
+      </w:r>
+      <w:r>
+        <w:t xml:space="preserve"> </w:t>
+      </w:r>
+      <w:r>
+        <w:rPr>
+          <w:rStyle w:val="VerbatimChar"/>
+        </w:rPr>
+        <w:t xml:space="preserve">Deleted</w:t>
+      </w:r>
+      <w:r>
+        <w:t xml:space="preserve"> </w:t>
+      </w:r>
+      <w:r>
+        <w:t xml:space="preserve">or</w:t>
+      </w:r>
+      <w:r>
+        <w:t xml:space="preserve"> </w:t>
+      </w:r>
+      <w:r>
+        <w:rPr>
+          <w:rStyle w:val="VerbatimChar"/>
+        </w:rPr>
+        <w:t xml:space="preserve">Quarantined</w:t>
+      </w:r>
+      <w:r>
+        <w:t xml:space="preserve"> </w:t>
+      </w:r>
+      <w:r>
+        <w:t xml:space="preserve">in the Excel are automatically skipped — only rows that</w:t>
+      </w:r>
+      <w:r>
+        <w:t xml:space="preserve"> </w:t>
+      </w:r>
+      <w:r>
+        <w:t xml:space="preserve">weren’t finished yet (blank,</w:t>
+      </w:r>
+      <w:r>
+        <w:t xml:space="preserve"> </w:t>
+      </w:r>
+      <w:r>
+        <w:rPr>
+          <w:rStyle w:val="VerbatimChar"/>
+        </w:rPr>
+        <w:t xml:space="preserve">Error</w:t>
+      </w:r>
+      <w:r>
+        <w:t xml:space="preserve">, or a</w:t>
+      </w:r>
+      <w:r>
+        <w:t xml:space="preserve"> </w:t>
+      </w:r>
+      <w:r>
+        <w:rPr>
+          <w:rStyle w:val="VerbatimChar"/>
+        </w:rPr>
+        <w:t xml:space="preserve">WouldX</w:t>
+      </w:r>
+      <w:r>
+        <w:t xml:space="preserve"> </w:t>
+      </w:r>
+      <w:r>
+        <w:t xml:space="preserve">from a prior dry run)</w:t>
+      </w:r>
+      <w:r>
+        <w:t xml:space="preserve"> </w:t>
+      </w:r>
+      <w:r>
+        <w:t xml:space="preserve">are (re)evaluated. It is always safe to re-run this script against the same</w:t>
+      </w:r>
+      <w:r>
+        <w:t xml:space="preserve"> </w:t>
+      </w:r>
+      <w:r>
+        <w:t xml:space="preserve">Excel file.</w:t>
+      </w:r>
+    </w:p>
+    <w:bookmarkEnd w:id="32"/>
+    <w:bookmarkStart w:id="33" w:name="if-the-excel-write-back-fails"/>
+    <w:p>
+      <w:pPr>
+        <w:pStyle w:val="Heading2"/>
+      </w:pPr>
+      <w:r>
+        <w:t xml:space="preserve">7.4 If the Excel write-back fails</w:t>
+      </w:r>
+    </w:p>
+    <w:p>
+      <w:pPr>
+        <w:pStyle w:val="FirstParagraph"/>
+      </w:pPr>
+      <w:r>
+        <w:t xml:space="preserve">If someone has the Excel file open, the write-back retries a few times</w:t>
+      </w:r>
+      <w:r>
+        <w:t xml:space="preserve"> </w:t>
+      </w:r>
+      <w:r>
+        <w:t xml:space="preserve">with a short delay, then gives up with a clear warning — but</w:t>
+      </w:r>
+      <w:r>
+        <w:t xml:space="preserve"> </w:t>
+      </w:r>
+      <w:r>
+        <w:rPr>
+          <w:b/>
+          <w:bCs/>
+        </w:rPr>
+        <w:t xml:space="preserve">the CSV log</w:t>
+      </w:r>
+      <w:r>
+        <w:rPr>
+          <w:b/>
+          <w:bCs/>
+        </w:rPr>
+        <w:t xml:space="preserve"> </w:t>
+      </w:r>
+      <w:r>
+        <w:rPr>
+          <w:b/>
+          <w:bCs/>
+        </w:rPr>
+        <w:t xml:space="preserve">next to it always has the complete, real result</w:t>
+      </w:r>
+      <w:r>
+        <w:t xml:space="preserve">, even if the Excel didn’t</w:t>
+      </w:r>
+      <w:r>
+        <w:t xml:space="preserve"> </w:t>
+      </w:r>
+      <w:r>
+        <w:t xml:space="preserve">get updated. Close the file and re-run the same command; already-completed</w:t>
+      </w:r>
+      <w:r>
+        <w:t xml:space="preserve"> </w:t>
+      </w:r>
+      <w:r>
+        <w:t xml:space="preserve">rows will be skipped per §7.3.</w:t>
+      </w:r>
+    </w:p>
+    <w:bookmarkEnd w:id="33"/>
+    <w:bookmarkStart w:id="34" w:name="if-the-excel-file-has-multiple-sheets"/>
+    <w:p>
+      <w:pPr>
+        <w:pStyle w:val="Heading2"/>
+      </w:pPr>
+      <w:r>
+        <w:t xml:space="preserve">7.5 If the Excel file has multiple sheets</w:t>
+      </w:r>
+    </w:p>
+    <w:p>
+      <w:pPr>
+        <w:pStyle w:val="FirstParagraph"/>
+      </w:pPr>
+      <w:r>
+        <w:t xml:space="preserve">Without</w:t>
+      </w:r>
+      <w:r>
+        <w:t xml:space="preserve"> </w:t>
+      </w:r>
+      <w:r>
+        <w:rPr>
+          <w:rStyle w:val="VerbatimChar"/>
+        </w:rPr>
+        <w:t xml:space="preserve">-WorksheetName</w:t>
+      </w:r>
+      <w:r>
+        <w:t xml:space="preserve">, the script reads whichever sheet is</w:t>
+      </w:r>
+      <w:r>
+        <w:t xml:space="preserve"> </w:t>
+      </w:r>
+      <w:r>
+        <w:rPr>
+          <w:b/>
+          <w:bCs/>
+        </w:rPr>
+        <w:t xml:space="preserve">first by</w:t>
+      </w:r>
+      <w:r>
+        <w:rPr>
+          <w:b/>
+          <w:bCs/>
+        </w:rPr>
+        <w:t xml:space="preserve"> </w:t>
+      </w:r>
+      <w:r>
+        <w:rPr>
+          <w:b/>
+          <w:bCs/>
+        </w:rPr>
+        <w:t xml:space="preserve">position</w:t>
+      </w:r>
+      <w:r>
+        <w:t xml:space="preserve"> </w:t>
+      </w:r>
+      <w:r>
+        <w:t xml:space="preserve">in the workbook, and writes the results back into that exact</w:t>
+      </w:r>
+      <w:r>
+        <w:t xml:space="preserve"> </w:t>
+      </w:r>
+      <w:r>
+        <w:t xml:space="preserve">same sheet — it resolves the sheet name once at the start of the run and</w:t>
+      </w:r>
+      <w:r>
+        <w:t xml:space="preserve"> </w:t>
+      </w:r>
+      <w:r>
+        <w:t xml:space="preserve">reuses it, so read and write can never end up targeting two different</w:t>
+      </w:r>
+      <w:r>
+        <w:t xml:space="preserve"> </w:t>
+      </w:r>
+      <w:r>
+        <w:t xml:space="preserve">sheets even if the first sheet isn’t named</w:t>
+      </w:r>
+      <w:r>
+        <w:t xml:space="preserve"> </w:t>
+      </w:r>
+      <w:r>
+        <w:rPr>
+          <w:rStyle w:val="VerbatimChar"/>
+        </w:rPr>
+        <w:t xml:space="preserve">Sheet1</w:t>
+      </w:r>
+      <w:r>
+        <w:t xml:space="preserve">.</w:t>
+      </w:r>
+    </w:p>
+    <w:p>
+      <w:pPr>
+        <w:pStyle w:val="BodyText"/>
+      </w:pPr>
+      <w:r>
+        <w:t xml:space="preserve">Still, if your workbook has more than one sheet,</w:t>
+      </w:r>
+      <w:r>
+        <w:t xml:space="preserve"> </w:t>
+      </w:r>
+      <w:r>
+        <w:rPr>
+          <w:b/>
+          <w:bCs/>
+        </w:rPr>
+        <w:t xml:space="preserve">pass</w:t>
+      </w:r>
+      <w:r>
+        <w:rPr>
+          <w:b/>
+          <w:bCs/>
+        </w:rPr>
+        <w:t xml:space="preserve"> </w:t>
+      </w:r>
+      <w:r>
+        <w:rPr>
+          <w:rStyle w:val="VerbatimChar"/>
+          <w:b/>
+          <w:bCs/>
+        </w:rPr>
+        <w:t xml:space="preserve">-WorksheetName</w:t>
+      </w:r>
+      <w:r>
+        <w:rPr>
+          <w:b/>
+          <w:bCs/>
+        </w:rPr>
+        <w:t xml:space="preserve"> </w:t>
+      </w:r>
+      <w:r>
+        <w:rPr>
+          <w:b/>
+          <w:bCs/>
+        </w:rPr>
+        <w:t xml:space="preserve">explicitly</w:t>
+      </w:r>
+      <w:r>
+        <w:t xml:space="preserve"> </w:t>
+      </w:r>
+      <w:r>
+        <w:t xml:space="preserve">naming the one with your candidate list. It removes any</w:t>
+      </w:r>
+      <w:r>
+        <w:t xml:space="preserve"> </w:t>
+      </w:r>
+      <w:r>
+        <w:t xml:space="preserve">ambiguity about which sheet is</w:t>
+      </w:r>
+      <w:r>
+        <w:t xml:space="preserve"> </w:t>
+      </w:r>
+      <w:r>
+        <w:t xml:space="preserve">“first,”</w:t>
+      </w:r>
+      <w:r>
+        <w:t xml:space="preserve"> </w:t>
+      </w:r>
+      <w:r>
+        <w:t xml:space="preserve">and it’s the only way to point the</w:t>
+      </w:r>
+      <w:r>
+        <w:t xml:space="preserve"> </w:t>
+      </w:r>
+      <w:r>
+        <w:t xml:space="preserve">script at a sheet that isn’t the first one:</w:t>
+      </w:r>
+    </w:p>
+    <w:p>
+      <w:pPr>
+        <w:pStyle w:val="SourceCode"/>
+      </w:pPr>
+      <w:r>
+        <w:rPr>
+          <w:rStyle w:val="OperatorTok"/>
+        </w:rPr>
+        <w:t xml:space="preserve">.</w:t>
+      </w:r>
+      <w:r>
+        <w:rPr>
+          <w:rStyle w:val="NormalTok"/>
+        </w:rPr>
+        <w:t xml:space="preserve">\Invoke-GovernedDeletionFromExcel</w:t>
+      </w:r>
+      <w:r>
+        <w:rPr>
+          <w:rStyle w:val="OperatorTok"/>
+        </w:rPr>
+        <w:t xml:space="preserve">.</w:t>
+      </w:r>
+      <w:r>
+        <w:rPr>
+          <w:rStyle w:val="FunctionTok"/>
+        </w:rPr>
+        <w:t xml:space="preserve">ps1</w:t>
+      </w:r>
+      <w:r>
+        <w:rPr>
+          <w:rStyle w:val="NormalTok"/>
+        </w:rPr>
+        <w:t xml:space="preserve"> </w:t>
+      </w:r>
+      <w:r>
+        <w:rPr>
+          <w:rStyle w:val="OperatorTok"/>
+        </w:rPr>
+        <w:t xml:space="preserve">-</w:t>
+      </w:r>
+      <w:r>
+        <w:rPr>
+          <w:rStyle w:val="NormalTok"/>
+        </w:rPr>
+        <w:t xml:space="preserve">ExcelPath </w:t>
+      </w:r>
+      <w:r>
+        <w:rPr>
+          <w:rStyle w:val="StringTok"/>
+        </w:rPr>
+        <w:t xml:space="preserve">".\export.xlsx"</w:t>
+      </w:r>
+      <w:r>
+        <w:rPr>
+          <w:rStyle w:val="NormalTok"/>
+        </w:rPr>
+        <w:t xml:space="preserve"> </w:t>
+      </w:r>
+      <w:r>
+        <w:rPr>
+          <w:rStyle w:val="OperatorTok"/>
+        </w:rPr>
+        <w:t xml:space="preserve">-</w:t>
+      </w:r>
+      <w:r>
+        <w:rPr>
+          <w:rStyle w:val="NormalTok"/>
+        </w:rPr>
+        <w:t xml:space="preserve">WorksheetName </w:t>
+      </w:r>
+      <w:r>
+        <w:rPr>
+          <w:rStyle w:val="StringTok"/>
+        </w:rPr>
+        <w:t xml:space="preserve">"Candidates"</w:t>
+      </w:r>
+      <w:r>
+        <w:rPr>
+          <w:rStyle w:val="NormalTok"/>
+        </w:rPr>
+        <w:t xml:space="preserve"> `</w:t>
+      </w:r>
+      <w:r>
+        <w:br/>
+      </w:r>
+      <w:r>
+        <w:rPr>
+          <w:rStyle w:val="NormalTok"/>
+        </w:rPr>
+        <w:t xml:space="preserve">    </w:t>
+      </w:r>
+      <w:r>
+        <w:rPr>
+          <w:rStyle w:val="OperatorTok"/>
+        </w:rPr>
+        <w:t xml:space="preserve">-</w:t>
+      </w:r>
+      <w:r>
+        <w:rPr>
+          <w:rStyle w:val="NormalTok"/>
+        </w:rPr>
+        <w:t xml:space="preserve">TargetDrive </w:t>
+      </w:r>
+      <w:r>
+        <w:rPr>
+          <w:rStyle w:val="StringTok"/>
+        </w:rPr>
+        <w:t xml:space="preserve">"\\FS01\Projects"</w:t>
+      </w:r>
+      <w:r>
+        <w:rPr>
+          <w:rStyle w:val="NormalTok"/>
+        </w:rPr>
+        <w:t xml:space="preserve"> </w:t>
+      </w:r>
+      <w:r>
+        <w:rPr>
+          <w:rStyle w:val="OperatorTok"/>
+        </w:rPr>
+        <w:t xml:space="preserve">-</w:t>
+      </w:r>
+      <w:r>
+        <w:rPr>
+          <w:rStyle w:val="NormalTok"/>
+        </w:rPr>
+        <w:t xml:space="preserve">ActivityType Quarantine </w:t>
+      </w:r>
+      <w:r>
+        <w:rPr>
+          <w:rStyle w:val="OperatorTok"/>
+        </w:rPr>
+        <w:t xml:space="preserve">-</w:t>
+      </w:r>
+      <w:r>
+        <w:rPr>
+          <w:rStyle w:val="NormalTok"/>
+        </w:rPr>
+        <w:t xml:space="preserve">QuarantineRoot </w:t>
+      </w:r>
+      <w:r>
+        <w:rPr>
+          <w:rStyle w:val="StringTok"/>
+        </w:rPr>
+        <w:t xml:space="preserve">"\\FS01\_Quarantine"</w:t>
+      </w:r>
+    </w:p>
+    <w:bookmarkEnd w:id="34"/>
     <w:bookmarkEnd w:id="35"/>
-    <w:bookmarkStart w:id="36" w:name="X9c6ad848db1408be413aba9c5c4dcacf23f1681"/>
+    <w:bookmarkStart w:id="36" w:name="testing-before-a-real-run"/>
     <w:p>
       <w:pPr>
         <w:pStyle w:val="Heading1"/>
       </w:pPr>
       <w:r>
-        <w:t xml:space="preserve">10. Known limitations (by design, not oversight)</w:t>
+        <w:t xml:space="preserve">8. Testing before a real run</w:t>
+      </w:r>
+    </w:p>
+    <w:p>
+      <w:pPr>
+        <w:pStyle w:val="FirstParagraph"/>
+      </w:pPr>
+      <w:r>
+        <w:t xml:space="preserve">The first time you use these scripts — or after any change to them — dry-run</w:t>
+      </w:r>
+      <w:r>
+        <w:t xml:space="preserve"> </w:t>
+      </w:r>
+      <w:r>
+        <w:t xml:space="preserve">against a small local/test folder with a handful of files (mix in a folder</w:t>
+      </w:r>
+      <w:r>
+        <w:t xml:space="preserve"> </w:t>
+      </w:r>
+      <w:r>
+        <w:t xml:space="preserve">path as well as file paths) before pointing anything at production data.</w:t>
+      </w:r>
+      <w:r>
+        <w:t xml:space="preserve"> </w:t>
+      </w:r>
+      <w:r>
+        <w:t xml:space="preserve">Confirm:</w:t>
       </w:r>
     </w:p>
     <w:p>
@@ -3571,62 +3802,7 @@
         </w:numPr>
       </w:pPr>
       <w:r>
-        <w:rPr>
-          <w:b/>
-          <w:bCs/>
-        </w:rPr>
-        <w:t xml:space="preserve">Duplicate detection is not implemented.</w:t>
-      </w:r>
-      <w:r>
-        <w:t xml:space="preserve"> </w:t>
-      </w:r>
-      <w:r>
-        <w:t xml:space="preserve">The technical flowchart’s</w:t>
-      </w:r>
-      <w:r>
-        <w:t xml:space="preserve"> </w:t>
-      </w:r>
-      <w:r>
-        <w:t xml:space="preserve">“same filename + size + modified date”</w:t>
-      </w:r>
-      <w:r>
-        <w:t xml:space="preserve"> </w:t>
-      </w:r>
-      <w:r>
-        <w:t xml:space="preserve">rule is deliberately left out of</w:t>
-      </w:r>
-      <w:r>
-        <w:t xml:space="preserve"> </w:t>
-      </w:r>
-      <w:r>
-        <w:rPr>
-          <w:rStyle w:val="VerbatimChar"/>
-        </w:rPr>
-        <w:t xml:space="preserve">Find-GovernedCandidatesByScan.ps1</w:t>
-      </w:r>
-      <w:r>
-        <w:t xml:space="preserve"> </w:t>
-      </w:r>
-      <w:r>
-        <w:t xml:space="preserve">— checking that across a</w:t>
-      </w:r>
-      <w:r>
-        <w:t xml:space="preserve"> </w:t>
-      </w:r>
-      <w:r>
-        <w:t xml:space="preserve">petabyte-scale share risks the script running out of time or memory. If</w:t>
-      </w:r>
-      <w:r>
-        <w:t xml:space="preserve"> </w:t>
-      </w:r>
-      <w:r>
-        <w:t xml:space="preserve">you need duplicates identified, that still goes through the ManageEngine</w:t>
-      </w:r>
-      <w:r>
-        <w:t xml:space="preserve"> </w:t>
-      </w:r>
-      <w:r>
-        <w:t xml:space="preserve">tool for now.</w:t>
+        <w:t xml:space="preserve">The console output is readable and each row’s outcome makes sense.</w:t>
       </w:r>
     </w:p>
     <w:p>
@@ -3638,44 +3814,7 @@
         </w:numPr>
       </w:pPr>
       <w:r>
-        <w:rPr>
-          <w:b/>
-          <w:bCs/>
-        </w:rPr>
-        <w:t xml:space="preserve">No whole-folder rule in the scan script.</w:t>
-      </w:r>
-      <w:r>
-        <w:t xml:space="preserve"> </w:t>
-      </w:r>
-      <w:r>
-        <w:t xml:space="preserve">Unlike some other cleanup</w:t>
-      </w:r>
-      <w:r>
-        <w:t xml:space="preserve"> </w:t>
-      </w:r>
-      <w:r>
-        <w:t xml:space="preserve">scripts,</w:t>
-      </w:r>
-      <w:r>
-        <w:t xml:space="preserve"> </w:t>
-      </w:r>
-      <w:r>
-        <w:rPr>
-          <w:rStyle w:val="VerbatimChar"/>
-        </w:rPr>
-        <w:t xml:space="preserve">Find-GovernedCandidatesByScan.ps1</w:t>
-      </w:r>
-      <w:r>
-        <w:t xml:space="preserve"> </w:t>
-      </w:r>
-      <w:r>
-        <w:t xml:space="preserve">only evaluates individual</w:t>
-      </w:r>
-      <w:r>
-        <w:t xml:space="preserve"> </w:t>
-      </w:r>
-      <w:r>
-        <w:t xml:space="preserve">files, not whole aged folders.</w:t>
+        <w:t xml:space="preserve">The Excel gets the four new columns without losing any original column.</w:t>
       </w:r>
     </w:p>
     <w:p>
@@ -3687,10 +3826,471 @@
         </w:numPr>
       </w:pPr>
       <w:r>
+        <w:t xml:space="preserve">Quarantine (with a throwaway</w:t>
+      </w:r>
+      <w:r>
+        <w:t xml:space="preserve"> </w:t>
+      </w:r>
+      <w:r>
+        <w:rPr>
+          <w:rStyle w:val="VerbatimChar"/>
+        </w:rPr>
+        <w:t xml:space="preserve">-QuarantineRoot</w:t>
+      </w:r>
+      <w:r>
+        <w:t xml:space="preserve">) preserves the relative</w:t>
+      </w:r>
+      <w:r>
+        <w:t xml:space="preserve"> </w:t>
+      </w:r>
+      <w:r>
+        <w:t xml:space="preserve">folder structure correctly.</w:t>
+      </w:r>
+    </w:p>
+    <w:bookmarkEnd w:id="36"/>
+    <w:bookmarkStart w:id="37" w:name="X1a6a46a0f049bfe7fe860351c730c75f0923619"/>
+    <w:p>
+      <w:pPr>
+        <w:pStyle w:val="Heading1"/>
+      </w:pPr>
+      <w:r>
+        <w:t xml:space="preserve">9. Purging expired quarantine (</w:t>
+      </w:r>
+      <w:r>
+        <w:rPr>
+          <w:rStyle w:val="VerbatimChar"/>
+        </w:rPr>
+        <w:t xml:space="preserve">Remove-ExpiredQuarantine.ps1</w:t>
+      </w:r>
+      <w:r>
+        <w:t xml:space="preserve">)</w:t>
+      </w:r>
+    </w:p>
+    <w:p>
+      <w:pPr>
+        <w:pStyle w:val="FirstParagraph"/>
+      </w:pPr>
+      <w:r>
+        <w:t xml:space="preserve">Quarantined batches should not sit forever. This script permanently deletes</w:t>
+      </w:r>
+      <w:r>
+        <w:t xml:space="preserve"> </w:t>
+      </w:r>
+      <w:r>
+        <w:t xml:space="preserve">whole batches once they’re older than the retention window (30 days by</w:t>
+      </w:r>
+      <w:r>
+        <w:t xml:space="preserve"> </w:t>
+      </w:r>
+      <w:r>
+        <w:t xml:space="preserve">default), regardless of whether they came from a ManageEngine-sourced run or</w:t>
+      </w:r>
+      <w:r>
+        <w:t xml:space="preserve"> </w:t>
+      </w:r>
+      <w:r>
+        <w:t xml:space="preserve">a scan-sourced run — both use the same batch-folder convention. Simplest</w:t>
+      </w:r>
+      <w:r>
+        <w:t xml:space="preserve"> </w:t>
+      </w:r>
+      <w:r>
+        <w:t xml:space="preserve">option: just run</w:t>
+      </w:r>
+      <w:r>
+        <w:t xml:space="preserve"> </w:t>
+      </w:r>
+      <w:r>
+        <w:rPr>
+          <w:rStyle w:val="VerbatimChar"/>
+        </w:rPr>
+        <w:t xml:space="preserve">.\Remove-ExpiredQuarantine.ps1</w:t>
+      </w:r>
+      <w:r>
+        <w:t xml:space="preserve"> </w:t>
+      </w:r>
+      <w:r>
+        <w:t xml:space="preserve">with no parameters and</w:t>
+      </w:r>
+      <w:r>
+        <w:t xml:space="preserve"> </w:t>
+      </w:r>
+      <w:r>
+        <w:t xml:space="preserve">answer the two questions it asks (which quarantine folder, how many days).</w:t>
+      </w:r>
+    </w:p>
+    <w:p>
+      <w:pPr>
+        <w:pStyle w:val="BodyText"/>
+      </w:pPr>
+      <w:r>
         <w:rPr>
           <w:b/>
           <w:bCs/>
         </w:rPr>
+        <w:t xml:space="preserve">Dry run:</w:t>
+      </w:r>
+    </w:p>
+    <w:p>
+      <w:pPr>
+        <w:pStyle w:val="SourceCode"/>
+      </w:pPr>
+      <w:r>
+        <w:rPr>
+          <w:rStyle w:val="OperatorTok"/>
+        </w:rPr>
+        <w:t xml:space="preserve">.</w:t>
+      </w:r>
+      <w:r>
+        <w:rPr>
+          <w:rStyle w:val="NormalTok"/>
+        </w:rPr>
+        <w:t xml:space="preserve">\Remove-ExpiredQuarantine</w:t>
+      </w:r>
+      <w:r>
+        <w:rPr>
+          <w:rStyle w:val="OperatorTok"/>
+        </w:rPr>
+        <w:t xml:space="preserve">.</w:t>
+      </w:r>
+      <w:r>
+        <w:rPr>
+          <w:rStyle w:val="FunctionTok"/>
+        </w:rPr>
+        <w:t xml:space="preserve">ps1</w:t>
+      </w:r>
+      <w:r>
+        <w:rPr>
+          <w:rStyle w:val="NormalTok"/>
+        </w:rPr>
+        <w:t xml:space="preserve"> </w:t>
+      </w:r>
+      <w:r>
+        <w:rPr>
+          <w:rStyle w:val="OperatorTok"/>
+        </w:rPr>
+        <w:t xml:space="preserve">-</w:t>
+      </w:r>
+      <w:r>
+        <w:rPr>
+          <w:rStyle w:val="NormalTok"/>
+        </w:rPr>
+        <w:t xml:space="preserve">QuarantineRoot </w:t>
+      </w:r>
+      <w:r>
+        <w:rPr>
+          <w:rStyle w:val="StringTok"/>
+        </w:rPr>
+        <w:t xml:space="preserve">"\\FS01\_Quarantine"</w:t>
+      </w:r>
+    </w:p>
+    <w:p>
+      <w:pPr>
+        <w:pStyle w:val="FirstParagraph"/>
+      </w:pPr>
+      <w:r>
+        <w:rPr>
+          <w:b/>
+          <w:bCs/>
+        </w:rPr>
+        <w:t xml:space="preserve">Real purge:</w:t>
+      </w:r>
+    </w:p>
+    <w:p>
+      <w:pPr>
+        <w:pStyle w:val="SourceCode"/>
+      </w:pPr>
+      <w:r>
+        <w:rPr>
+          <w:rStyle w:val="OperatorTok"/>
+        </w:rPr>
+        <w:t xml:space="preserve">.</w:t>
+      </w:r>
+      <w:r>
+        <w:rPr>
+          <w:rStyle w:val="NormalTok"/>
+        </w:rPr>
+        <w:t xml:space="preserve">\Remove-ExpiredQuarantine</w:t>
+      </w:r>
+      <w:r>
+        <w:rPr>
+          <w:rStyle w:val="OperatorTok"/>
+        </w:rPr>
+        <w:t xml:space="preserve">.</w:t>
+      </w:r>
+      <w:r>
+        <w:rPr>
+          <w:rStyle w:val="FunctionTok"/>
+        </w:rPr>
+        <w:t xml:space="preserve">ps1</w:t>
+      </w:r>
+      <w:r>
+        <w:rPr>
+          <w:rStyle w:val="NormalTok"/>
+        </w:rPr>
+        <w:t xml:space="preserve"> </w:t>
+      </w:r>
+      <w:r>
+        <w:rPr>
+          <w:rStyle w:val="OperatorTok"/>
+        </w:rPr>
+        <w:t xml:space="preserve">-</w:t>
+      </w:r>
+      <w:r>
+        <w:rPr>
+          <w:rStyle w:val="NormalTok"/>
+        </w:rPr>
+        <w:t xml:space="preserve">QuarantineRoot </w:t>
+      </w:r>
+      <w:r>
+        <w:rPr>
+          <w:rStyle w:val="StringTok"/>
+        </w:rPr>
+        <w:t xml:space="preserve">"\\FS01\_Quarantine"</w:t>
+      </w:r>
+      <w:r>
+        <w:rPr>
+          <w:rStyle w:val="NormalTok"/>
+        </w:rPr>
+        <w:t xml:space="preserve"> </w:t>
+      </w:r>
+      <w:r>
+        <w:rPr>
+          <w:rStyle w:val="OperatorTok"/>
+        </w:rPr>
+        <w:t xml:space="preserve">-</w:t>
+      </w:r>
+      <w:r>
+        <w:rPr>
+          <w:rStyle w:val="NormalTok"/>
+        </w:rPr>
+        <w:t xml:space="preserve">Execute</w:t>
+      </w:r>
+    </w:p>
+    <w:p>
+      <w:pPr>
+        <w:pStyle w:val="FirstParagraph"/>
+      </w:pPr>
+      <w:r>
+        <w:t xml:space="preserve">You’ll be asked to type</w:t>
+      </w:r>
+      <w:r>
+        <w:t xml:space="preserve"> </w:t>
+      </w:r>
+      <w:r>
+        <w:rPr>
+          <w:rStyle w:val="VerbatimChar"/>
+        </w:rPr>
+        <w:t xml:space="preserve">PURGE</w:t>
+      </w:r>
+      <w:r>
+        <w:t xml:space="preserve"> </w:t>
+      </w:r>
+      <w:r>
+        <w:t xml:space="preserve">to confirm before anything is deleted. Any</w:t>
+      </w:r>
+      <w:r>
+        <w:t xml:space="preserve"> </w:t>
+      </w:r>
+      <w:r>
+        <w:t xml:space="preserve">subfolder under</w:t>
+      </w:r>
+      <w:r>
+        <w:t xml:space="preserve"> </w:t>
+      </w:r>
+      <w:r>
+        <w:rPr>
+          <w:rStyle w:val="VerbatimChar"/>
+        </w:rPr>
+        <w:t xml:space="preserve">-QuarantineRoot</w:t>
+      </w:r>
+      <w:r>
+        <w:t xml:space="preserve"> </w:t>
+      </w:r>
+      <w:r>
+        <w:t xml:space="preserve">that isn’t named in the</w:t>
+      </w:r>
+      <w:r>
+        <w:t xml:space="preserve"> </w:t>
+      </w:r>
+      <w:r>
+        <w:rPr>
+          <w:rStyle w:val="VerbatimChar"/>
+        </w:rPr>
+        <w:t xml:space="preserve">yyyy-MM-dd_HHmmss</w:t>
+      </w:r>
+      <w:r>
+        <w:t xml:space="preserve"> </w:t>
+      </w:r>
+      <w:r>
+        <w:t xml:space="preserve">batch format is skipped and left alone — this script</w:t>
+      </w:r>
+      <w:r>
+        <w:t xml:space="preserve"> </w:t>
+      </w:r>
+      <w:r>
+        <w:t xml:space="preserve">only ever touches folders it recognizes as its own batches.</w:t>
+      </w:r>
+    </w:p>
+    <w:p>
+      <w:pPr>
+        <w:pStyle w:val="BodyText"/>
+      </w:pPr>
+      <w:r>
+        <w:t xml:space="preserve">There is currently no automated schedule for this — run it manually, or ask</w:t>
+      </w:r>
+      <w:r>
+        <w:t xml:space="preserve"> </w:t>
+      </w:r>
+      <w:r>
+        <w:t xml:space="preserve">to have it wired into a scheduled task once the 30-day default has been</w:t>
+      </w:r>
+      <w:r>
+        <w:t xml:space="preserve"> </w:t>
+      </w:r>
+      <w:r>
+        <w:t xml:space="preserve">validated against your actual retention requirement.</w:t>
+      </w:r>
+    </w:p>
+    <w:bookmarkEnd w:id="37"/>
+    <w:bookmarkStart w:id="38" w:name="X9c6ad848db1408be413aba9c5c4dcacf23f1681"/>
+    <w:p>
+      <w:pPr>
+        <w:pStyle w:val="Heading1"/>
+      </w:pPr>
+      <w:r>
+        <w:t xml:space="preserve">10. Known limitations (by design, not oversight)</w:t>
+      </w:r>
+    </w:p>
+    <w:p>
+      <w:pPr>
+        <w:pStyle w:val="Compact"/>
+        <w:numPr>
+          <w:ilvl w:val="0"/>
+          <w:numId w:val="1007"/>
+        </w:numPr>
+      </w:pPr>
+      <w:r>
+        <w:rPr>
+          <w:b/>
+          <w:bCs/>
+        </w:rPr>
+        <w:t xml:space="preserve">Duplicate detection is not implemented.</w:t>
+      </w:r>
+      <w:r>
+        <w:t xml:space="preserve"> </w:t>
+      </w:r>
+      <w:r>
+        <w:t xml:space="preserve">The technical flowchart’s</w:t>
+      </w:r>
+      <w:r>
+        <w:t xml:space="preserve"> </w:t>
+      </w:r>
+      <w:r>
+        <w:t xml:space="preserve">“same filename + size + modified date”</w:t>
+      </w:r>
+      <w:r>
+        <w:t xml:space="preserve"> </w:t>
+      </w:r>
+      <w:r>
+        <w:t xml:space="preserve">rule is deliberately left out of</w:t>
+      </w:r>
+      <w:r>
+        <w:t xml:space="preserve"> </w:t>
+      </w:r>
+      <w:r>
+        <w:rPr>
+          <w:rStyle w:val="VerbatimChar"/>
+        </w:rPr>
+        <w:t xml:space="preserve">Find-GovernedCandidatesByScan.ps1</w:t>
+      </w:r>
+      <w:r>
+        <w:t xml:space="preserve"> </w:t>
+      </w:r>
+      <w:r>
+        <w:t xml:space="preserve">— checking that across a</w:t>
+      </w:r>
+      <w:r>
+        <w:t xml:space="preserve"> </w:t>
+      </w:r>
+      <w:r>
+        <w:t xml:space="preserve">petabyte-scale share risks the script running out of time or memory. If</w:t>
+      </w:r>
+      <w:r>
+        <w:t xml:space="preserve"> </w:t>
+      </w:r>
+      <w:r>
+        <w:t xml:space="preserve">you need duplicates identified, that still goes through the ManageEngine</w:t>
+      </w:r>
+      <w:r>
+        <w:t xml:space="preserve"> </w:t>
+      </w:r>
+      <w:r>
+        <w:t xml:space="preserve">tool for now.</w:t>
+      </w:r>
+    </w:p>
+    <w:p>
+      <w:pPr>
+        <w:pStyle w:val="Compact"/>
+        <w:numPr>
+          <w:ilvl w:val="0"/>
+          <w:numId w:val="1007"/>
+        </w:numPr>
+      </w:pPr>
+      <w:r>
+        <w:rPr>
+          <w:b/>
+          <w:bCs/>
+        </w:rPr>
+        <w:t xml:space="preserve">No whole-folder rule in the scan script.</w:t>
+      </w:r>
+      <w:r>
+        <w:t xml:space="preserve"> </w:t>
+      </w:r>
+      <w:r>
+        <w:t xml:space="preserve">Unlike some other cleanup</w:t>
+      </w:r>
+      <w:r>
+        <w:t xml:space="preserve"> </w:t>
+      </w:r>
+      <w:r>
+        <w:t xml:space="preserve">scripts,</w:t>
+      </w:r>
+      <w:r>
+        <w:t xml:space="preserve"> </w:t>
+      </w:r>
+      <w:r>
+        <w:rPr>
+          <w:rStyle w:val="VerbatimChar"/>
+        </w:rPr>
+        <w:t xml:space="preserve">Find-GovernedCandidatesByScan.ps1</w:t>
+      </w:r>
+      <w:r>
+        <w:t xml:space="preserve"> </w:t>
+      </w:r>
+      <w:r>
+        <w:t xml:space="preserve">only evaluates individual</w:t>
+      </w:r>
+      <w:r>
+        <w:t xml:space="preserve"> </w:t>
+      </w:r>
+      <w:r>
+        <w:t xml:space="preserve">files, not whole aged folders.</w:t>
+      </w:r>
+    </w:p>
+    <w:p>
+      <w:pPr>
+        <w:pStyle w:val="Compact"/>
+        <w:numPr>
+          <w:ilvl w:val="0"/>
+          <w:numId w:val="1007"/>
+        </w:numPr>
+      </w:pPr>
+      <w:r>
+        <w:rPr>
+          <w:b/>
+          <w:bCs/>
+        </w:rPr>
         <w:t xml:space="preserve">Backup/recovery is not covered by this package.</w:t>
       </w:r>
       <w:r>
@@ -3718,8 +4318,8 @@
         <w:t xml:space="preserve">until that’s settled.</w:t>
       </w:r>
     </w:p>
-    <w:bookmarkEnd w:id="36"/>
-    <w:bookmarkStart w:id="37" w:name="troubleshooting"/>
+    <w:bookmarkEnd w:id="38"/>
+    <w:bookmarkStart w:id="39" w:name="troubleshooting"/>
     <w:p>
       <w:pPr>
         <w:pStyle w:val="Heading1"/>
@@ -4166,8 +4766,8 @@
         </w:tc>
       </w:tr>
     </w:tbl>
-    <w:bookmarkEnd w:id="37"/>
-    <w:bookmarkStart w:id="41" w:name="parameter-reference"/>
+    <w:bookmarkEnd w:id="39"/>
+    <w:bookmarkStart w:id="43" w:name="parameter-reference"/>
     <w:p>
       <w:pPr>
         <w:pStyle w:val="Heading1"/>
@@ -4176,7 +4776,60 @@
         <w:t xml:space="preserve">12. Parameter reference</w:t>
       </w:r>
     </w:p>
-    <w:bookmarkStart w:id="38" w:name="find-governedcandidatesbyscan.ps1"/>
+    <w:p>
+      <w:pPr>
+        <w:pStyle w:val="FirstParagraph"/>
+      </w:pPr>
+      <w:r>
+        <w:t xml:space="preserve">“Prompted”</w:t>
+      </w:r>
+      <w:r>
+        <w:t xml:space="preserve"> </w:t>
+      </w:r>
+      <w:r>
+        <w:t xml:space="preserve">below means: asked interactively as a plain-language question if</w:t>
+      </w:r>
+      <w:r>
+        <w:t xml:space="preserve"> </w:t>
+      </w:r>
+      <w:r>
+        <w:t xml:space="preserve">you didn’t pass that</w:t>
+      </w:r>
+      <w:r>
+        <w:t xml:space="preserve"> </w:t>
+      </w:r>
+      <w:r>
+        <w:rPr>
+          <w:rStyle w:val="VerbatimChar"/>
+        </w:rPr>
+        <w:t xml:space="preserve">-Parameter</w:t>
+      </w:r>
+      <w:r>
+        <w:t xml:space="preserve"> </w:t>
+      </w:r>
+      <w:r>
+        <w:t xml:space="preserve">on the command line.</w:t>
+      </w:r>
+      <w:r>
+        <w:t xml:space="preserve"> </w:t>
+      </w:r>
+      <w:r>
+        <w:t xml:space="preserve">“Never prompted”</w:t>
+      </w:r>
+      <w:r>
+        <w:t xml:space="preserve"> </w:t>
+      </w:r>
+      <w:r>
+        <w:t xml:space="preserve">means it’s a pure command-line/automation knob with a working default -</w:t>
+      </w:r>
+      <w:r>
+        <w:t xml:space="preserve"> </w:t>
+      </w:r>
+      <w:r>
+        <w:t xml:space="preserve">skipping it never blocks the script waiting for input.</w:t>
+      </w:r>
+    </w:p>
+    <w:bookmarkStart w:id="40" w:name="find-governedcandidatesbyscan.ps1"/>
     <w:p>
       <w:pPr>
         <w:pStyle w:val="Heading2"/>
@@ -4272,7 +4925,7 @@
               <w:pStyle w:val="Compact"/>
             </w:pPr>
             <w:r>
-              <w:t xml:space="preserve">Yes</w:t>
+              <w:t xml:space="preserve">Prompted if omitted</w:t>
             </w:r>
           </w:p>
         </w:tc>
@@ -4321,18 +4974,33 @@
               <w:pStyle w:val="Compact"/>
             </w:pPr>
             <w:r>
-              <w:t xml:space="preserve">Yes</w:t>
-            </w:r>
-          </w:p>
-        </w:tc>
-        <w:tc>
-          <w:tcPr/>
-          <w:p>
-            <w:pPr>
-              <w:pStyle w:val="Compact"/>
-            </w:pPr>
-            <w:r>
-              <w:t xml:space="preserve">—</w:t>
+              <w:t xml:space="preserve">Prompted if omitted</w:t>
+            </w:r>
+          </w:p>
+        </w:tc>
+        <w:tc>
+          <w:tcPr/>
+          <w:p>
+            <w:pPr>
+              <w:pStyle w:val="Compact"/>
+            </w:pPr>
+            <w:r>
+              <w:t xml:space="preserve">timestamped</w:t>
+            </w:r>
+            <w:r>
+              <w:t xml:space="preserve"> </w:t>
+            </w:r>
+            <w:r>
+              <w:rPr>
+                <w:rStyle w:val="VerbatimChar"/>
+              </w:rPr>
+              <w:t xml:space="preserve">.xlsx</w:t>
+            </w:r>
+            <w:r>
+              <w:t xml:space="preserve"> </w:t>
+            </w:r>
+            <w:r>
+              <w:t xml:space="preserve">offered as the answer</w:t>
             </w:r>
           </w:p>
         </w:tc>
@@ -4370,7 +5038,7 @@
               <w:pStyle w:val="Compact"/>
             </w:pPr>
             <w:r>
-              <w:t xml:space="preserve">No</w:t>
+              <w:t xml:space="preserve">Prompted if omitted</w:t>
             </w:r>
           </w:p>
         </w:tc>
@@ -4419,7 +5087,7 @@
               <w:pStyle w:val="Compact"/>
             </w:pPr>
             <w:r>
-              <w:t xml:space="preserve">No</w:t>
+              <w:t xml:space="preserve">No (never prompted)</w:t>
             </w:r>
           </w:p>
         </w:tc>
@@ -4468,7 +5136,7 @@
               <w:pStyle w:val="Compact"/>
             </w:pPr>
             <w:r>
-              <w:t xml:space="preserve">No</w:t>
+              <w:t xml:space="preserve">No (never prompted)</w:t>
             </w:r>
           </w:p>
         </w:tc>
@@ -4532,7 +5200,7 @@
               <w:pStyle w:val="Compact"/>
             </w:pPr>
             <w:r>
-              <w:t xml:space="preserve">No</w:t>
+              <w:t xml:space="preserve">No (never prompted)</w:t>
             </w:r>
           </w:p>
         </w:tc>
@@ -4581,7 +5249,7 @@
               <w:pStyle w:val="Compact"/>
             </w:pPr>
             <w:r>
-              <w:t xml:space="preserve">No</w:t>
+              <w:t xml:space="preserve">No (never prompted)</w:t>
             </w:r>
           </w:p>
         </w:tc>
@@ -4630,7 +5298,7 @@
               <w:pStyle w:val="Compact"/>
             </w:pPr>
             <w:r>
-              <w:t xml:space="preserve">No</w:t>
+              <w:t xml:space="preserve">No (never prompted)</w:t>
             </w:r>
           </w:p>
         </w:tc>
@@ -4670,8 +5338,8 @@
         </w:tc>
       </w:tr>
     </w:tbl>
-    <w:bookmarkEnd w:id="38"/>
-    <w:bookmarkStart w:id="39" w:name="invoke-governeddeletionfromexcel.ps1"/>
+    <w:bookmarkEnd w:id="40"/>
+    <w:bookmarkStart w:id="41" w:name="invoke-governeddeletionfromexcel.ps1"/>
     <w:p>
       <w:pPr>
         <w:pStyle w:val="Heading2"/>
@@ -4767,7 +5435,7 @@
               <w:pStyle w:val="Compact"/>
             </w:pPr>
             <w:r>
-              <w:t xml:space="preserve">Yes</w:t>
+              <w:t xml:space="preserve">Prompted if omitted</w:t>
             </w:r>
           </w:p>
         </w:tc>
@@ -4790,6 +5458,131 @@
             </w:pPr>
             <w:r>
               <w:t xml:space="preserve">The candidate Excel to read AND write back into</w:t>
+            </w:r>
+          </w:p>
+        </w:tc>
+      </w:tr>
+      <w:tr>
+        <w:tc>
+          <w:tcPr/>
+          <w:p>
+            <w:pPr>
+              <w:pStyle w:val="Compact"/>
+            </w:pPr>
+            <w:r>
+              <w:rPr>
+                <w:rStyle w:val="VerbatimChar"/>
+              </w:rPr>
+              <w:t xml:space="preserve">-ActivityType</w:t>
+            </w:r>
+          </w:p>
+        </w:tc>
+        <w:tc>
+          <w:tcPr/>
+          <w:p>
+            <w:pPr>
+              <w:pStyle w:val="Compact"/>
+            </w:pPr>
+            <w:r>
+              <w:t xml:space="preserve">Prompted if omitted (1/2 menu)</w:t>
+            </w:r>
+          </w:p>
+        </w:tc>
+        <w:tc>
+          <w:tcPr/>
+          <w:p>
+            <w:pPr>
+              <w:pStyle w:val="Compact"/>
+            </w:pPr>
+            <w:r>
+              <w:t xml:space="preserve">—</w:t>
+            </w:r>
+          </w:p>
+        </w:tc>
+        <w:tc>
+          <w:tcPr/>
+          <w:p>
+            <w:pPr>
+              <w:pStyle w:val="Compact"/>
+            </w:pPr>
+            <w:r>
+              <w:rPr>
+                <w:rStyle w:val="VerbatimChar"/>
+              </w:rPr>
+              <w:t xml:space="preserve">Quarantine</w:t>
+            </w:r>
+            <w:r>
+              <w:t xml:space="preserve"> </w:t>
+            </w:r>
+            <w:r>
+              <w:t xml:space="preserve">or</w:t>
+            </w:r>
+            <w:r>
+              <w:t xml:space="preserve"> </w:t>
+            </w:r>
+            <w:r>
+              <w:rPr>
+                <w:rStyle w:val="VerbatimChar"/>
+              </w:rPr>
+              <w:t xml:space="preserve">Delete</w:t>
+            </w:r>
+          </w:p>
+        </w:tc>
+      </w:tr>
+      <w:tr>
+        <w:tc>
+          <w:tcPr/>
+          <w:p>
+            <w:pPr>
+              <w:pStyle w:val="Compact"/>
+            </w:pPr>
+            <w:r>
+              <w:rPr>
+                <w:rStyle w:val="VerbatimChar"/>
+              </w:rPr>
+              <w:t xml:space="preserve">-QuarantineRoot</w:t>
+            </w:r>
+          </w:p>
+        </w:tc>
+        <w:tc>
+          <w:tcPr/>
+          <w:p>
+            <w:pPr>
+              <w:pStyle w:val="Compact"/>
+            </w:pPr>
+            <w:r>
+              <w:t xml:space="preserve">Prompted if omitted AND</w:t>
+            </w:r>
+            <w:r>
+              <w:t xml:space="preserve"> </w:t>
+            </w:r>
+            <w:r>
+              <w:rPr>
+                <w:rStyle w:val="VerbatimChar"/>
+              </w:rPr>
+              <w:t xml:space="preserve">-ActivityType Quarantine</w:t>
+            </w:r>
+          </w:p>
+        </w:tc>
+        <w:tc>
+          <w:tcPr/>
+          <w:p>
+            <w:pPr>
+              <w:pStyle w:val="Compact"/>
+            </w:pPr>
+            <w:r>
+              <w:t xml:space="preserve">—</w:t>
+            </w:r>
+          </w:p>
+        </w:tc>
+        <w:tc>
+          <w:tcPr/>
+          <w:p>
+            <w:pPr>
+              <w:pStyle w:val="Compact"/>
+            </w:pPr>
+            <w:r>
+              <w:t xml:space="preserve">Offers to create the folder if it doesn’t exist</w:t>
             </w:r>
           </w:p>
         </w:tc>
@@ -4816,7 +5609,7 @@
               <w:pStyle w:val="Compact"/>
             </w:pPr>
             <w:r>
-              <w:t xml:space="preserve">No (never prompted)</w:t>
+              <w:t xml:space="preserve">Prompted as an OPTIONAL question (Enter to skip)</w:t>
             </w:r>
           </w:p>
         </w:tc>
@@ -4840,128 +5633,6 @@
             <w:r>
               <w:t xml:space="preserve">Optional safety-net scope filter + common quarantine anchor</w:t>
             </w:r>
-          </w:p>
-        </w:tc>
-      </w:tr>
-      <w:tr>
-        <w:tc>
-          <w:tcPr/>
-          <w:p>
-            <w:pPr>
-              <w:pStyle w:val="Compact"/>
-            </w:pPr>
-            <w:r>
-              <w:rPr>
-                <w:rStyle w:val="VerbatimChar"/>
-              </w:rPr>
-              <w:t xml:space="preserve">-ActivityType</w:t>
-            </w:r>
-          </w:p>
-        </w:tc>
-        <w:tc>
-          <w:tcPr/>
-          <w:p>
-            <w:pPr>
-              <w:pStyle w:val="Compact"/>
-            </w:pPr>
-            <w:r>
-              <w:t xml:space="preserve">Prompted if omitted</w:t>
-            </w:r>
-          </w:p>
-        </w:tc>
-        <w:tc>
-          <w:tcPr/>
-          <w:p>
-            <w:pPr>
-              <w:pStyle w:val="Compact"/>
-            </w:pPr>
-            <w:r>
-              <w:t xml:space="preserve">—</w:t>
-            </w:r>
-          </w:p>
-        </w:tc>
-        <w:tc>
-          <w:tcPr/>
-          <w:p>
-            <w:pPr>
-              <w:pStyle w:val="Compact"/>
-            </w:pPr>
-            <w:r>
-              <w:rPr>
-                <w:rStyle w:val="VerbatimChar"/>
-              </w:rPr>
-              <w:t xml:space="preserve">Quarantine</w:t>
-            </w:r>
-            <w:r>
-              <w:t xml:space="preserve"> </w:t>
-            </w:r>
-            <w:r>
-              <w:t xml:space="preserve">or</w:t>
-            </w:r>
-            <w:r>
-              <w:t xml:space="preserve"> </w:t>
-            </w:r>
-            <w:r>
-              <w:rPr>
-                <w:rStyle w:val="VerbatimChar"/>
-              </w:rPr>
-              <w:t xml:space="preserve">Delete</w:t>
-            </w:r>
-          </w:p>
-        </w:tc>
-      </w:tr>
-      <w:tr>
-        <w:tc>
-          <w:tcPr/>
-          <w:p>
-            <w:pPr>
-              <w:pStyle w:val="Compact"/>
-            </w:pPr>
-            <w:r>
-              <w:rPr>
-                <w:rStyle w:val="VerbatimChar"/>
-              </w:rPr>
-              <w:t xml:space="preserve">-QuarantineRoot</w:t>
-            </w:r>
-          </w:p>
-        </w:tc>
-        <w:tc>
-          <w:tcPr/>
-          <w:p>
-            <w:pPr>
-              <w:pStyle w:val="Compact"/>
-            </w:pPr>
-            <w:r>
-              <w:t xml:space="preserve">Required if</w:t>
-            </w:r>
-            <w:r>
-              <w:t xml:space="preserve"> </w:t>
-            </w:r>
-            <w:r>
-              <w:rPr>
-                <w:rStyle w:val="VerbatimChar"/>
-              </w:rPr>
-              <w:t xml:space="preserve">-ActivityType Quarantine</w:t>
-            </w:r>
-          </w:p>
-        </w:tc>
-        <w:tc>
-          <w:tcPr/>
-          <w:p>
-            <w:pPr>
-              <w:pStyle w:val="Compact"/>
-            </w:pPr>
-            <w:r>
-              <w:t xml:space="preserve">—</w:t>
-            </w:r>
-          </w:p>
-        </w:tc>
-        <w:tc>
-          <w:tcPr/>
-          <w:p>
-            <w:pPr>
-              <w:pStyle w:val="Compact"/>
-            </w:pPr>
           </w:p>
         </w:tc>
       </w:tr>
@@ -4987,7 +5658,20 @@
               <w:pStyle w:val="Compact"/>
             </w:pPr>
             <w:r>
-              <w:t xml:space="preserve">No</w:t>
+              <w:t xml:space="preserve">No (</w:t>
+            </w:r>
+            <w:r>
+              <w:rPr>
+                <w:b/>
+                <w:bCs/>
+              </w:rPr>
+              <w:t xml:space="preserve">never</w:t>
+            </w:r>
+            <w:r>
+              <w:t xml:space="preserve"> </w:t>
+            </w:r>
+            <w:r>
+              <w:t xml:space="preserve">prompted, by design)</w:t>
             </w:r>
           </w:p>
         </w:tc>
@@ -5008,6 +5692,9 @@
             <w:pPr>
               <w:pStyle w:val="Compact"/>
             </w:pPr>
+            <w:r>
+              <w:t xml:space="preserve">See §4.2</w:t>
+            </w:r>
           </w:p>
         </w:tc>
       </w:tr>
@@ -5048,7 +5735,7 @@
               <w:pStyle w:val="Compact"/>
             </w:pPr>
             <w:r>
-              <w:t xml:space="preserve">No</w:t>
+              <w:t xml:space="preserve">No (never prompted)</w:t>
             </w:r>
           </w:p>
         </w:tc>
@@ -5151,7 +5838,7 @@
               <w:pStyle w:val="Compact"/>
             </w:pPr>
             <w:r>
-              <w:t xml:space="preserve">No</w:t>
+              <w:t xml:space="preserve">No (never prompted)</w:t>
             </w:r>
           </w:p>
         </w:tc>
@@ -5200,7 +5887,7 @@
               <w:pStyle w:val="Compact"/>
             </w:pPr>
             <w:r>
-              <w:t xml:space="preserve">No</w:t>
+              <w:t xml:space="preserve">No (never prompted)</w:t>
             </w:r>
           </w:p>
         </w:tc>
@@ -5234,8 +5921,8 @@
         </w:tc>
       </w:tr>
     </w:tbl>
-    <w:bookmarkEnd w:id="39"/>
-    <w:bookmarkStart w:id="40" w:name="remove-expiredquarantine.ps1"/>
+    <w:bookmarkEnd w:id="41"/>
+    <w:bookmarkStart w:id="42" w:name="remove-expiredquarantine.ps1"/>
     <w:p>
       <w:pPr>
         <w:pStyle w:val="Heading2"/>
@@ -5250,7 +5937,8 @@
     <w:tbl>
       <w:tblPr>
         <w:tblStyle w:val="Table"/>
-        <w:tblW w:type="auto" w:w="0"/>
+        <w:tblW w:type="pct" w:w="5000"/>
+        <w:tblLayout w:type="fixed"/>
         <w:tblLook w:firstRow="1" w:lastRow="0" w:firstColumn="0" w:lastColumn="0" w:noHBand="0" w:noVBand="0" w:val="0020"/>
       </w:tblPr>
       <w:tblGrid>
@@ -5330,7 +6018,7 @@
               <w:pStyle w:val="Compact"/>
             </w:pPr>
             <w:r>
-              <w:t xml:space="preserve">Yes</w:t>
+              <w:t xml:space="preserve">Prompted if omitted</w:t>
             </w:r>
           </w:p>
         </w:tc>
@@ -5376,7 +6064,7 @@
               <w:pStyle w:val="Compact"/>
             </w:pPr>
             <w:r>
-              <w:t xml:space="preserve">No</w:t>
+              <w:t xml:space="preserve">Prompted if omitted</w:t>
             </w:r>
           </w:p>
         </w:tc>
@@ -5422,7 +6110,20 @@
               <w:pStyle w:val="Compact"/>
             </w:pPr>
             <w:r>
-              <w:t xml:space="preserve">No</w:t>
+              <w:t xml:space="preserve">No (</w:t>
+            </w:r>
+            <w:r>
+              <w:rPr>
+                <w:b/>
+                <w:bCs/>
+              </w:rPr>
+              <w:t xml:space="preserve">never</w:t>
+            </w:r>
+            <w:r>
+              <w:t xml:space="preserve"> </w:t>
+            </w:r>
+            <w:r>
+              <w:t xml:space="preserve">prompted, by design)</w:t>
             </w:r>
           </w:p>
         </w:tc>
@@ -5443,6 +6144,9 @@
             <w:pPr>
               <w:pStyle w:val="Compact"/>
             </w:pPr>
+            <w:r>
+              <w:t xml:space="preserve">See §4.2</w:t>
+            </w:r>
           </w:p>
         </w:tc>
       </w:tr>
@@ -5468,7 +6172,7 @@
               <w:pStyle w:val="Compact"/>
             </w:pPr>
             <w:r>
-              <w:t xml:space="preserve">No</w:t>
+              <w:t xml:space="preserve">No (never prompted)</w:t>
             </w:r>
           </w:p>
         </w:tc>
@@ -5502,8 +6206,8 @@
         </w:tc>
       </w:tr>
     </w:tbl>
-    <w:bookmarkEnd w:id="40"/>
-    <w:bookmarkEnd w:id="41"/>
+    <w:bookmarkEnd w:id="42"/>
+    <w:bookmarkEnd w:id="43"/>
     <w:sectPr/>
   </w:body>
 </w:document>
@@ -5844,6 +6548,9 @@
     <w:abstractNumId w:val="991"/>
   </w:num>
   <w:num w:numId="1006">
+    <w:abstractNumId w:val="991"/>
+  </w:num>
+  <w:num w:numId="1007">
     <w:abstractNumId w:val="991"/>
   </w:num>
 </w:numbering>

--- a/FileShareCleanup-Governed/Runbook.docx
+++ b/FileShareCleanup-Governed/Runbook.docx
@@ -2380,7 +2380,7 @@
       </w:r>
     </w:p>
     <w:bookmarkEnd w:id="29"/>
-    <w:bookmarkStart w:id="35" w:name="X34b86626be4f464a2273ee729b28474f1b61730"/>
+    <w:bookmarkStart w:id="36" w:name="X34b86626be4f464a2273ee729b28474f1b61730"/>
     <w:p>
       <w:pPr>
         <w:pStyle w:val="Heading1"/>
@@ -3470,7 +3470,13 @@
         <w:t xml:space="preserve">-WorksheetName</w:t>
       </w:r>
       <w:r>
-        <w:t xml:space="preserve">, the script reads whichever sheet is</w:t>
+        <w:t xml:space="preserve">, the script checks each sheet in order and uses</w:t>
+      </w:r>
+      <w:r>
+        <w:t xml:space="preserve"> </w:t>
+      </w:r>
+      <w:r>
+        <w:t xml:space="preserve">the</w:t>
       </w:r>
       <w:r>
         <w:t xml:space="preserve"> </w:t>
@@ -3480,75 +3486,82 @@
           <w:b/>
           <w:bCs/>
         </w:rPr>
-        <w:t xml:space="preserve">first by</w:t>
+        <w:t xml:space="preserve">first one that actually has data rows</w:t>
+      </w:r>
+      <w:r>
+        <w:t xml:space="preserve"> </w:t>
+      </w:r>
+      <w:r>
+        <w:t xml:space="preserve">below its header — not just</w:t>
+      </w:r>
+      <w:r>
+        <w:t xml:space="preserve"> </w:t>
+      </w:r>
+      <w:r>
+        <w:t xml:space="preserve">the first sheet by position, since a blank cover/instructions tab as the</w:t>
+      </w:r>
+      <w:r>
+        <w:t xml:space="preserve"> </w:t>
+      </w:r>
+      <w:r>
+        <w:t xml:space="preserve">first sheet is a common shape for hand-built workbooks (see the</w:t>
+      </w:r>
+      <w:r>
+        <w:t xml:space="preserve"> </w:t>
+      </w:r>
+      <w:r>
+        <w:t xml:space="preserve">troubleshooting entry in §11 for what it looks like when a sheet turns out</w:t>
+      </w:r>
+      <w:r>
+        <w:t xml:space="preserve"> </w:t>
+      </w:r>
+      <w:r>
+        <w:t xml:space="preserve">to be empty). Whichever sheet it picks, it resolves that name once at the</w:t>
+      </w:r>
+      <w:r>
+        <w:t xml:space="preserve"> </w:t>
+      </w:r>
+      <w:r>
+        <w:t xml:space="preserve">start of the run and writes the results back into that exact same sheet —</w:t>
+      </w:r>
+      <w:r>
+        <w:t xml:space="preserve"> </w:t>
+      </w:r>
+      <w:r>
+        <w:t xml:space="preserve">read and write can never end up targeting two different sheets.</w:t>
+      </w:r>
+    </w:p>
+    <w:p>
+      <w:pPr>
+        <w:pStyle w:val="BodyText"/>
+      </w:pPr>
+      <w:r>
+        <w:t xml:space="preserve">Still, if your workbook has more than one sheet with data,</w:t>
+      </w:r>
+      <w:r>
+        <w:t xml:space="preserve"> </w:t>
       </w:r>
       <w:r>
         <w:rPr>
           <w:b/>
           <w:bCs/>
         </w:rPr>
-        <w:t xml:space="preserve"> </w:t>
+        <w:t xml:space="preserve">pass</w:t>
       </w:r>
       <w:r>
         <w:rPr>
           <w:b/>
           <w:bCs/>
         </w:rPr>
-        <w:t xml:space="preserve">position</w:t>
-      </w:r>
-      <w:r>
-        <w:t xml:space="preserve"> </w:t>
-      </w:r>
-      <w:r>
-        <w:t xml:space="preserve">in the workbook, and writes the results back into that exact</w:t>
-      </w:r>
-      <w:r>
-        <w:t xml:space="preserve"> </w:t>
-      </w:r>
-      <w:r>
-        <w:t xml:space="preserve">same sheet — it resolves the sheet name once at the start of the run and</w:t>
-      </w:r>
-      <w:r>
-        <w:t xml:space="preserve"> </w:t>
-      </w:r>
-      <w:r>
-        <w:t xml:space="preserve">reuses it, so read and write can never end up targeting two different</w:t>
-      </w:r>
-      <w:r>
-        <w:t xml:space="preserve"> </w:t>
-      </w:r>
-      <w:r>
-        <w:t xml:space="preserve">sheets even if the first sheet isn’t named</w:t>
-      </w:r>
-      <w:r>
-        <w:t xml:space="preserve"> </w:t>
-      </w:r>
-      <w:r>
-        <w:rPr>
-          <w:rStyle w:val="VerbatimChar"/>
-        </w:rPr>
-        <w:t xml:space="preserve">Sheet1</w:t>
-      </w:r>
-      <w:r>
-        <w:t xml:space="preserve">.</w:t>
-      </w:r>
-    </w:p>
-    <w:p>
-      <w:pPr>
-        <w:pStyle w:val="BodyText"/>
-      </w:pPr>
-      <w:r>
-        <w:t xml:space="preserve">Still, if your workbook has more than one sheet,</w:t>
-      </w:r>
-      <w:r>
-        <w:t xml:space="preserve"> </w:t>
-      </w:r>
-      <w:r>
-        <w:rPr>
+        <w:t xml:space="preserve"> </w:t>
+      </w:r>
+      <w:r>
+        <w:rPr>
+          <w:rStyle w:val="VerbatimChar"/>
           <w:b/>
           <w:bCs/>
         </w:rPr>
-        <w:t xml:space="preserve">pass</w:t>
+        <w:t xml:space="preserve">-WorksheetName</w:t>
       </w:r>
       <w:r>
         <w:rPr>
@@ -3559,55 +3572,28 @@
       </w:r>
       <w:r>
         <w:rPr>
-          <w:rStyle w:val="VerbatimChar"/>
           <w:b/>
           <w:bCs/>
         </w:rPr>
-        <w:t xml:space="preserve">-WorksheetName</w:t>
-      </w:r>
-      <w:r>
-        <w:rPr>
-          <w:b/>
-          <w:bCs/>
-        </w:rPr>
-        <w:t xml:space="preserve"> </w:t>
-      </w:r>
-      <w:r>
-        <w:rPr>
-          <w:b/>
-          <w:bCs/>
-        </w:rPr>
         <w:t xml:space="preserve">explicitly</w:t>
       </w:r>
       <w:r>
         <w:t xml:space="preserve"> </w:t>
       </w:r>
       <w:r>
-        <w:t xml:space="preserve">naming the one with your candidate list. It removes any</w:t>
-      </w:r>
-      <w:r>
-        <w:t xml:space="preserve"> </w:t>
-      </w:r>
-      <w:r>
-        <w:t xml:space="preserve">ambiguity about which sheet is</w:t>
-      </w:r>
-      <w:r>
-        <w:t xml:space="preserve"> </w:t>
-      </w:r>
-      <w:r>
-        <w:t xml:space="preserve">“first,”</w:t>
-      </w:r>
-      <w:r>
-        <w:t xml:space="preserve"> </w:t>
-      </w:r>
-      <w:r>
-        <w:t xml:space="preserve">and it’s the only way to point the</w:t>
-      </w:r>
-      <w:r>
-        <w:t xml:space="preserve"> </w:t>
-      </w:r>
-      <w:r>
-        <w:t xml:space="preserve">script at a sheet that isn’t the first one:</w:t>
+        <w:t xml:space="preserve">naming the one with your candidate list. It</w:t>
+      </w:r>
+      <w:r>
+        <w:t xml:space="preserve"> </w:t>
+      </w:r>
+      <w:r>
+        <w:t xml:space="preserve">removes any ambiguity, and it’s the only way to point the script at a sheet</w:t>
+      </w:r>
+      <w:r>
+        <w:t xml:space="preserve"> </w:t>
+      </w:r>
+      <w:r>
+        <w:t xml:space="preserve">that isn’t the first one with data:</w:t>
       </w:r>
     </w:p>
     <w:p>
@@ -3757,14 +3743,13 @@
       </w:r>
     </w:p>
     <w:bookmarkEnd w:id="34"/>
-    <w:bookmarkEnd w:id="35"/>
-    <w:bookmarkStart w:id="36" w:name="testing-before-a-real-run"/>
-    <w:p>
-      <w:pPr>
-        <w:pStyle w:val="Heading1"/>
-      </w:pPr>
-      <w:r>
-        <w:t xml:space="preserve">8. Testing before a real run</w:t>
+    <w:bookmarkStart w:id="35" w:name="Xa4a6749eedc27452a4cc22e0d3c129c0ccbd03c"/>
+    <w:p>
+      <w:pPr>
+        <w:pStyle w:val="Heading2"/>
+      </w:pPr>
+      <w:r>
+        <w:t xml:space="preserve">7.6 Very large candidate lists (tens/hundreds of thousands of rows)</w:t>
       </w:r>
     </w:p>
     <w:p>
@@ -3772,25 +3757,25 @@
         <w:pStyle w:val="FirstParagraph"/>
       </w:pPr>
       <w:r>
-        <w:t xml:space="preserve">The first time you use these scripts — or after any change to them — dry-run</w:t>
-      </w:r>
-      <w:r>
-        <w:t xml:space="preserve"> </w:t>
-      </w:r>
-      <w:r>
-        <w:t xml:space="preserve">against a small local/test folder with a handful of files (mix in a folder</w:t>
-      </w:r>
-      <w:r>
-        <w:t xml:space="preserve"> </w:t>
-      </w:r>
-      <w:r>
-        <w:t xml:space="preserve">path as well as file paths) before pointing anything at production data.</w:t>
-      </w:r>
-      <w:r>
-        <w:t xml:space="preserve"> </w:t>
-      </w:r>
-      <w:r>
-        <w:t xml:space="preserve">Confirm:</w:t>
+        <w:t xml:space="preserve">The script is built to handle large lists without the runtime blowing up as</w:t>
+      </w:r>
+      <w:r>
+        <w:t xml:space="preserve"> </w:t>
+      </w:r>
+      <w:r>
+        <w:t xml:space="preserve">row count grows — results are collected efficiently rather than in a way</w:t>
+      </w:r>
+      <w:r>
+        <w:t xml:space="preserve"> </w:t>
+      </w:r>
+      <w:r>
+        <w:t xml:space="preserve">that gets dramatically slower per row as the list grows. What’s still</w:t>
+      </w:r>
+      <w:r>
+        <w:t xml:space="preserve"> </w:t>
+      </w:r>
+      <w:r>
+        <w:t xml:space="preserve">inherent and can’t be engineered away:</w:t>
       </w:r>
     </w:p>
     <w:p>
@@ -3802,7 +3787,65 @@
         </w:numPr>
       </w:pPr>
       <w:r>
-        <w:t xml:space="preserve">The console output is readable and each row’s outcome makes sense.</w:t>
+        <w:rPr>
+          <w:b/>
+          <w:bCs/>
+        </w:rPr>
+        <w:t xml:space="preserve">Reading and writing the Excel file itself</w:t>
+      </w:r>
+      <w:r>
+        <w:t xml:space="preserve"> </w:t>
+      </w:r>
+      <w:r>
+        <w:t xml:space="preserve">takes real time and memory</w:t>
+      </w:r>
+      <w:r>
+        <w:t xml:space="preserve"> </w:t>
+      </w:r>
+      <w:r>
+        <w:t xml:space="preserve">at very large row counts (the underlying library loads the workbook into</w:t>
+      </w:r>
+      <w:r>
+        <w:t xml:space="preserve"> </w:t>
+      </w:r>
+      <w:r>
+        <w:t xml:space="preserve">memory). Expect the initial read and the final write-back to each take</w:t>
+      </w:r>
+      <w:r>
+        <w:t xml:space="preserve"> </w:t>
+      </w:r>
+      <w:r>
+        <w:t xml:space="preserve">some time on a workbook with hundreds of thousands of rows — this is</w:t>
+      </w:r>
+      <w:r>
+        <w:t xml:space="preserve"> </w:t>
+      </w:r>
+      <w:r>
+        <w:t xml:space="preserve">normal, not a hang. The phase banner and periodic</w:t>
+      </w:r>
+      <w:r>
+        <w:t xml:space="preserve"> </w:t>
+      </w:r>
+      <w:r>
+        <w:t xml:space="preserve">“Scanned N / Total”</w:t>
+      </w:r>
+      <w:r>
+        <w:t xml:space="preserve"> </w:t>
+      </w:r>
+      <w:r>
+        <w:t xml:space="preserve">lines will still update; if it’s been several minutes with zero output at</w:t>
+      </w:r>
+      <w:r>
+        <w:t xml:space="preserve"> </w:t>
+      </w:r>
+      <w:r>
+        <w:t xml:space="preserve">all, that’s the point to check the Task Manager for whether PowerShell is</w:t>
+      </w:r>
+      <w:r>
+        <w:t xml:space="preserve"> </w:t>
+      </w:r>
+      <w:r>
+        <w:t xml:space="preserve">actually still using CPU/disk before assuming something’s wrong.</w:t>
       </w:r>
     </w:p>
     <w:p>
@@ -3814,7 +3857,45 @@
         </w:numPr>
       </w:pPr>
       <w:r>
-        <w:t xml:space="preserve">The Excel gets the four new columns without losing any original column.</w:t>
+        <w:rPr>
+          <w:b/>
+          <w:bCs/>
+        </w:rPr>
+        <w:t xml:space="preserve">Each matched item still needs its own file-system work</w:t>
+      </w:r>
+      <w:r>
+        <w:t xml:space="preserve"> </w:t>
+      </w:r>
+      <w:r>
+        <w:t xml:space="preserve">(checking it</w:t>
+      </w:r>
+      <w:r>
+        <w:t xml:space="preserve"> </w:t>
+      </w:r>
+      <w:r>
+        <w:t xml:space="preserve">exists, reading its owner, moving or deleting it) — that’s inherently</w:t>
+      </w:r>
+      <w:r>
+        <w:t xml:space="preserve"> </w:t>
+      </w:r>
+      <w:r>
+        <w:t xml:space="preserve">one-at-a-time, I/O-bound work that scales with the number of</w:t>
+      </w:r>
+      <w:r>
+        <w:t xml:space="preserve"> </w:t>
+      </w:r>
+      <w:r>
+        <w:rPr>
+          <w:i/>
+          <w:iCs/>
+        </w:rPr>
+        <w:t xml:space="preserve">matched</w:t>
+      </w:r>
+      <w:r>
+        <w:t xml:space="preserve"> </w:t>
+      </w:r>
+      <w:r>
+        <w:t xml:space="preserve">rows, not something this script can parallelize away safely.</w:t>
       </w:r>
     </w:p>
     <w:p>
@@ -3826,44 +3907,42 @@
         </w:numPr>
       </w:pPr>
       <w:r>
-        <w:t xml:space="preserve">Quarantine (with a throwaway</w:t>
-      </w:r>
-      <w:r>
-        <w:t xml:space="preserve"> </w:t>
-      </w:r>
-      <w:r>
-        <w:rPr>
-          <w:rStyle w:val="VerbatimChar"/>
-        </w:rPr>
-        <w:t xml:space="preserve">-QuarantineRoot</w:t>
-      </w:r>
-      <w:r>
-        <w:t xml:space="preserve">) preserves the relative</w:t>
-      </w:r>
-      <w:r>
-        <w:t xml:space="preserve"> </w:t>
-      </w:r>
-      <w:r>
-        <w:t xml:space="preserve">folder structure correctly.</w:t>
-      </w:r>
-    </w:p>
+        <w:t xml:space="preserve">If a single ManageEngine export regularly runs into the hundreds of</w:t>
+      </w:r>
+      <w:r>
+        <w:t xml:space="preserve"> </w:t>
+      </w:r>
+      <w:r>
+        <w:t xml:space="preserve">thousands of rows, it’s worth asking whether it can be split into a few</w:t>
+      </w:r>
+      <w:r>
+        <w:t xml:space="preserve"> </w:t>
+      </w:r>
+      <w:r>
+        <w:t xml:space="preserve">smaller batches (e.g., per department or per sub-share) rather than</w:t>
+      </w:r>
+      <w:r>
+        <w:t xml:space="preserve"> </w:t>
+      </w:r>
+      <w:r>
+        <w:t xml:space="preserve">relying on one enormous file — smaller batches are also easier to review</w:t>
+      </w:r>
+      <w:r>
+        <w:t xml:space="preserve"> </w:t>
+      </w:r>
+      <w:r>
+        <w:t xml:space="preserve">during the governance approval step in §6.</w:t>
+      </w:r>
+    </w:p>
+    <w:bookmarkEnd w:id="35"/>
     <w:bookmarkEnd w:id="36"/>
-    <w:bookmarkStart w:id="37" w:name="X1a6a46a0f049bfe7fe860351c730c75f0923619"/>
+    <w:bookmarkStart w:id="37" w:name="testing-before-a-real-run"/>
     <w:p>
       <w:pPr>
         <w:pStyle w:val="Heading1"/>
       </w:pPr>
       <w:r>
-        <w:t xml:space="preserve">9. Purging expired quarantine (</w:t>
-      </w:r>
-      <w:r>
-        <w:rPr>
-          <w:rStyle w:val="VerbatimChar"/>
-        </w:rPr>
-        <w:t xml:space="preserve">Remove-ExpiredQuarantine.ps1</w:t>
-      </w:r>
-      <w:r>
-        <w:t xml:space="preserve">)</w:t>
+        <w:t xml:space="preserve">8. Testing before a real run</w:t>
       </w:r>
     </w:p>
     <w:p>
@@ -3871,295 +3950,25 @@
         <w:pStyle w:val="FirstParagraph"/>
       </w:pPr>
       <w:r>
-        <w:t xml:space="preserve">Quarantined batches should not sit forever. This script permanently deletes</w:t>
-      </w:r>
-      <w:r>
-        <w:t xml:space="preserve"> </w:t>
-      </w:r>
-      <w:r>
-        <w:t xml:space="preserve">whole batches once they’re older than the retention window (30 days by</w:t>
-      </w:r>
-      <w:r>
-        <w:t xml:space="preserve"> </w:t>
-      </w:r>
-      <w:r>
-        <w:t xml:space="preserve">default), regardless of whether they came from a ManageEngine-sourced run or</w:t>
-      </w:r>
-      <w:r>
-        <w:t xml:space="preserve"> </w:t>
-      </w:r>
-      <w:r>
-        <w:t xml:space="preserve">a scan-sourced run — both use the same batch-folder convention. Simplest</w:t>
-      </w:r>
-      <w:r>
-        <w:t xml:space="preserve"> </w:t>
-      </w:r>
-      <w:r>
-        <w:t xml:space="preserve">option: just run</w:t>
-      </w:r>
-      <w:r>
-        <w:t xml:space="preserve"> </w:t>
-      </w:r>
-      <w:r>
-        <w:rPr>
-          <w:rStyle w:val="VerbatimChar"/>
-        </w:rPr>
-        <w:t xml:space="preserve">.\Remove-ExpiredQuarantine.ps1</w:t>
-      </w:r>
-      <w:r>
-        <w:t xml:space="preserve"> </w:t>
-      </w:r>
-      <w:r>
-        <w:t xml:space="preserve">with no parameters and</w:t>
-      </w:r>
-      <w:r>
-        <w:t xml:space="preserve"> </w:t>
-      </w:r>
-      <w:r>
-        <w:t xml:space="preserve">answer the two questions it asks (which quarantine folder, how many days).</w:t>
-      </w:r>
-    </w:p>
-    <w:p>
-      <w:pPr>
-        <w:pStyle w:val="BodyText"/>
-      </w:pPr>
-      <w:r>
-        <w:rPr>
-          <w:b/>
-          <w:bCs/>
-        </w:rPr>
-        <w:t xml:space="preserve">Dry run:</w:t>
-      </w:r>
-    </w:p>
-    <w:p>
-      <w:pPr>
-        <w:pStyle w:val="SourceCode"/>
-      </w:pPr>
-      <w:r>
-        <w:rPr>
-          <w:rStyle w:val="OperatorTok"/>
-        </w:rPr>
-        <w:t xml:space="preserve">.</w:t>
-      </w:r>
-      <w:r>
-        <w:rPr>
-          <w:rStyle w:val="NormalTok"/>
-        </w:rPr>
-        <w:t xml:space="preserve">\Remove-ExpiredQuarantine</w:t>
-      </w:r>
-      <w:r>
-        <w:rPr>
-          <w:rStyle w:val="OperatorTok"/>
-        </w:rPr>
-        <w:t xml:space="preserve">.</w:t>
-      </w:r>
-      <w:r>
-        <w:rPr>
-          <w:rStyle w:val="FunctionTok"/>
-        </w:rPr>
-        <w:t xml:space="preserve">ps1</w:t>
-      </w:r>
-      <w:r>
-        <w:rPr>
-          <w:rStyle w:val="NormalTok"/>
-        </w:rPr>
-        <w:t xml:space="preserve"> </w:t>
-      </w:r>
-      <w:r>
-        <w:rPr>
-          <w:rStyle w:val="OperatorTok"/>
-        </w:rPr>
-        <w:t xml:space="preserve">-</w:t>
-      </w:r>
-      <w:r>
-        <w:rPr>
-          <w:rStyle w:val="NormalTok"/>
-        </w:rPr>
-        <w:t xml:space="preserve">QuarantineRoot </w:t>
-      </w:r>
-      <w:r>
-        <w:rPr>
-          <w:rStyle w:val="StringTok"/>
-        </w:rPr>
-        <w:t xml:space="preserve">"\\FS01\_Quarantine"</w:t>
-      </w:r>
-    </w:p>
-    <w:p>
-      <w:pPr>
-        <w:pStyle w:val="FirstParagraph"/>
-      </w:pPr>
-      <w:r>
-        <w:rPr>
-          <w:b/>
-          <w:bCs/>
-        </w:rPr>
-        <w:t xml:space="preserve">Real purge:</w:t>
-      </w:r>
-    </w:p>
-    <w:p>
-      <w:pPr>
-        <w:pStyle w:val="SourceCode"/>
-      </w:pPr>
-      <w:r>
-        <w:rPr>
-          <w:rStyle w:val="OperatorTok"/>
-        </w:rPr>
-        <w:t xml:space="preserve">.</w:t>
-      </w:r>
-      <w:r>
-        <w:rPr>
-          <w:rStyle w:val="NormalTok"/>
-        </w:rPr>
-        <w:t xml:space="preserve">\Remove-ExpiredQuarantine</w:t>
-      </w:r>
-      <w:r>
-        <w:rPr>
-          <w:rStyle w:val="OperatorTok"/>
-        </w:rPr>
-        <w:t xml:space="preserve">.</w:t>
-      </w:r>
-      <w:r>
-        <w:rPr>
-          <w:rStyle w:val="FunctionTok"/>
-        </w:rPr>
-        <w:t xml:space="preserve">ps1</w:t>
-      </w:r>
-      <w:r>
-        <w:rPr>
-          <w:rStyle w:val="NormalTok"/>
-        </w:rPr>
-        <w:t xml:space="preserve"> </w:t>
-      </w:r>
-      <w:r>
-        <w:rPr>
-          <w:rStyle w:val="OperatorTok"/>
-        </w:rPr>
-        <w:t xml:space="preserve">-</w:t>
-      </w:r>
-      <w:r>
-        <w:rPr>
-          <w:rStyle w:val="NormalTok"/>
-        </w:rPr>
-        <w:t xml:space="preserve">QuarantineRoot </w:t>
-      </w:r>
-      <w:r>
-        <w:rPr>
-          <w:rStyle w:val="StringTok"/>
-        </w:rPr>
-        <w:t xml:space="preserve">"\\FS01\_Quarantine"</w:t>
-      </w:r>
-      <w:r>
-        <w:rPr>
-          <w:rStyle w:val="NormalTok"/>
-        </w:rPr>
-        <w:t xml:space="preserve"> </w:t>
-      </w:r>
-      <w:r>
-        <w:rPr>
-          <w:rStyle w:val="OperatorTok"/>
-        </w:rPr>
-        <w:t xml:space="preserve">-</w:t>
-      </w:r>
-      <w:r>
-        <w:rPr>
-          <w:rStyle w:val="NormalTok"/>
-        </w:rPr>
-        <w:t xml:space="preserve">Execute</w:t>
-      </w:r>
-    </w:p>
-    <w:p>
-      <w:pPr>
-        <w:pStyle w:val="FirstParagraph"/>
-      </w:pPr>
-      <w:r>
-        <w:t xml:space="preserve">You’ll be asked to type</w:t>
-      </w:r>
-      <w:r>
-        <w:t xml:space="preserve"> </w:t>
-      </w:r>
-      <w:r>
-        <w:rPr>
-          <w:rStyle w:val="VerbatimChar"/>
-        </w:rPr>
-        <w:t xml:space="preserve">PURGE</w:t>
-      </w:r>
-      <w:r>
-        <w:t xml:space="preserve"> </w:t>
-      </w:r>
-      <w:r>
-        <w:t xml:space="preserve">to confirm before anything is deleted. Any</w:t>
-      </w:r>
-      <w:r>
-        <w:t xml:space="preserve"> </w:t>
-      </w:r>
-      <w:r>
-        <w:t xml:space="preserve">subfolder under</w:t>
-      </w:r>
-      <w:r>
-        <w:t xml:space="preserve"> </w:t>
-      </w:r>
-      <w:r>
-        <w:rPr>
-          <w:rStyle w:val="VerbatimChar"/>
-        </w:rPr>
-        <w:t xml:space="preserve">-QuarantineRoot</w:t>
-      </w:r>
-      <w:r>
-        <w:t xml:space="preserve"> </w:t>
-      </w:r>
-      <w:r>
-        <w:t xml:space="preserve">that isn’t named in the</w:t>
-      </w:r>
-      <w:r>
-        <w:t xml:space="preserve"> </w:t>
-      </w:r>
-      <w:r>
-        <w:rPr>
-          <w:rStyle w:val="VerbatimChar"/>
-        </w:rPr>
-        <w:t xml:space="preserve">yyyy-MM-dd_HHmmss</w:t>
-      </w:r>
-      <w:r>
-        <w:t xml:space="preserve"> </w:t>
-      </w:r>
-      <w:r>
-        <w:t xml:space="preserve">batch format is skipped and left alone — this script</w:t>
-      </w:r>
-      <w:r>
-        <w:t xml:space="preserve"> </w:t>
-      </w:r>
-      <w:r>
-        <w:t xml:space="preserve">only ever touches folders it recognizes as its own batches.</w:t>
-      </w:r>
-    </w:p>
-    <w:p>
-      <w:pPr>
-        <w:pStyle w:val="BodyText"/>
-      </w:pPr>
-      <w:r>
-        <w:t xml:space="preserve">There is currently no automated schedule for this — run it manually, or ask</w:t>
-      </w:r>
-      <w:r>
-        <w:t xml:space="preserve"> </w:t>
-      </w:r>
-      <w:r>
-        <w:t xml:space="preserve">to have it wired into a scheduled task once the 30-day default has been</w:t>
-      </w:r>
-      <w:r>
-        <w:t xml:space="preserve"> </w:t>
-      </w:r>
-      <w:r>
-        <w:t xml:space="preserve">validated against your actual retention requirement.</w:t>
-      </w:r>
-    </w:p>
-    <w:bookmarkEnd w:id="37"/>
-    <w:bookmarkStart w:id="38" w:name="X9c6ad848db1408be413aba9c5c4dcacf23f1681"/>
-    <w:p>
-      <w:pPr>
-        <w:pStyle w:val="Heading1"/>
-      </w:pPr>
-      <w:r>
-        <w:t xml:space="preserve">10. Known limitations (by design, not oversight)</w:t>
+        <w:t xml:space="preserve">The first time you use these scripts — or after any change to them — dry-run</w:t>
+      </w:r>
+      <w:r>
+        <w:t xml:space="preserve"> </w:t>
+      </w:r>
+      <w:r>
+        <w:t xml:space="preserve">against a small local/test folder with a handful of files (mix in a folder</w:t>
+      </w:r>
+      <w:r>
+        <w:t xml:space="preserve"> </w:t>
+      </w:r>
+      <w:r>
+        <w:t xml:space="preserve">path as well as file paths) before pointing anything at production data.</w:t>
+      </w:r>
+      <w:r>
+        <w:t xml:space="preserve"> </w:t>
+      </w:r>
+      <w:r>
+        <w:t xml:space="preserve">Confirm:</w:t>
       </w:r>
     </w:p>
     <w:p>
@@ -4171,62 +3980,7 @@
         </w:numPr>
       </w:pPr>
       <w:r>
-        <w:rPr>
-          <w:b/>
-          <w:bCs/>
-        </w:rPr>
-        <w:t xml:space="preserve">Duplicate detection is not implemented.</w:t>
-      </w:r>
-      <w:r>
-        <w:t xml:space="preserve"> </w:t>
-      </w:r>
-      <w:r>
-        <w:t xml:space="preserve">The technical flowchart’s</w:t>
-      </w:r>
-      <w:r>
-        <w:t xml:space="preserve"> </w:t>
-      </w:r>
-      <w:r>
-        <w:t xml:space="preserve">“same filename + size + modified date”</w:t>
-      </w:r>
-      <w:r>
-        <w:t xml:space="preserve"> </w:t>
-      </w:r>
-      <w:r>
-        <w:t xml:space="preserve">rule is deliberately left out of</w:t>
-      </w:r>
-      <w:r>
-        <w:t xml:space="preserve"> </w:t>
-      </w:r>
-      <w:r>
-        <w:rPr>
-          <w:rStyle w:val="VerbatimChar"/>
-        </w:rPr>
-        <w:t xml:space="preserve">Find-GovernedCandidatesByScan.ps1</w:t>
-      </w:r>
-      <w:r>
-        <w:t xml:space="preserve"> </w:t>
-      </w:r>
-      <w:r>
-        <w:t xml:space="preserve">— checking that across a</w:t>
-      </w:r>
-      <w:r>
-        <w:t xml:space="preserve"> </w:t>
-      </w:r>
-      <w:r>
-        <w:t xml:space="preserve">petabyte-scale share risks the script running out of time or memory. If</w:t>
-      </w:r>
-      <w:r>
-        <w:t xml:space="preserve"> </w:t>
-      </w:r>
-      <w:r>
-        <w:t xml:space="preserve">you need duplicates identified, that still goes through the ManageEngine</w:t>
-      </w:r>
-      <w:r>
-        <w:t xml:space="preserve"> </w:t>
-      </w:r>
-      <w:r>
-        <w:t xml:space="preserve">tool for now.</w:t>
+        <w:t xml:space="preserve">The console output is readable and each row’s outcome makes sense.</w:t>
       </w:r>
     </w:p>
     <w:p>
@@ -4238,44 +3992,7 @@
         </w:numPr>
       </w:pPr>
       <w:r>
-        <w:rPr>
-          <w:b/>
-          <w:bCs/>
-        </w:rPr>
-        <w:t xml:space="preserve">No whole-folder rule in the scan script.</w:t>
-      </w:r>
-      <w:r>
-        <w:t xml:space="preserve"> </w:t>
-      </w:r>
-      <w:r>
-        <w:t xml:space="preserve">Unlike some other cleanup</w:t>
-      </w:r>
-      <w:r>
-        <w:t xml:space="preserve"> </w:t>
-      </w:r>
-      <w:r>
-        <w:t xml:space="preserve">scripts,</w:t>
-      </w:r>
-      <w:r>
-        <w:t xml:space="preserve"> </w:t>
-      </w:r>
-      <w:r>
-        <w:rPr>
-          <w:rStyle w:val="VerbatimChar"/>
-        </w:rPr>
-        <w:t xml:space="preserve">Find-GovernedCandidatesByScan.ps1</w:t>
-      </w:r>
-      <w:r>
-        <w:t xml:space="preserve"> </w:t>
-      </w:r>
-      <w:r>
-        <w:t xml:space="preserve">only evaluates individual</w:t>
-      </w:r>
-      <w:r>
-        <w:t xml:space="preserve"> </w:t>
-      </w:r>
-      <w:r>
-        <w:t xml:space="preserve">files, not whole aged folders.</w:t>
+        <w:t xml:space="preserve">The Excel gets the four new columns without losing any original column.</w:t>
       </w:r>
     </w:p>
     <w:p>
@@ -4287,10 +4004,471 @@
         </w:numPr>
       </w:pPr>
       <w:r>
+        <w:t xml:space="preserve">Quarantine (with a throwaway</w:t>
+      </w:r>
+      <w:r>
+        <w:t xml:space="preserve"> </w:t>
+      </w:r>
+      <w:r>
+        <w:rPr>
+          <w:rStyle w:val="VerbatimChar"/>
+        </w:rPr>
+        <w:t xml:space="preserve">-QuarantineRoot</w:t>
+      </w:r>
+      <w:r>
+        <w:t xml:space="preserve">) preserves the relative</w:t>
+      </w:r>
+      <w:r>
+        <w:t xml:space="preserve"> </w:t>
+      </w:r>
+      <w:r>
+        <w:t xml:space="preserve">folder structure correctly.</w:t>
+      </w:r>
+    </w:p>
+    <w:bookmarkEnd w:id="37"/>
+    <w:bookmarkStart w:id="38" w:name="X1a6a46a0f049bfe7fe860351c730c75f0923619"/>
+    <w:p>
+      <w:pPr>
+        <w:pStyle w:val="Heading1"/>
+      </w:pPr>
+      <w:r>
+        <w:t xml:space="preserve">9. Purging expired quarantine (</w:t>
+      </w:r>
+      <w:r>
+        <w:rPr>
+          <w:rStyle w:val="VerbatimChar"/>
+        </w:rPr>
+        <w:t xml:space="preserve">Remove-ExpiredQuarantine.ps1</w:t>
+      </w:r>
+      <w:r>
+        <w:t xml:space="preserve">)</w:t>
+      </w:r>
+    </w:p>
+    <w:p>
+      <w:pPr>
+        <w:pStyle w:val="FirstParagraph"/>
+      </w:pPr>
+      <w:r>
+        <w:t xml:space="preserve">Quarantined batches should not sit forever. This script permanently deletes</w:t>
+      </w:r>
+      <w:r>
+        <w:t xml:space="preserve"> </w:t>
+      </w:r>
+      <w:r>
+        <w:t xml:space="preserve">whole batches once they’re older than the retention window (30 days by</w:t>
+      </w:r>
+      <w:r>
+        <w:t xml:space="preserve"> </w:t>
+      </w:r>
+      <w:r>
+        <w:t xml:space="preserve">default), regardless of whether they came from a ManageEngine-sourced run or</w:t>
+      </w:r>
+      <w:r>
+        <w:t xml:space="preserve"> </w:t>
+      </w:r>
+      <w:r>
+        <w:t xml:space="preserve">a scan-sourced run — both use the same batch-folder convention. Simplest</w:t>
+      </w:r>
+      <w:r>
+        <w:t xml:space="preserve"> </w:t>
+      </w:r>
+      <w:r>
+        <w:t xml:space="preserve">option: just run</w:t>
+      </w:r>
+      <w:r>
+        <w:t xml:space="preserve"> </w:t>
+      </w:r>
+      <w:r>
+        <w:rPr>
+          <w:rStyle w:val="VerbatimChar"/>
+        </w:rPr>
+        <w:t xml:space="preserve">.\Remove-ExpiredQuarantine.ps1</w:t>
+      </w:r>
+      <w:r>
+        <w:t xml:space="preserve"> </w:t>
+      </w:r>
+      <w:r>
+        <w:t xml:space="preserve">with no parameters and</w:t>
+      </w:r>
+      <w:r>
+        <w:t xml:space="preserve"> </w:t>
+      </w:r>
+      <w:r>
+        <w:t xml:space="preserve">answer the two questions it asks (which quarantine folder, how many days).</w:t>
+      </w:r>
+    </w:p>
+    <w:p>
+      <w:pPr>
+        <w:pStyle w:val="BodyText"/>
+      </w:pPr>
+      <w:r>
         <w:rPr>
           <w:b/>
           <w:bCs/>
         </w:rPr>
+        <w:t xml:space="preserve">Dry run:</w:t>
+      </w:r>
+    </w:p>
+    <w:p>
+      <w:pPr>
+        <w:pStyle w:val="SourceCode"/>
+      </w:pPr>
+      <w:r>
+        <w:rPr>
+          <w:rStyle w:val="OperatorTok"/>
+        </w:rPr>
+        <w:t xml:space="preserve">.</w:t>
+      </w:r>
+      <w:r>
+        <w:rPr>
+          <w:rStyle w:val="NormalTok"/>
+        </w:rPr>
+        <w:t xml:space="preserve">\Remove-ExpiredQuarantine</w:t>
+      </w:r>
+      <w:r>
+        <w:rPr>
+          <w:rStyle w:val="OperatorTok"/>
+        </w:rPr>
+        <w:t xml:space="preserve">.</w:t>
+      </w:r>
+      <w:r>
+        <w:rPr>
+          <w:rStyle w:val="FunctionTok"/>
+        </w:rPr>
+        <w:t xml:space="preserve">ps1</w:t>
+      </w:r>
+      <w:r>
+        <w:rPr>
+          <w:rStyle w:val="NormalTok"/>
+        </w:rPr>
+        <w:t xml:space="preserve"> </w:t>
+      </w:r>
+      <w:r>
+        <w:rPr>
+          <w:rStyle w:val="OperatorTok"/>
+        </w:rPr>
+        <w:t xml:space="preserve">-</w:t>
+      </w:r>
+      <w:r>
+        <w:rPr>
+          <w:rStyle w:val="NormalTok"/>
+        </w:rPr>
+        <w:t xml:space="preserve">QuarantineRoot </w:t>
+      </w:r>
+      <w:r>
+        <w:rPr>
+          <w:rStyle w:val="StringTok"/>
+        </w:rPr>
+        <w:t xml:space="preserve">"\\FS01\_Quarantine"</w:t>
+      </w:r>
+    </w:p>
+    <w:p>
+      <w:pPr>
+        <w:pStyle w:val="FirstParagraph"/>
+      </w:pPr>
+      <w:r>
+        <w:rPr>
+          <w:b/>
+          <w:bCs/>
+        </w:rPr>
+        <w:t xml:space="preserve">Real purge:</w:t>
+      </w:r>
+    </w:p>
+    <w:p>
+      <w:pPr>
+        <w:pStyle w:val="SourceCode"/>
+      </w:pPr>
+      <w:r>
+        <w:rPr>
+          <w:rStyle w:val="OperatorTok"/>
+        </w:rPr>
+        <w:t xml:space="preserve">.</w:t>
+      </w:r>
+      <w:r>
+        <w:rPr>
+          <w:rStyle w:val="NormalTok"/>
+        </w:rPr>
+        <w:t xml:space="preserve">\Remove-ExpiredQuarantine</w:t>
+      </w:r>
+      <w:r>
+        <w:rPr>
+          <w:rStyle w:val="OperatorTok"/>
+        </w:rPr>
+        <w:t xml:space="preserve">.</w:t>
+      </w:r>
+      <w:r>
+        <w:rPr>
+          <w:rStyle w:val="FunctionTok"/>
+        </w:rPr>
+        <w:t xml:space="preserve">ps1</w:t>
+      </w:r>
+      <w:r>
+        <w:rPr>
+          <w:rStyle w:val="NormalTok"/>
+        </w:rPr>
+        <w:t xml:space="preserve"> </w:t>
+      </w:r>
+      <w:r>
+        <w:rPr>
+          <w:rStyle w:val="OperatorTok"/>
+        </w:rPr>
+        <w:t xml:space="preserve">-</w:t>
+      </w:r>
+      <w:r>
+        <w:rPr>
+          <w:rStyle w:val="NormalTok"/>
+        </w:rPr>
+        <w:t xml:space="preserve">QuarantineRoot </w:t>
+      </w:r>
+      <w:r>
+        <w:rPr>
+          <w:rStyle w:val="StringTok"/>
+        </w:rPr>
+        <w:t xml:space="preserve">"\\FS01\_Quarantine"</w:t>
+      </w:r>
+      <w:r>
+        <w:rPr>
+          <w:rStyle w:val="NormalTok"/>
+        </w:rPr>
+        <w:t xml:space="preserve"> </w:t>
+      </w:r>
+      <w:r>
+        <w:rPr>
+          <w:rStyle w:val="OperatorTok"/>
+        </w:rPr>
+        <w:t xml:space="preserve">-</w:t>
+      </w:r>
+      <w:r>
+        <w:rPr>
+          <w:rStyle w:val="NormalTok"/>
+        </w:rPr>
+        <w:t xml:space="preserve">Execute</w:t>
+      </w:r>
+    </w:p>
+    <w:p>
+      <w:pPr>
+        <w:pStyle w:val="FirstParagraph"/>
+      </w:pPr>
+      <w:r>
+        <w:t xml:space="preserve">You’ll be asked to type</w:t>
+      </w:r>
+      <w:r>
+        <w:t xml:space="preserve"> </w:t>
+      </w:r>
+      <w:r>
+        <w:rPr>
+          <w:rStyle w:val="VerbatimChar"/>
+        </w:rPr>
+        <w:t xml:space="preserve">PURGE</w:t>
+      </w:r>
+      <w:r>
+        <w:t xml:space="preserve"> </w:t>
+      </w:r>
+      <w:r>
+        <w:t xml:space="preserve">to confirm before anything is deleted. Any</w:t>
+      </w:r>
+      <w:r>
+        <w:t xml:space="preserve"> </w:t>
+      </w:r>
+      <w:r>
+        <w:t xml:space="preserve">subfolder under</w:t>
+      </w:r>
+      <w:r>
+        <w:t xml:space="preserve"> </w:t>
+      </w:r>
+      <w:r>
+        <w:rPr>
+          <w:rStyle w:val="VerbatimChar"/>
+        </w:rPr>
+        <w:t xml:space="preserve">-QuarantineRoot</w:t>
+      </w:r>
+      <w:r>
+        <w:t xml:space="preserve"> </w:t>
+      </w:r>
+      <w:r>
+        <w:t xml:space="preserve">that isn’t named in the</w:t>
+      </w:r>
+      <w:r>
+        <w:t xml:space="preserve"> </w:t>
+      </w:r>
+      <w:r>
+        <w:rPr>
+          <w:rStyle w:val="VerbatimChar"/>
+        </w:rPr>
+        <w:t xml:space="preserve">yyyy-MM-dd_HHmmss</w:t>
+      </w:r>
+      <w:r>
+        <w:t xml:space="preserve"> </w:t>
+      </w:r>
+      <w:r>
+        <w:t xml:space="preserve">batch format is skipped and left alone — this script</w:t>
+      </w:r>
+      <w:r>
+        <w:t xml:space="preserve"> </w:t>
+      </w:r>
+      <w:r>
+        <w:t xml:space="preserve">only ever touches folders it recognizes as its own batches.</w:t>
+      </w:r>
+    </w:p>
+    <w:p>
+      <w:pPr>
+        <w:pStyle w:val="BodyText"/>
+      </w:pPr>
+      <w:r>
+        <w:t xml:space="preserve">There is currently no automated schedule for this — run it manually, or ask</w:t>
+      </w:r>
+      <w:r>
+        <w:t xml:space="preserve"> </w:t>
+      </w:r>
+      <w:r>
+        <w:t xml:space="preserve">to have it wired into a scheduled task once the 30-day default has been</w:t>
+      </w:r>
+      <w:r>
+        <w:t xml:space="preserve"> </w:t>
+      </w:r>
+      <w:r>
+        <w:t xml:space="preserve">validated against your actual retention requirement.</w:t>
+      </w:r>
+    </w:p>
+    <w:bookmarkEnd w:id="38"/>
+    <w:bookmarkStart w:id="39" w:name="X9c6ad848db1408be413aba9c5c4dcacf23f1681"/>
+    <w:p>
+      <w:pPr>
+        <w:pStyle w:val="Heading1"/>
+      </w:pPr>
+      <w:r>
+        <w:t xml:space="preserve">10. Known limitations (by design, not oversight)</w:t>
+      </w:r>
+    </w:p>
+    <w:p>
+      <w:pPr>
+        <w:pStyle w:val="Compact"/>
+        <w:numPr>
+          <w:ilvl w:val="0"/>
+          <w:numId w:val="1008"/>
+        </w:numPr>
+      </w:pPr>
+      <w:r>
+        <w:rPr>
+          <w:b/>
+          <w:bCs/>
+        </w:rPr>
+        <w:t xml:space="preserve">Duplicate detection is not implemented.</w:t>
+      </w:r>
+      <w:r>
+        <w:t xml:space="preserve"> </w:t>
+      </w:r>
+      <w:r>
+        <w:t xml:space="preserve">The technical flowchart’s</w:t>
+      </w:r>
+      <w:r>
+        <w:t xml:space="preserve"> </w:t>
+      </w:r>
+      <w:r>
+        <w:t xml:space="preserve">“same filename + size + modified date”</w:t>
+      </w:r>
+      <w:r>
+        <w:t xml:space="preserve"> </w:t>
+      </w:r>
+      <w:r>
+        <w:t xml:space="preserve">rule is deliberately left out of</w:t>
+      </w:r>
+      <w:r>
+        <w:t xml:space="preserve"> </w:t>
+      </w:r>
+      <w:r>
+        <w:rPr>
+          <w:rStyle w:val="VerbatimChar"/>
+        </w:rPr>
+        <w:t xml:space="preserve">Find-GovernedCandidatesByScan.ps1</w:t>
+      </w:r>
+      <w:r>
+        <w:t xml:space="preserve"> </w:t>
+      </w:r>
+      <w:r>
+        <w:t xml:space="preserve">— checking that across a</w:t>
+      </w:r>
+      <w:r>
+        <w:t xml:space="preserve"> </w:t>
+      </w:r>
+      <w:r>
+        <w:t xml:space="preserve">petabyte-scale share risks the script running out of time or memory. If</w:t>
+      </w:r>
+      <w:r>
+        <w:t xml:space="preserve"> </w:t>
+      </w:r>
+      <w:r>
+        <w:t xml:space="preserve">you need duplicates identified, that still goes through the ManageEngine</w:t>
+      </w:r>
+      <w:r>
+        <w:t xml:space="preserve"> </w:t>
+      </w:r>
+      <w:r>
+        <w:t xml:space="preserve">tool for now.</w:t>
+      </w:r>
+    </w:p>
+    <w:p>
+      <w:pPr>
+        <w:pStyle w:val="Compact"/>
+        <w:numPr>
+          <w:ilvl w:val="0"/>
+          <w:numId w:val="1008"/>
+        </w:numPr>
+      </w:pPr>
+      <w:r>
+        <w:rPr>
+          <w:b/>
+          <w:bCs/>
+        </w:rPr>
+        <w:t xml:space="preserve">No whole-folder rule in the scan script.</w:t>
+      </w:r>
+      <w:r>
+        <w:t xml:space="preserve"> </w:t>
+      </w:r>
+      <w:r>
+        <w:t xml:space="preserve">Unlike some other cleanup</w:t>
+      </w:r>
+      <w:r>
+        <w:t xml:space="preserve"> </w:t>
+      </w:r>
+      <w:r>
+        <w:t xml:space="preserve">scripts,</w:t>
+      </w:r>
+      <w:r>
+        <w:t xml:space="preserve"> </w:t>
+      </w:r>
+      <w:r>
+        <w:rPr>
+          <w:rStyle w:val="VerbatimChar"/>
+        </w:rPr>
+        <w:t xml:space="preserve">Find-GovernedCandidatesByScan.ps1</w:t>
+      </w:r>
+      <w:r>
+        <w:t xml:space="preserve"> </w:t>
+      </w:r>
+      <w:r>
+        <w:t xml:space="preserve">only evaluates individual</w:t>
+      </w:r>
+      <w:r>
+        <w:t xml:space="preserve"> </w:t>
+      </w:r>
+      <w:r>
+        <w:t xml:space="preserve">files, not whole aged folders.</w:t>
+      </w:r>
+    </w:p>
+    <w:p>
+      <w:pPr>
+        <w:pStyle w:val="Compact"/>
+        <w:numPr>
+          <w:ilvl w:val="0"/>
+          <w:numId w:val="1008"/>
+        </w:numPr>
+      </w:pPr>
+      <w:r>
+        <w:rPr>
+          <w:b/>
+          <w:bCs/>
+        </w:rPr>
         <w:t xml:space="preserve">Backup/recovery is not covered by this package.</w:t>
       </w:r>
       <w:r>
@@ -4318,8 +4496,8 @@
         <w:t xml:space="preserve">until that’s settled.</w:t>
       </w:r>
     </w:p>
-    <w:bookmarkEnd w:id="38"/>
-    <w:bookmarkStart w:id="39" w:name="troubleshooting"/>
+    <w:bookmarkEnd w:id="39"/>
+    <w:bookmarkStart w:id="40" w:name="troubleshooting"/>
     <w:p>
       <w:pPr>
         <w:pStyle w:val="Heading1"/>
@@ -4765,9 +4943,72 @@
           </w:p>
         </w:tc>
       </w:tr>
+      <w:tr>
+        <w:tc>
+          <w:tcPr/>
+          <w:p>
+            <w:pPr>
+              <w:pStyle w:val="Compact"/>
+            </w:pPr>
+            <w:r>
+              <w:rPr>
+                <w:rStyle w:val="VerbatimChar"/>
+              </w:rPr>
+              <w:t xml:space="preserve">Workbook ... does not contain any data in the row/s after the top row of '1'</w:t>
+            </w:r>
+          </w:p>
+        </w:tc>
+        <w:tc>
+          <w:tcPr/>
+          <w:p>
+            <w:pPr>
+              <w:pStyle w:val="Compact"/>
+            </w:pPr>
+            <w:r>
+              <w:t xml:space="preserve">The workbook has multiple sheets and the one the script picked (or the one you named with</w:t>
+            </w:r>
+            <w:r>
+              <w:t xml:space="preserve"> </w:t>
+            </w:r>
+            <w:r>
+              <w:rPr>
+                <w:rStyle w:val="VerbatimChar"/>
+              </w:rPr>
+              <w:t xml:space="preserve">-WorksheetName</w:t>
+            </w:r>
+            <w:r>
+              <w:t xml:space="preserve">) has only a header row and no data below it. If you didn’t pass</w:t>
+            </w:r>
+            <w:r>
+              <w:t xml:space="preserve"> </w:t>
+            </w:r>
+            <w:r>
+              <w:rPr>
+                <w:rStyle w:val="VerbatimChar"/>
+              </w:rPr>
+              <w:t xml:space="preserve">-WorksheetName</w:t>
+            </w:r>
+            <w:r>
+              <w:t xml:space="preserve">, the script already tries every sheet in order and picks the first one that actually has data — if you’re still seeing this, either every sheet is genuinely empty, or the real data sheet needs to be pointed at explicitly with</w:t>
+            </w:r>
+            <w:r>
+              <w:t xml:space="preserve"> </w:t>
+            </w:r>
+            <w:r>
+              <w:rPr>
+                <w:rStyle w:val="VerbatimChar"/>
+              </w:rPr>
+              <w:t xml:space="preserve">-WorksheetName</w:t>
+            </w:r>
+            <w:r>
+              <w:t xml:space="preserve">. Open the file and check which tab your candidate list is actually on.</w:t>
+            </w:r>
+          </w:p>
+        </w:tc>
+      </w:tr>
     </w:tbl>
-    <w:bookmarkEnd w:id="39"/>
-    <w:bookmarkStart w:id="43" w:name="parameter-reference"/>
+    <w:bookmarkEnd w:id="40"/>
+    <w:bookmarkStart w:id="44" w:name="parameter-reference"/>
     <w:p>
       <w:pPr>
         <w:pStyle w:val="Heading1"/>
@@ -4829,7 +5070,7 @@
         <w:t xml:space="preserve">skipping it never blocks the script waiting for input.</w:t>
       </w:r>
     </w:p>
-    <w:bookmarkStart w:id="40" w:name="find-governedcandidatesbyscan.ps1"/>
+    <w:bookmarkStart w:id="41" w:name="find-governedcandidatesbyscan.ps1"/>
     <w:p>
       <w:pPr>
         <w:pStyle w:val="Heading2"/>
@@ -5338,8 +5579,8 @@
         </w:tc>
       </w:tr>
     </w:tbl>
-    <w:bookmarkEnd w:id="40"/>
-    <w:bookmarkStart w:id="41" w:name="invoke-governeddeletionfromexcel.ps1"/>
+    <w:bookmarkEnd w:id="41"/>
+    <w:bookmarkStart w:id="42" w:name="invoke-governeddeletionfromexcel.ps1"/>
     <w:p>
       <w:pPr>
         <w:pStyle w:val="Heading2"/>
@@ -5921,8 +6162,8 @@
         </w:tc>
       </w:tr>
     </w:tbl>
-    <w:bookmarkEnd w:id="41"/>
-    <w:bookmarkStart w:id="42" w:name="remove-expiredquarantine.ps1"/>
+    <w:bookmarkEnd w:id="42"/>
+    <w:bookmarkStart w:id="43" w:name="remove-expiredquarantine.ps1"/>
     <w:p>
       <w:pPr>
         <w:pStyle w:val="Heading2"/>
@@ -6206,8 +6447,8 @@
         </w:tc>
       </w:tr>
     </w:tbl>
-    <w:bookmarkEnd w:id="42"/>
     <w:bookmarkEnd w:id="43"/>
+    <w:bookmarkEnd w:id="44"/>
     <w:sectPr/>
   </w:body>
 </w:document>
@@ -6551,6 +6792,9 @@
     <w:abstractNumId w:val="991"/>
   </w:num>
   <w:num w:numId="1007">
+    <w:abstractNumId w:val="991"/>
+  </w:num>
+  <w:num w:numId="1008">
     <w:abstractNumId w:val="991"/>
   </w:num>
 </w:numbering>

--- a/FileShareCleanup-Governed/Runbook.docx
+++ b/FileShareCleanup-Governed/Runbook.docx
@@ -2969,6 +2969,74 @@
       </w:r>
       <w:r>
         <w:t xml:space="preserve">columns. Review this output.</w:t>
+      </w:r>
+    </w:p>
+    <w:p>
+      <w:pPr>
+        <w:pStyle w:val="BodyText"/>
+      </w:pPr>
+      <w:r>
+        <w:t xml:space="preserve">The script edits only those four cells per row directly in the workbook —</w:t>
+      </w:r>
+      <w:r>
+        <w:t xml:space="preserve"> </w:t>
+      </w:r>
+      <w:r>
+        <w:t xml:space="preserve">it does not read the sheet into memory and rewrite the whole thing — so</w:t>
+      </w:r>
+      <w:r>
+        <w:t xml:space="preserve"> </w:t>
+      </w:r>
+      <w:r>
+        <w:t xml:space="preserve">every other column keeps its original number formats, date formats, column</w:t>
+      </w:r>
+      <w:r>
+        <w:t xml:space="preserve"> </w:t>
+      </w:r>
+      <w:r>
+        <w:t xml:space="preserve">widths, and so on exactly as they were. Only rows actually processed this</w:t>
+      </w:r>
+      <w:r>
+        <w:t xml:space="preserve"> </w:t>
+      </w:r>
+      <w:r>
+        <w:t xml:space="preserve">run get touched at all; rows already</w:t>
+      </w:r>
+      <w:r>
+        <w:t xml:space="preserve"> </w:t>
+      </w:r>
+      <w:r>
+        <w:rPr>
+          <w:rStyle w:val="VerbatimChar"/>
+        </w:rPr>
+        <w:t xml:space="preserve">Deleted</w:t>
+      </w:r>
+      <w:r>
+        <w:t xml:space="preserve">/</w:t>
+      </w:r>
+      <w:r>
+        <w:rPr>
+          <w:rStyle w:val="VerbatimChar"/>
+        </w:rPr>
+        <w:t xml:space="preserve">Quarantined</w:t>
+      </w:r>
+      <w:r>
+        <w:t xml:space="preserve"> </w:t>
+      </w:r>
+      <w:r>
+        <w:t xml:space="preserve">from an</w:t>
+      </w:r>
+      <w:r>
+        <w:t xml:space="preserve"> </w:t>
+      </w:r>
+      <w:r>
+        <w:t xml:space="preserve">earlier run (see §7.3) aren’t rewritten either, since their cells are</w:t>
+      </w:r>
+      <w:r>
+        <w:t xml:space="preserve"> </w:t>
+      </w:r>
+      <w:r>
+        <w:t xml:space="preserve">already correct.</w:t>
       </w:r>
     </w:p>
     <w:bookmarkEnd w:id="30"/>

--- a/FileShareCleanup-Governed/Runbook.docx
+++ b/FileShareCleanup-Governed/Runbook.docx
@@ -3859,61 +3859,89 @@
           <w:b/>
           <w:bCs/>
         </w:rPr>
-        <w:t xml:space="preserve">Reading and writing the Excel file itself</w:t>
-      </w:r>
-      <w:r>
-        <w:t xml:space="preserve"> </w:t>
-      </w:r>
-      <w:r>
-        <w:t xml:space="preserve">takes real time and memory</w:t>
-      </w:r>
-      <w:r>
-        <w:t xml:space="preserve"> </w:t>
-      </w:r>
-      <w:r>
-        <w:t xml:space="preserve">at very large row counts (the underlying library loads the workbook into</w:t>
-      </w:r>
-      <w:r>
-        <w:t xml:space="preserve"> </w:t>
-      </w:r>
-      <w:r>
-        <w:t xml:space="preserve">memory). Expect the initial read and the final write-back to each take</w:t>
-      </w:r>
-      <w:r>
-        <w:t xml:space="preserve"> </w:t>
-      </w:r>
-      <w:r>
-        <w:t xml:space="preserve">some time on a workbook with hundreds of thousands of rows — this is</w:t>
-      </w:r>
-      <w:r>
-        <w:t xml:space="preserve"> </w:t>
-      </w:r>
-      <w:r>
-        <w:t xml:space="preserve">normal, not a hang. The phase banner and periodic</w:t>
-      </w:r>
-      <w:r>
-        <w:t xml:space="preserve"> </w:t>
-      </w:r>
-      <w:r>
-        <w:t xml:space="preserve">“Scanned N / Total”</w:t>
-      </w:r>
-      <w:r>
-        <w:t xml:space="preserve"> </w:t>
-      </w:r>
-      <w:r>
-        <w:t xml:space="preserve">lines will still update; if it’s been several minutes with zero output at</w:t>
-      </w:r>
-      <w:r>
-        <w:t xml:space="preserve"> </w:t>
-      </w:r>
-      <w:r>
-        <w:t xml:space="preserve">all, that’s the point to check the Task Manager for whether PowerShell is</w:t>
-      </w:r>
-      <w:r>
-        <w:t xml:space="preserve"> </w:t>
-      </w:r>
-      <w:r>
-        <w:t xml:space="preserve">actually still using CPU/disk before assuming something’s wrong.</w:t>
+        <w:t xml:space="preserve">Reading the Excel file</w:t>
+      </w:r>
+      <w:r>
+        <w:t xml:space="preserve"> </w:t>
+      </w:r>
+      <w:r>
+        <w:t xml:space="preserve">shows live progress —</w:t>
+      </w:r>
+      <w:r>
+        <w:t xml:space="preserve"> </w:t>
+      </w:r>
+      <w:r>
+        <w:t xml:space="preserve">“Read N / Total rows”</w:t>
+      </w:r>
+      <w:r>
+        <w:t xml:space="preserve"> </w:t>
+      </w:r>
+      <w:r>
+        <w:t xml:space="preserve">with an ETA, updated periodically the same way every other phase in this</w:t>
+      </w:r>
+      <w:r>
+        <w:t xml:space="preserve"> </w:t>
+      </w:r>
+      <w:r>
+        <w:t xml:space="preserve">package reports progress, instead of sitting silent until the whole</w:t>
+      </w:r>
+      <w:r>
+        <w:t xml:space="preserve"> </w:t>
+      </w:r>
+      <w:r>
+        <w:t xml:space="preserve">workbook is loaded. It still takes real time on a workbook with hundreds</w:t>
+      </w:r>
+      <w:r>
+        <w:t xml:space="preserve"> </w:t>
+      </w:r>
+      <w:r>
+        <w:t xml:space="preserve">of thousands of rows (this reads row by row rather than one single bulk</w:t>
+      </w:r>
+      <w:r>
+        <w:t xml:space="preserve"> </w:t>
+      </w:r>
+      <w:r>
+        <w:t xml:space="preserve">load), but you’ll see it moving the whole way through, not wonder if it’s</w:t>
+      </w:r>
+      <w:r>
+        <w:t xml:space="preserve"> </w:t>
+      </w:r>
+      <w:r>
+        <w:t xml:space="preserve">hung.</w:t>
+      </w:r>
+      <w:r>
+        <w:t xml:space="preserve"> </w:t>
+      </w:r>
+      <w:r>
+        <w:rPr>
+          <w:b/>
+          <w:bCs/>
+        </w:rPr>
+        <w:t xml:space="preserve">Writing back</w:t>
+      </w:r>
+      <w:r>
+        <w:t xml:space="preserve"> </w:t>
+      </w:r>
+      <w:r>
+        <w:t xml:space="preserve">is now cheap regardless of workbook size — since</w:t>
+      </w:r>
+      <w:r>
+        <w:t xml:space="preserve"> </w:t>
+      </w:r>
+      <w:r>
+        <w:t xml:space="preserve">only the rows actually processed this run get their cells touched (see</w:t>
+      </w:r>
+      <w:r>
+        <w:t xml:space="preserve"> </w:t>
+      </w:r>
+      <w:r>
+        <w:t xml:space="preserve">§7.1), the write-back cost scales with matches, not with total rows in</w:t>
+      </w:r>
+      <w:r>
+        <w:t xml:space="preserve"> </w:t>
+      </w:r>
+      <w:r>
+        <w:t xml:space="preserve">the sheet.</w:t>
       </w:r>
     </w:p>
     <w:p>

--- a/FileShareCleanup-Governed/Runbook.docx
+++ b/FileShareCleanup-Governed/Runbook.docx
@@ -5035,6 +5035,81 @@
             </w:r>
             <w:r>
               <w:t xml:space="preserve">, depending on the script) — retype it exactly as shown on screen.</w:t>
+            </w:r>
+          </w:p>
+        </w:tc>
+      </w:tr>
+      <w:tr>
+        <w:tc>
+          <w:tcPr/>
+          <w:p>
+            <w:pPr>
+              <w:pStyle w:val="Compact"/>
+            </w:pPr>
+            <w:r>
+              <w:t xml:space="preserve">A mapped network drive (e.g. </w:t>
+            </w:r>
+            <w:r>
+              <w:rPr>
+                <w:rStyle w:val="VerbatimChar"/>
+              </w:rPr>
+              <w:t xml:space="preserve">I:\...</w:t>
+            </w:r>
+            <w:r>
+              <w:t xml:space="preserve">) shows fine in Windows Explorer but the script says the path doesn’t exist</w:t>
+            </w:r>
+          </w:p>
+        </w:tc>
+        <w:tc>
+          <w:tcPr/>
+          <w:p>
+            <w:pPr>
+              <w:pStyle w:val="Compact"/>
+            </w:pPr>
+            <w:r>
+              <w:t xml:space="preserve">Mapped drives aren’t shared between an elevated (</w:t>
+            </w:r>
+            <w:r>
+              <w:t xml:space="preserve">“Run as Administrator”</w:t>
+            </w:r>
+            <w:r>
+              <w:t xml:space="preserve">) PowerShell session and a normal one — this is a Windows thing, not a bug. Confirm by opening a plain (non-elevated) PowerShell and running</w:t>
+            </w:r>
+            <w:r>
+              <w:t xml:space="preserve"> </w:t>
+            </w:r>
+            <w:r>
+              <w:rPr>
+                <w:rStyle w:val="VerbatimChar"/>
+              </w:rPr>
+              <w:t xml:space="preserve">Test-Path "I:\..."</w:t>
+            </w:r>
+            <w:r>
+              <w:t xml:space="preserve">; if that comes back</w:t>
+            </w:r>
+            <w:r>
+              <w:t xml:space="preserve"> </w:t>
+            </w:r>
+            <w:r>
+              <w:rPr>
+                <w:rStyle w:val="VerbatimChar"/>
+              </w:rPr>
+              <w:t xml:space="preserve">True</w:t>
+            </w:r>
+            <w:r>
+              <w:t xml:space="preserve"> </w:t>
+            </w:r>
+            <w:r>
+              <w:t xml:space="preserve">but the script still can’t find it, you’re running the script in a different elevation level than whatever mapped the drive. Either run PowerShell the same way (elevated/not) you mapped the drive in, or — more robust — skip the drive letter entirely and type the full network path instead (</w:t>
+            </w:r>
+            <w:r>
+              <w:rPr>
+                <w:rStyle w:val="VerbatimChar"/>
+              </w:rPr>
+              <w:t xml:space="preserve">\\servername\share\...</w:t>
+            </w:r>
+            <w:r>
+              <w:t xml:space="preserve">), which works regardless of elevation. The script prints this same hint automatically if a drive-letter path you enter can’t be found.</w:t>
             </w:r>
           </w:p>
         </w:tc>

--- a/FileShareCleanup-Governed/Runbook.docx
+++ b/FileShareCleanup-Governed/Runbook.docx
@@ -4917,7 +4917,7 @@
               <w:pStyle w:val="Compact"/>
             </w:pPr>
             <w:r>
-              <w:t xml:space="preserve">The script is waiting at the</w:t>
+              <w:t xml:space="preserve">The script is waiting at a prompt —</w:t>
             </w:r>
             <w:r>
               <w:t xml:space="preserve"> </w:t>
@@ -4932,19 +4932,7 @@
               <w:t xml:space="preserve"> </w:t>
             </w:r>
             <w:r>
-              <w:t xml:space="preserve">prompt — it’s the only prompt left in this script, and it’s easy to miss if you’re watching a redirected log file instead of the live console (the prompt goes to the console host, not to stdout). Look for</w:t>
-            </w:r>
-            <w:r>
-              <w:t xml:space="preserve"> </w:t>
-            </w:r>
-            <w:r>
-              <w:t xml:space="preserve">“Choose action for matched candidates…”</w:t>
-            </w:r>
-            <w:r>
-              <w:t xml:space="preserve"> </w:t>
-            </w:r>
-            <w:r>
-              <w:t xml:space="preserve">and type</w:t>
+              <w:t xml:space="preserve">if you passed everything else, or</w:t>
             </w:r>
             <w:r>
               <w:t xml:space="preserve"> </w:t>
@@ -4953,13 +4941,10 @@
               <w:rPr>
                 <w:rStyle w:val="VerbatimChar"/>
               </w:rPr>
-              <w:t xml:space="preserve">Quarantine</w:t>
-            </w:r>
-            <w:r>
-              <w:t xml:space="preserve"> </w:t>
-            </w:r>
-            <w:r>
-              <w:t xml:space="preserve">or</w:t>
+              <w:t xml:space="preserve">-QuarantineRoot</w:t>
+            </w:r>
+            <w:r>
+              <w:t xml:space="preserve">/the optional</w:t>
             </w:r>
             <w:r>
               <w:t xml:space="preserve"> </w:t>
@@ -4968,10 +4953,37 @@
               <w:rPr>
                 <w:rStyle w:val="VerbatimChar"/>
               </w:rPr>
-              <w:t xml:space="preserve">Delete</w:t>
-            </w:r>
-            <w:r>
-              <w:t xml:space="preserve">. For any unattended/scheduled run, always pass</w:t>
+              <w:t xml:space="preserve">-TargetDrive</w:t>
+            </w:r>
+            <w:r>
+              <w:t xml:space="preserve"> </w:t>
+            </w:r>
+            <w:r>
+              <w:t xml:space="preserve">question otherwise (see the sample session in §7). Easy to miss if you’re watching a redirected log file instead of the live console, since prompts go to the console host, not to stdout. Look for</w:t>
+            </w:r>
+            <w:r>
+              <w:t xml:space="preserve"> </w:t>
+            </w:r>
+            <w:r>
+              <w:t xml:space="preserve">“What should happen to the matched items?”</w:t>
+            </w:r>
+            <w:r>
+              <w:t xml:space="preserve"> </w:t>
+            </w:r>
+            <w:r>
+              <w:t xml:space="preserve">and answer it. For any unattended/scheduled run, always pass</w:t>
+            </w:r>
+            <w:r>
+              <w:t xml:space="preserve"> </w:t>
+            </w:r>
+            <w:r>
+              <w:rPr>
+                <w:rStyle w:val="VerbatimChar"/>
+              </w:rPr>
+              <w:t xml:space="preserve">-ExcelPath</w:t>
+            </w:r>
+            <w:r>
+              <w:t xml:space="preserve">,</w:t>
             </w:r>
             <w:r>
               <w:t xml:space="preserve"> </w:t>
@@ -4983,10 +4995,22 @@
               <w:t xml:space="preserve">-ActivityType</w:t>
             </w:r>
             <w:r>
+              <w:t xml:space="preserve">, and</w:t>
+            </w:r>
+            <w:r>
               <w:t xml:space="preserve"> </w:t>
             </w:r>
             <w:r>
-              <w:t xml:space="preserve">explicitly so there’s no prompt to wait on.</w:t>
+              <w:rPr>
+                <w:rStyle w:val="VerbatimChar"/>
+              </w:rPr>
+              <w:t xml:space="preserve">-QuarantineRoot</w:t>
+            </w:r>
+            <w:r>
+              <w:t xml:space="preserve"> </w:t>
+            </w:r>
+            <w:r>
+              <w:t xml:space="preserve">(if quarantining) explicitly so there’s nothing left to prompt for.</w:t>
             </w:r>
           </w:p>
         </w:tc>

--- a/FileShareCleanup-Governed/Runbook.docx
+++ b/FileShareCleanup-Governed/Runbook.docx
@@ -2380,7 +2380,7 @@
       </w:r>
     </w:p>
     <w:bookmarkEnd w:id="29"/>
-    <w:bookmarkStart w:id="36" w:name="X34b86626be4f464a2273ee729b28474f1b61730"/>
+    <w:bookmarkStart w:id="38" w:name="X34b86626be4f464a2273ee729b28474f1b61730"/>
     <w:p>
       <w:pPr>
         <w:pStyle w:val="Heading1"/>
@@ -3969,13 +3969,13 @@
         <w:t xml:space="preserve"> </w:t>
       </w:r>
       <w:r>
-        <w:t xml:space="preserve">exists, reading its owner, moving or deleting it) — that’s inherently</w:t>
-      </w:r>
-      <w:r>
-        <w:t xml:space="preserve"> </w:t>
-      </w:r>
-      <w:r>
-        <w:t xml:space="preserve">one-at-a-time, I/O-bound work that scales with the number of</w:t>
+        <w:t xml:space="preserve">exists, reading its owner, moving or deleting it) — for a share reached</w:t>
+      </w:r>
+      <w:r>
+        <w:t xml:space="preserve"> </w:t>
+      </w:r>
+      <w:r>
+        <w:t xml:space="preserve">over a UNC path, most of that time is spent</w:t>
       </w:r>
       <w:r>
         <w:t xml:space="preserve"> </w:t>
@@ -3985,13 +3985,46 @@
           <w:i/>
           <w:iCs/>
         </w:rPr>
-        <w:t xml:space="preserve">matched</w:t>
-      </w:r>
-      <w:r>
-        <w:t xml:space="preserve"> </w:t>
-      </w:r>
-      <w:r>
-        <w:t xml:space="preserve">rows, not something this script can parallelize away safely.</w:t>
+        <w:t xml:space="preserve">waiting</w:t>
+      </w:r>
+      <w:r>
+        <w:t xml:space="preserve"> </w:t>
+      </w:r>
+      <w:r>
+        <w:t xml:space="preserve">on the file server,</w:t>
+      </w:r>
+      <w:r>
+        <w:t xml:space="preserve"> </w:t>
+      </w:r>
+      <w:r>
+        <w:t xml:space="preserve">not doing CPU work. That’s exactly the kind of work</w:t>
+      </w:r>
+      <w:r>
+        <w:t xml:space="preserve"> </w:t>
+      </w:r>
+      <w:r>
+        <w:rPr>
+          <w:rStyle w:val="VerbatimChar"/>
+        </w:rPr>
+        <w:t xml:space="preserve">-ThrottleLimit</w:t>
+      </w:r>
+      <w:r>
+        <w:t xml:space="preserve"> </w:t>
+      </w:r>
+      <w:r>
+        <w:t xml:space="preserve">(see</w:t>
+      </w:r>
+      <w:r>
+        <w:t xml:space="preserve"> </w:t>
+      </w:r>
+      <w:r>
+        <w:t xml:space="preserve">§7.7) speeds up — several of those waits in flight at once, rather than</w:t>
+      </w:r>
+      <w:r>
+        <w:t xml:space="preserve"> </w:t>
+      </w:r>
+      <w:r>
+        <w:t xml:space="preserve">one at a time.</w:t>
       </w:r>
     </w:p>
     <w:p>
@@ -4027,18 +4060,507 @@
         <w:t xml:space="preserve"> </w:t>
       </w:r>
       <w:r>
-        <w:t xml:space="preserve">during the governance approval step in §6.</w:t>
+        <w:t xml:space="preserve">during the governance approval step in §6, and let you run several</w:t>
+      </w:r>
+      <w:r>
+        <w:t xml:space="preserve"> </w:t>
+      </w:r>
+      <w:r>
+        <w:t xml:space="preserve">batches as separate sessions in parallel (see §7.7) on top of each</w:t>
+      </w:r>
+      <w:r>
+        <w:t xml:space="preserve"> </w:t>
+      </w:r>
+      <w:r>
+        <w:t xml:space="preserve">session’s own</w:t>
+      </w:r>
+      <w:r>
+        <w:t xml:space="preserve"> </w:t>
+      </w:r>
+      <w:r>
+        <w:rPr>
+          <w:rStyle w:val="VerbatimChar"/>
+        </w:rPr>
+        <w:t xml:space="preserve">-ThrottleLimit</w:t>
+      </w:r>
+      <w:r>
+        <w:t xml:space="preserve">.</w:t>
       </w:r>
     </w:p>
     <w:bookmarkEnd w:id="35"/>
+    <w:bookmarkStart w:id="36" w:name="running-rows-in-parallel--throttlelimit"/>
+    <w:p>
+      <w:pPr>
+        <w:pStyle w:val="Heading2"/>
+      </w:pPr>
+      <w:r>
+        <w:t xml:space="preserve">7.7 Running rows in parallel (</w:t>
+      </w:r>
+      <w:r>
+        <w:rPr>
+          <w:rStyle w:val="VerbatimChar"/>
+        </w:rPr>
+        <w:t xml:space="preserve">-ThrottleLimit</w:t>
+      </w:r>
+      <w:r>
+        <w:t xml:space="preserve">)</w:t>
+      </w:r>
+    </w:p>
+    <w:p>
+      <w:pPr>
+        <w:pStyle w:val="FirstParagraph"/>
+      </w:pPr>
+      <w:r>
+        <w:t xml:space="preserve">By default, rows are processed one at a time (</w:t>
+      </w:r>
+      <w:r>
+        <w:rPr>
+          <w:rStyle w:val="VerbatimChar"/>
+        </w:rPr>
+        <w:t xml:space="preserve">-ThrottleLimit 1</w:t>
+      </w:r>
+      <w:r>
+        <w:t xml:space="preserve">, unchanged</w:t>
+      </w:r>
+      <w:r>
+        <w:t xml:space="preserve"> </w:t>
+      </w:r>
+      <w:r>
+        <w:t xml:space="preserve">from before) — safest, and fine for a few thousand rows. For a genuinely</w:t>
+      </w:r>
+      <w:r>
+        <w:t xml:space="preserve"> </w:t>
+      </w:r>
+      <w:r>
+        <w:t xml:space="preserve">large list where each row is slow mostly because it’s waiting on the file</w:t>
+      </w:r>
+      <w:r>
+        <w:t xml:space="preserve"> </w:t>
+      </w:r>
+      <w:r>
+        <w:t xml:space="preserve">server (not because your machine is busy),</w:t>
+      </w:r>
+      <w:r>
+        <w:t xml:space="preserve"> </w:t>
+      </w:r>
+      <w:r>
+        <w:rPr>
+          <w:rStyle w:val="VerbatimChar"/>
+        </w:rPr>
+        <w:t xml:space="preserve">-ThrottleLimit N</w:t>
+      </w:r>
+      <w:r>
+        <w:t xml:space="preserve"> </w:t>
+      </w:r>
+      <w:r>
+        <w:t xml:space="preserve">processes up</w:t>
+      </w:r>
+      <w:r>
+        <w:t xml:space="preserve"> </w:t>
+      </w:r>
+      <w:r>
+        <w:t xml:space="preserve">to</w:t>
+      </w:r>
+      <w:r>
+        <w:t xml:space="preserve"> </w:t>
+      </w:r>
+      <w:r>
+        <w:rPr>
+          <w:rStyle w:val="VerbatimChar"/>
+        </w:rPr>
+        <w:t xml:space="preserve">N</w:t>
+      </w:r>
+      <w:r>
+        <w:t xml:space="preserve"> </w:t>
+      </w:r>
+      <w:r>
+        <w:t xml:space="preserve">rows at once instead:</w:t>
+      </w:r>
+    </w:p>
+    <w:p>
+      <w:pPr>
+        <w:pStyle w:val="SourceCode"/>
+      </w:pPr>
+      <w:r>
+        <w:rPr>
+          <w:rStyle w:val="OperatorTok"/>
+        </w:rPr>
+        <w:t xml:space="preserve">.</w:t>
+      </w:r>
+      <w:r>
+        <w:rPr>
+          <w:rStyle w:val="NormalTok"/>
+        </w:rPr>
+        <w:t xml:space="preserve">\Invoke-GovernedDeletionFromExcel</w:t>
+      </w:r>
+      <w:r>
+        <w:rPr>
+          <w:rStyle w:val="OperatorTok"/>
+        </w:rPr>
+        <w:t xml:space="preserve">.</w:t>
+      </w:r>
+      <w:r>
+        <w:rPr>
+          <w:rStyle w:val="FunctionTok"/>
+        </w:rPr>
+        <w:t xml:space="preserve">ps1</w:t>
+      </w:r>
+      <w:r>
+        <w:rPr>
+          <w:rStyle w:val="NormalTok"/>
+        </w:rPr>
+        <w:t xml:space="preserve"> </w:t>
+      </w:r>
+      <w:r>
+        <w:rPr>
+          <w:rStyle w:val="OperatorTok"/>
+        </w:rPr>
+        <w:t xml:space="preserve">-</w:t>
+      </w:r>
+      <w:r>
+        <w:rPr>
+          <w:rStyle w:val="NormalTok"/>
+        </w:rPr>
+        <w:t xml:space="preserve">ExcelPath </w:t>
+      </w:r>
+      <w:r>
+        <w:rPr>
+          <w:rStyle w:val="StringTok"/>
+        </w:rPr>
+        <w:t xml:space="preserve">".\candidates.xlsx"</w:t>
+      </w:r>
+      <w:r>
+        <w:rPr>
+          <w:rStyle w:val="NormalTok"/>
+        </w:rPr>
+        <w:t xml:space="preserve"> `</w:t>
+      </w:r>
+      <w:r>
+        <w:br/>
+      </w:r>
+      <w:r>
+        <w:rPr>
+          <w:rStyle w:val="NormalTok"/>
+        </w:rPr>
+        <w:t xml:space="preserve">    </w:t>
+      </w:r>
+      <w:r>
+        <w:rPr>
+          <w:rStyle w:val="OperatorTok"/>
+        </w:rPr>
+        <w:t xml:space="preserve">-</w:t>
+      </w:r>
+      <w:r>
+        <w:rPr>
+          <w:rStyle w:val="NormalTok"/>
+        </w:rPr>
+        <w:t xml:space="preserve">ActivityType Delete </w:t>
+      </w:r>
+      <w:r>
+        <w:rPr>
+          <w:rStyle w:val="OperatorTok"/>
+        </w:rPr>
+        <w:t xml:space="preserve">-</w:t>
+      </w:r>
+      <w:r>
+        <w:rPr>
+          <w:rStyle w:val="NormalTok"/>
+        </w:rPr>
+        <w:t xml:space="preserve">ThrottleLimit </w:t>
+      </w:r>
+      <w:r>
+        <w:rPr>
+          <w:rStyle w:val="DecValTok"/>
+        </w:rPr>
+        <w:t xml:space="preserve">10</w:t>
+      </w:r>
+      <w:r>
+        <w:rPr>
+          <w:rStyle w:val="NormalTok"/>
+        </w:rPr>
+        <w:t xml:space="preserve"> </w:t>
+      </w:r>
+      <w:r>
+        <w:rPr>
+          <w:rStyle w:val="OperatorTok"/>
+        </w:rPr>
+        <w:t xml:space="preserve">-</w:t>
+      </w:r>
+      <w:r>
+        <w:rPr>
+          <w:rStyle w:val="NormalTok"/>
+        </w:rPr>
+        <w:t xml:space="preserve">Execute</w:t>
+      </w:r>
+    </w:p>
+    <w:p>
+      <w:pPr>
+        <w:pStyle w:val="FirstParagraph"/>
+      </w:pPr>
+      <w:r>
+        <w:rPr>
+          <w:b/>
+          <w:bCs/>
+        </w:rPr>
+        <w:t xml:space="preserve">Requires PowerShell 7 or later</w:t>
+      </w:r>
+      <w:r>
+        <w:t xml:space="preserve"> </w:t>
+      </w:r>
+      <w:r>
+        <w:t xml:space="preserve">(it uses</w:t>
+      </w:r>
+      <w:r>
+        <w:t xml:space="preserve"> </w:t>
+      </w:r>
+      <w:r>
+        <w:rPr>
+          <w:rStyle w:val="VerbatimChar"/>
+        </w:rPr>
+        <w:t xml:space="preserve">ForEach-Object -Parallel</w:t>
+      </w:r>
+      <w:r>
+        <w:t xml:space="preserve">,</w:t>
+      </w:r>
+      <w:r>
+        <w:t xml:space="preserve"> </w:t>
+      </w:r>
+      <w:r>
+        <w:t xml:space="preserve">which doesn’t exist in Windows PowerShell 5.1) — the script checks this</w:t>
+      </w:r>
+      <w:r>
+        <w:t xml:space="preserve"> </w:t>
+      </w:r>
+      <w:r>
+        <w:t xml:space="preserve">and gives a clear error rather than a cryptic one if you try it on 5.1.</w:t>
+      </w:r>
+    </w:p>
+    <w:p>
+      <w:pPr>
+        <w:pStyle w:val="BodyText"/>
+      </w:pPr>
+      <w:r>
+        <w:t xml:space="preserve">What’s safe about it, so you’re not choosing between speed and correctness:</w:t>
+      </w:r>
+      <w:r>
+        <w:t xml:space="preserve"> </w:t>
+      </w:r>
+      <w:r>
+        <w:t xml:space="preserve">- The CSV log is still one complete, uncorrupted file — concurrent rows’</w:t>
+      </w:r>
+      <w:r>
+        <w:t xml:space="preserve"> </w:t>
+      </w:r>
+      <w:r>
+        <w:t xml:space="preserve">log writes are serialized through a shared lock, so nothing interleaves</w:t>
+      </w:r>
+      <w:r>
+        <w:t xml:space="preserve"> </w:t>
+      </w:r>
+      <w:r>
+        <w:t xml:space="preserve">or corrupts the file even with many rows finishing at nearly the same</w:t>
+      </w:r>
+      <w:r>
+        <w:t xml:space="preserve"> </w:t>
+      </w:r>
+      <w:r>
+        <w:t xml:space="preserve">instant.</w:t>
+      </w:r>
+      <w:r>
+        <w:t xml:space="preserve"> </w:t>
+      </w:r>
+      <w:r>
+        <w:t xml:space="preserve">- The Excel write-back still happens exactly once, after every row is</w:t>
+      </w:r>
+      <w:r>
+        <w:t xml:space="preserve"> </w:t>
+      </w:r>
+      <w:r>
+        <w:t xml:space="preserve">done, exactly as in sequential mode — parallel rows don’t touch Excel at</w:t>
+      </w:r>
+      <w:r>
+        <w:t xml:space="preserve"> </w:t>
+      </w:r>
+      <w:r>
+        <w:t xml:space="preserve">all mid-run, only the CSV log and the file system.</w:t>
+      </w:r>
+      <w:r>
+        <w:t xml:space="preserve"> </w:t>
+      </w:r>
+      <w:r>
+        <w:t xml:space="preserve">- It’s the exact same per-row logic in both modes — the sequential and</w:t>
+      </w:r>
+      <w:r>
+        <w:t xml:space="preserve"> </w:t>
+      </w:r>
+      <w:r>
+        <w:t xml:space="preserve">parallel code paths call the identical function, not two versions that</w:t>
+      </w:r>
+      <w:r>
+        <w:t xml:space="preserve"> </w:t>
+      </w:r>
+      <w:r>
+        <w:t xml:space="preserve">could quietly drift apart over time.</w:t>
+      </w:r>
+      <w:r>
+        <w:t xml:space="preserve"> </w:t>
+      </w:r>
+      <w:r>
+        <w:t xml:space="preserve">- The dry-run-first / typed-confirmation / resume-skip safety model is</w:t>
+      </w:r>
+      <w:r>
+        <w:t xml:space="preserve"> </w:t>
+      </w:r>
+      <w:r>
+        <w:t xml:space="preserve">completely unchanged —</w:t>
+      </w:r>
+      <w:r>
+        <w:t xml:space="preserve"> </w:t>
+      </w:r>
+      <w:r>
+        <w:rPr>
+          <w:rStyle w:val="VerbatimChar"/>
+        </w:rPr>
+        <w:t xml:space="preserve">-ThrottleLimit</w:t>
+      </w:r>
+      <w:r>
+        <w:t xml:space="preserve"> </w:t>
+      </w:r>
+      <w:r>
+        <w:t xml:space="preserve">only affects the pace of</w:t>
+      </w:r>
+      <w:r>
+        <w:t xml:space="preserve"> </w:t>
+      </w:r>
+      <w:r>
+        <w:rPr>
+          <w:i/>
+          <w:iCs/>
+        </w:rPr>
+        <w:t xml:space="preserve">how</w:t>
+      </w:r>
+      <w:r>
+        <w:t xml:space="preserve"> </w:t>
+      </w:r>
+      <w:r>
+        <w:t xml:space="preserve">matched rows get evaluated and acted on, not whether they do.</w:t>
+      </w:r>
+    </w:p>
+    <w:p>
+      <w:pPr>
+        <w:pStyle w:val="BodyText"/>
+      </w:pPr>
+      <w:r>
+        <w:rPr>
+          <w:b/>
+          <w:bCs/>
+        </w:rPr>
+        <w:t xml:space="preserve">How high to set it:</w:t>
+      </w:r>
+      <w:r>
+        <w:t xml:space="preserve"> </w:t>
+      </w:r>
+      <w:r>
+        <w:t xml:space="preserve">start modest — 8 to 16 is a reasonable starting</w:t>
+      </w:r>
+      <w:r>
+        <w:t xml:space="preserve"> </w:t>
+      </w:r>
+      <w:r>
+        <w:t xml:space="preserve">point — and watch how the file server copes before pushing higher. There’s</w:t>
+      </w:r>
+      <w:r>
+        <w:t xml:space="preserve"> </w:t>
+      </w:r>
+      <w:r>
+        <w:t xml:space="preserve">a real ceiling here: past whatever the file server can actually sustain,</w:t>
+      </w:r>
+      <w:r>
+        <w:t xml:space="preserve"> </w:t>
+      </w:r>
+      <w:r>
+        <w:t xml:space="preserve">adding more concurrency doesn’t make things faster, it makes things</w:t>
+      </w:r>
+      <w:r>
+        <w:t xml:space="preserve"> </w:t>
+      </w:r>
+      <w:r>
+        <w:rPr>
+          <w:i/>
+          <w:iCs/>
+        </w:rPr>
+        <w:t xml:space="preserve">slower</w:t>
+      </w:r>
+      <w:r>
+        <w:t xml:space="preserve"> </w:t>
+      </w:r>
+      <w:r>
+        <w:t xml:space="preserve">(connection contention, throttling, timeouts). If you’re also</w:t>
+      </w:r>
+      <w:r>
+        <w:t xml:space="preserve"> </w:t>
+      </w:r>
+      <w:r>
+        <w:t xml:space="preserve">running multiple sessions in parallel against different Excel files (see</w:t>
+      </w:r>
+      <w:r>
+        <w:t xml:space="preserve"> </w:t>
+      </w:r>
+      <w:r>
+        <w:t xml:space="preserve">below), think about the</w:t>
+      </w:r>
+      <w:r>
+        <w:t xml:space="preserve"> </w:t>
+      </w:r>
+      <w:r>
+        <w:rPr>
+          <w:i/>
+          <w:iCs/>
+        </w:rPr>
+        <w:t xml:space="preserve">combined</w:t>
+      </w:r>
+      <w:r>
+        <w:t xml:space="preserve"> </w:t>
+      </w:r>
+      <w:r>
+        <w:t xml:space="preserve">concurrency across every session</w:t>
+      </w:r>
+      <w:r>
+        <w:t xml:space="preserve"> </w:t>
+      </w:r>
+      <w:r>
+        <w:t xml:space="preserve">hitting that file server, not each session’s</w:t>
+      </w:r>
+      <w:r>
+        <w:t xml:space="preserve"> </w:t>
+      </w:r>
+      <w:r>
+        <w:rPr>
+          <w:rStyle w:val="VerbatimChar"/>
+        </w:rPr>
+        <w:t xml:space="preserve">-ThrottleLimit</w:t>
+      </w:r>
+      <w:r>
+        <w:t xml:space="preserve"> </w:t>
+      </w:r>
+      <w:r>
+        <w:t xml:space="preserve">in</w:t>
+      </w:r>
+      <w:r>
+        <w:t xml:space="preserve"> </w:t>
+      </w:r>
+      <w:r>
+        <w:t xml:space="preserve">isolation.</w:t>
+      </w:r>
+    </w:p>
     <w:bookmarkEnd w:id="36"/>
-    <w:bookmarkStart w:id="37" w:name="testing-before-a-real-run"/>
-    <w:p>
-      <w:pPr>
-        <w:pStyle w:val="Heading1"/>
-      </w:pPr>
-      <w:r>
-        <w:t xml:space="preserve">8. Testing before a real run</w:t>
+    <w:bookmarkStart w:id="37" w:name="X8a3460e9730d24b7d855bbf4c9425c5e8b00a9a"/>
+    <w:p>
+      <w:pPr>
+        <w:pStyle w:val="Heading2"/>
+      </w:pPr>
+      <w:r>
+        <w:t xml:space="preserve">7.8 Running multiple sessions at once (different Excel files)</w:t>
       </w:r>
     </w:p>
     <w:p>
@@ -4046,25 +4568,41 @@
         <w:pStyle w:val="FirstParagraph"/>
       </w:pPr>
       <w:r>
-        <w:t xml:space="preserve">The first time you use these scripts — or after any change to them — dry-run</w:t>
-      </w:r>
-      <w:r>
-        <w:t xml:space="preserve"> </w:t>
-      </w:r>
-      <w:r>
-        <w:t xml:space="preserve">against a small local/test folder with a handful of files (mix in a folder</w:t>
-      </w:r>
-      <w:r>
-        <w:t xml:space="preserve"> </w:t>
-      </w:r>
-      <w:r>
-        <w:t xml:space="preserve">path as well as file paths) before pointing anything at production data.</w:t>
-      </w:r>
-      <w:r>
-        <w:t xml:space="preserve"> </w:t>
-      </w:r>
-      <w:r>
-        <w:t xml:space="preserve">Confirm:</w:t>
+        <w:t xml:space="preserve">You can also run more than one PowerShell session at a time, each against</w:t>
+      </w:r>
+      <w:r>
+        <w:t xml:space="preserve"> </w:t>
+      </w:r>
+      <w:r>
+        <w:t xml:space="preserve">a</w:t>
+      </w:r>
+      <w:r>
+        <w:t xml:space="preserve"> </w:t>
+      </w:r>
+      <w:r>
+        <w:rPr>
+          <w:i/>
+          <w:iCs/>
+        </w:rPr>
+        <w:t xml:space="preserve">different</w:t>
+      </w:r>
+      <w:r>
+        <w:t xml:space="preserve"> </w:t>
+      </w:r>
+      <w:r>
+        <w:t xml:space="preserve">Excel file — e.g., split a very large candidate list into a</w:t>
+      </w:r>
+      <w:r>
+        <w:t xml:space="preserve"> </w:t>
+      </w:r>
+      <w:r>
+        <w:t xml:space="preserve">few files and process them concurrently. Safe to do, with a couple of</w:t>
+      </w:r>
+      <w:r>
+        <w:t xml:space="preserve"> </w:t>
+      </w:r>
+      <w:r>
+        <w:t xml:space="preserve">things to get right:</w:t>
       </w:r>
     </w:p>
     <w:p>
@@ -4076,7 +4614,45 @@
         </w:numPr>
       </w:pPr>
       <w:r>
-        <w:t xml:space="preserve">The console output is readable and each row’s outcome makes sense.</w:t>
+        <w:rPr>
+          <w:b/>
+          <w:bCs/>
+        </w:rPr>
+        <w:t xml:space="preserve">Each session needs its own Excel file</w:t>
+      </w:r>
+      <w:r>
+        <w:t xml:space="preserve"> </w:t>
+      </w:r>
+      <w:r>
+        <w:t xml:space="preserve">— two sessions writing to the</w:t>
+      </w:r>
+      <w:r>
+        <w:t xml:space="preserve"> </w:t>
+      </w:r>
+      <w:r>
+        <w:rPr>
+          <w:i/>
+          <w:iCs/>
+        </w:rPr>
+        <w:t xml:space="preserve">same</w:t>
+      </w:r>
+      <w:r>
+        <w:t xml:space="preserve"> </w:t>
+      </w:r>
+      <w:r>
+        <w:t xml:space="preserve">workbook at the same time is not supported (the write-back opens</w:t>
+      </w:r>
+      <w:r>
+        <w:t xml:space="preserve"> </w:t>
+      </w:r>
+      <w:r>
+        <w:t xml:space="preserve">the file exclusively); splitting into separate files sidesteps this</w:t>
+      </w:r>
+      <w:r>
+        <w:t xml:space="preserve"> </w:t>
+      </w:r>
+      <w:r>
+        <w:t xml:space="preserve">entirely.</w:t>
       </w:r>
     </w:p>
     <w:p>
@@ -4088,7 +4664,64 @@
         </w:numPr>
       </w:pPr>
       <w:r>
-        <w:t xml:space="preserve">The Excel gets the four new columns without losing any original column.</w:t>
+        <w:rPr>
+          <w:b/>
+          <w:bCs/>
+        </w:rPr>
+        <w:t xml:space="preserve">Pass</w:t>
+      </w:r>
+      <w:r>
+        <w:rPr>
+          <w:b/>
+          <w:bCs/>
+        </w:rPr>
+        <w:t xml:space="preserve"> </w:t>
+      </w:r>
+      <w:r>
+        <w:rPr>
+          <w:rStyle w:val="VerbatimChar"/>
+          <w:b/>
+          <w:bCs/>
+        </w:rPr>
+        <w:t xml:space="preserve">-LogPath</w:t>
+      </w:r>
+      <w:r>
+        <w:rPr>
+          <w:b/>
+          <w:bCs/>
+        </w:rPr>
+        <w:t xml:space="preserve"> </w:t>
+      </w:r>
+      <w:r>
+        <w:rPr>
+          <w:b/>
+          <w:bCs/>
+        </w:rPr>
+        <w:t xml:space="preserve">explicitly and make it distinct per session</w:t>
+      </w:r>
+      <w:r>
+        <w:t xml:space="preserve"> </w:t>
+      </w:r>
+      <w:r>
+        <w:t xml:space="preserve">— the</w:t>
+      </w:r>
+      <w:r>
+        <w:t xml:space="preserve"> </w:t>
+      </w:r>
+      <w:r>
+        <w:t xml:space="preserve">default is timestamped down to the second, which is usually enough to</w:t>
+      </w:r>
+      <w:r>
+        <w:t xml:space="preserve"> </w:t>
+      </w:r>
+      <w:r>
+        <w:t xml:space="preserve">keep sessions from colliding but isn’t guaranteed if two sessions start</w:t>
+      </w:r>
+      <w:r>
+        <w:t xml:space="preserve"> </w:t>
+      </w:r>
+      <w:r>
+        <w:t xml:space="preserve">in the same second.</w:t>
       </w:r>
     </w:p>
     <w:p>
@@ -4100,162 +4733,58 @@
         </w:numPr>
       </w:pPr>
       <w:r>
-        <w:t xml:space="preserve">Quarantine (with a throwaway</w:t>
-      </w:r>
-      <w:r>
-        <w:t xml:space="preserve"> </w:t>
-      </w:r>
-      <w:r>
-        <w:rPr>
-          <w:rStyle w:val="VerbatimChar"/>
-        </w:rPr>
-        <w:t xml:space="preserve">-QuarantineRoot</w:t>
-      </w:r>
-      <w:r>
-        <w:t xml:space="preserve">) preserves the relative</w:t>
-      </w:r>
-      <w:r>
-        <w:t xml:space="preserve"> </w:t>
-      </w:r>
-      <w:r>
-        <w:t xml:space="preserve">folder structure correctly.</w:t>
-      </w:r>
-    </w:p>
-    <w:bookmarkEnd w:id="37"/>
-    <w:bookmarkStart w:id="38" w:name="X1a6a46a0f049bfe7fe860351c730c75f0923619"/>
-    <w:p>
-      <w:pPr>
-        <w:pStyle w:val="Heading1"/>
-      </w:pPr>
-      <w:r>
-        <w:t xml:space="preserve">9. Purging expired quarantine (</w:t>
-      </w:r>
-      <w:r>
-        <w:rPr>
-          <w:rStyle w:val="VerbatimChar"/>
-        </w:rPr>
-        <w:t xml:space="preserve">Remove-ExpiredQuarantine.ps1</w:t>
-      </w:r>
-      <w:r>
-        <w:t xml:space="preserve">)</w:t>
-      </w:r>
-    </w:p>
-    <w:p>
-      <w:pPr>
-        <w:pStyle w:val="FirstParagraph"/>
-      </w:pPr>
-      <w:r>
-        <w:t xml:space="preserve">Quarantined batches should not sit forever. This script permanently deletes</w:t>
-      </w:r>
-      <w:r>
-        <w:t xml:space="preserve"> </w:t>
-      </w:r>
-      <w:r>
-        <w:t xml:space="preserve">whole batches once they’re older than the retention window (30 days by</w:t>
-      </w:r>
-      <w:r>
-        <w:t xml:space="preserve"> </w:t>
-      </w:r>
-      <w:r>
-        <w:t xml:space="preserve">default), regardless of whether they came from a ManageEngine-sourced run or</w:t>
-      </w:r>
-      <w:r>
-        <w:t xml:space="preserve"> </w:t>
-      </w:r>
-      <w:r>
-        <w:t xml:space="preserve">a scan-sourced run — both use the same batch-folder convention. Simplest</w:t>
-      </w:r>
-      <w:r>
-        <w:t xml:space="preserve"> </w:t>
-      </w:r>
-      <w:r>
-        <w:t xml:space="preserve">option: just run</w:t>
-      </w:r>
-      <w:r>
-        <w:t xml:space="preserve"> </w:t>
-      </w:r>
-      <w:r>
-        <w:rPr>
-          <w:rStyle w:val="VerbatimChar"/>
-        </w:rPr>
-        <w:t xml:space="preserve">.\Remove-ExpiredQuarantine.ps1</w:t>
-      </w:r>
-      <w:r>
-        <w:t xml:space="preserve"> </w:t>
-      </w:r>
-      <w:r>
-        <w:t xml:space="preserve">with no parameters and</w:t>
-      </w:r>
-      <w:r>
-        <w:t xml:space="preserve"> </w:t>
-      </w:r>
-      <w:r>
-        <w:t xml:space="preserve">answer the two questions it asks (which quarantine folder, how many days).</w:t>
-      </w:r>
-    </w:p>
-    <w:p>
-      <w:pPr>
-        <w:pStyle w:val="BodyText"/>
-      </w:pPr>
-      <w:r>
         <w:rPr>
           <w:b/>
           <w:bCs/>
         </w:rPr>
-        <w:t xml:space="preserve">Dry run:</w:t>
-      </w:r>
-    </w:p>
-    <w:p>
-      <w:pPr>
-        <w:pStyle w:val="SourceCode"/>
-      </w:pPr>
-      <w:r>
-        <w:rPr>
-          <w:rStyle w:val="OperatorTok"/>
-        </w:rPr>
-        <w:t xml:space="preserve">.</w:t>
-      </w:r>
-      <w:r>
-        <w:rPr>
-          <w:rStyle w:val="NormalTok"/>
-        </w:rPr>
-        <w:t xml:space="preserve">\Remove-ExpiredQuarantine</w:t>
-      </w:r>
-      <w:r>
-        <w:rPr>
-          <w:rStyle w:val="OperatorTok"/>
-        </w:rPr>
-        <w:t xml:space="preserve">.</w:t>
-      </w:r>
-      <w:r>
-        <w:rPr>
-          <w:rStyle w:val="FunctionTok"/>
-        </w:rPr>
-        <w:t xml:space="preserve">ps1</w:t>
-      </w:r>
-      <w:r>
-        <w:rPr>
-          <w:rStyle w:val="NormalTok"/>
-        </w:rPr>
-        <w:t xml:space="preserve"> </w:t>
-      </w:r>
-      <w:r>
-        <w:rPr>
-          <w:rStyle w:val="OperatorTok"/>
-        </w:rPr>
-        <w:t xml:space="preserve">-</w:t>
-      </w:r>
-      <w:r>
-        <w:rPr>
-          <w:rStyle w:val="NormalTok"/>
-        </w:rPr>
-        <w:t xml:space="preserve">QuarantineRoot </w:t>
-      </w:r>
-      <w:r>
-        <w:rPr>
-          <w:rStyle w:val="StringTok"/>
-        </w:rPr>
-        <w:t xml:space="preserve">"\\FS01\_Quarantine"</w:t>
+        <w:t xml:space="preserve">Budget total concurrency across all sessions combined</w:t>
+      </w:r>
+      <w:r>
+        <w:t xml:space="preserve">, not per</w:t>
+      </w:r>
+      <w:r>
+        <w:t xml:space="preserve"> </w:t>
+      </w:r>
+      <w:r>
+        <w:t xml:space="preserve">session — 4 sessions each at</w:t>
+      </w:r>
+      <w:r>
+        <w:t xml:space="preserve"> </w:t>
+      </w:r>
+      <w:r>
+        <w:rPr>
+          <w:rStyle w:val="VerbatimChar"/>
+        </w:rPr>
+        <w:t xml:space="preserve">-ThrottleLimit 8</w:t>
+      </w:r>
+      <w:r>
+        <w:t xml:space="preserve"> </w:t>
+      </w:r>
+      <w:r>
+        <w:t xml:space="preserve">is 32 simultaneous</w:t>
+      </w:r>
+      <w:r>
+        <w:t xml:space="preserve"> </w:t>
+      </w:r>
+      <w:r>
+        <w:t xml:space="preserve">operations against the same file server, not 8. Pick a total the server</w:t>
+      </w:r>
+      <w:r>
+        <w:t xml:space="preserve"> </w:t>
+      </w:r>
+      <w:r>
+        <w:t xml:space="preserve">can sustain, then divide it across however many sessions you’re running.</w:t>
+      </w:r>
+    </w:p>
+    <w:bookmarkEnd w:id="37"/>
+    <w:bookmarkEnd w:id="38"/>
+    <w:bookmarkStart w:id="39" w:name="testing-before-a-real-run"/>
+    <w:p>
+      <w:pPr>
+        <w:pStyle w:val="Heading1"/>
+      </w:pPr>
+      <w:r>
+        <w:t xml:space="preserve">8. Testing before a real run</w:t>
       </w:r>
     </w:p>
     <w:p>
@@ -4263,177 +4792,25 @@
         <w:pStyle w:val="FirstParagraph"/>
       </w:pPr>
       <w:r>
-        <w:rPr>
-          <w:b/>
-          <w:bCs/>
-        </w:rPr>
-        <w:t xml:space="preserve">Real purge:</w:t>
-      </w:r>
-    </w:p>
-    <w:p>
-      <w:pPr>
-        <w:pStyle w:val="SourceCode"/>
-      </w:pPr>
-      <w:r>
-        <w:rPr>
-          <w:rStyle w:val="OperatorTok"/>
-        </w:rPr>
-        <w:t xml:space="preserve">.</w:t>
-      </w:r>
-      <w:r>
-        <w:rPr>
-          <w:rStyle w:val="NormalTok"/>
-        </w:rPr>
-        <w:t xml:space="preserve">\Remove-ExpiredQuarantine</w:t>
-      </w:r>
-      <w:r>
-        <w:rPr>
-          <w:rStyle w:val="OperatorTok"/>
-        </w:rPr>
-        <w:t xml:space="preserve">.</w:t>
-      </w:r>
-      <w:r>
-        <w:rPr>
-          <w:rStyle w:val="FunctionTok"/>
-        </w:rPr>
-        <w:t xml:space="preserve">ps1</w:t>
-      </w:r>
-      <w:r>
-        <w:rPr>
-          <w:rStyle w:val="NormalTok"/>
-        </w:rPr>
-        <w:t xml:space="preserve"> </w:t>
-      </w:r>
-      <w:r>
-        <w:rPr>
-          <w:rStyle w:val="OperatorTok"/>
-        </w:rPr>
-        <w:t xml:space="preserve">-</w:t>
-      </w:r>
-      <w:r>
-        <w:rPr>
-          <w:rStyle w:val="NormalTok"/>
-        </w:rPr>
-        <w:t xml:space="preserve">QuarantineRoot </w:t>
-      </w:r>
-      <w:r>
-        <w:rPr>
-          <w:rStyle w:val="StringTok"/>
-        </w:rPr>
-        <w:t xml:space="preserve">"\\FS01\_Quarantine"</w:t>
-      </w:r>
-      <w:r>
-        <w:rPr>
-          <w:rStyle w:val="NormalTok"/>
-        </w:rPr>
-        <w:t xml:space="preserve"> </w:t>
-      </w:r>
-      <w:r>
-        <w:rPr>
-          <w:rStyle w:val="OperatorTok"/>
-        </w:rPr>
-        <w:t xml:space="preserve">-</w:t>
-      </w:r>
-      <w:r>
-        <w:rPr>
-          <w:rStyle w:val="NormalTok"/>
-        </w:rPr>
-        <w:t xml:space="preserve">Execute</w:t>
-      </w:r>
-    </w:p>
-    <w:p>
-      <w:pPr>
-        <w:pStyle w:val="FirstParagraph"/>
-      </w:pPr>
-      <w:r>
-        <w:t xml:space="preserve">You’ll be asked to type</w:t>
-      </w:r>
-      <w:r>
-        <w:t xml:space="preserve"> </w:t>
-      </w:r>
-      <w:r>
-        <w:rPr>
-          <w:rStyle w:val="VerbatimChar"/>
-        </w:rPr>
-        <w:t xml:space="preserve">PURGE</w:t>
-      </w:r>
-      <w:r>
-        <w:t xml:space="preserve"> </w:t>
-      </w:r>
-      <w:r>
-        <w:t xml:space="preserve">to confirm before anything is deleted. Any</w:t>
-      </w:r>
-      <w:r>
-        <w:t xml:space="preserve"> </w:t>
-      </w:r>
-      <w:r>
-        <w:t xml:space="preserve">subfolder under</w:t>
-      </w:r>
-      <w:r>
-        <w:t xml:space="preserve"> </w:t>
-      </w:r>
-      <w:r>
-        <w:rPr>
-          <w:rStyle w:val="VerbatimChar"/>
-        </w:rPr>
-        <w:t xml:space="preserve">-QuarantineRoot</w:t>
-      </w:r>
-      <w:r>
-        <w:t xml:space="preserve"> </w:t>
-      </w:r>
-      <w:r>
-        <w:t xml:space="preserve">that isn’t named in the</w:t>
-      </w:r>
-      <w:r>
-        <w:t xml:space="preserve"> </w:t>
-      </w:r>
-      <w:r>
-        <w:rPr>
-          <w:rStyle w:val="VerbatimChar"/>
-        </w:rPr>
-        <w:t xml:space="preserve">yyyy-MM-dd_HHmmss</w:t>
-      </w:r>
-      <w:r>
-        <w:t xml:space="preserve"> </w:t>
-      </w:r>
-      <w:r>
-        <w:t xml:space="preserve">batch format is skipped and left alone — this script</w:t>
-      </w:r>
-      <w:r>
-        <w:t xml:space="preserve"> </w:t>
-      </w:r>
-      <w:r>
-        <w:t xml:space="preserve">only ever touches folders it recognizes as its own batches.</w:t>
-      </w:r>
-    </w:p>
-    <w:p>
-      <w:pPr>
-        <w:pStyle w:val="BodyText"/>
-      </w:pPr>
-      <w:r>
-        <w:t xml:space="preserve">There is currently no automated schedule for this — run it manually, or ask</w:t>
-      </w:r>
-      <w:r>
-        <w:t xml:space="preserve"> </w:t>
-      </w:r>
-      <w:r>
-        <w:t xml:space="preserve">to have it wired into a scheduled task once the 30-day default has been</w:t>
-      </w:r>
-      <w:r>
-        <w:t xml:space="preserve"> </w:t>
-      </w:r>
-      <w:r>
-        <w:t xml:space="preserve">validated against your actual retention requirement.</w:t>
-      </w:r>
-    </w:p>
-    <w:bookmarkEnd w:id="38"/>
-    <w:bookmarkStart w:id="39" w:name="X9c6ad848db1408be413aba9c5c4dcacf23f1681"/>
-    <w:p>
-      <w:pPr>
-        <w:pStyle w:val="Heading1"/>
-      </w:pPr>
-      <w:r>
-        <w:t xml:space="preserve">10. Known limitations (by design, not oversight)</w:t>
+        <w:t xml:space="preserve">The first time you use these scripts — or after any change to them — dry-run</w:t>
+      </w:r>
+      <w:r>
+        <w:t xml:space="preserve"> </w:t>
+      </w:r>
+      <w:r>
+        <w:t xml:space="preserve">against a small local/test folder with a handful of files (mix in a folder</w:t>
+      </w:r>
+      <w:r>
+        <w:t xml:space="preserve"> </w:t>
+      </w:r>
+      <w:r>
+        <w:t xml:space="preserve">path as well as file paths) before pointing anything at production data.</w:t>
+      </w:r>
+      <w:r>
+        <w:t xml:space="preserve"> </w:t>
+      </w:r>
+      <w:r>
+        <w:t xml:space="preserve">Confirm:</w:t>
       </w:r>
     </w:p>
     <w:p>
@@ -4445,62 +4822,7 @@
         </w:numPr>
       </w:pPr>
       <w:r>
-        <w:rPr>
-          <w:b/>
-          <w:bCs/>
-        </w:rPr>
-        <w:t xml:space="preserve">Duplicate detection is not implemented.</w:t>
-      </w:r>
-      <w:r>
-        <w:t xml:space="preserve"> </w:t>
-      </w:r>
-      <w:r>
-        <w:t xml:space="preserve">The technical flowchart’s</w:t>
-      </w:r>
-      <w:r>
-        <w:t xml:space="preserve"> </w:t>
-      </w:r>
-      <w:r>
-        <w:t xml:space="preserve">“same filename + size + modified date”</w:t>
-      </w:r>
-      <w:r>
-        <w:t xml:space="preserve"> </w:t>
-      </w:r>
-      <w:r>
-        <w:t xml:space="preserve">rule is deliberately left out of</w:t>
-      </w:r>
-      <w:r>
-        <w:t xml:space="preserve"> </w:t>
-      </w:r>
-      <w:r>
-        <w:rPr>
-          <w:rStyle w:val="VerbatimChar"/>
-        </w:rPr>
-        <w:t xml:space="preserve">Find-GovernedCandidatesByScan.ps1</w:t>
-      </w:r>
-      <w:r>
-        <w:t xml:space="preserve"> </w:t>
-      </w:r>
-      <w:r>
-        <w:t xml:space="preserve">— checking that across a</w:t>
-      </w:r>
-      <w:r>
-        <w:t xml:space="preserve"> </w:t>
-      </w:r>
-      <w:r>
-        <w:t xml:space="preserve">petabyte-scale share risks the script running out of time or memory. If</w:t>
-      </w:r>
-      <w:r>
-        <w:t xml:space="preserve"> </w:t>
-      </w:r>
-      <w:r>
-        <w:t xml:space="preserve">you need duplicates identified, that still goes through the ManageEngine</w:t>
-      </w:r>
-      <w:r>
-        <w:t xml:space="preserve"> </w:t>
-      </w:r>
-      <w:r>
-        <w:t xml:space="preserve">tool for now.</w:t>
+        <w:t xml:space="preserve">The console output is readable and each row’s outcome makes sense.</w:t>
       </w:r>
     </w:p>
     <w:p>
@@ -4512,44 +4834,7 @@
         </w:numPr>
       </w:pPr>
       <w:r>
-        <w:rPr>
-          <w:b/>
-          <w:bCs/>
-        </w:rPr>
-        <w:t xml:space="preserve">No whole-folder rule in the scan script.</w:t>
-      </w:r>
-      <w:r>
-        <w:t xml:space="preserve"> </w:t>
-      </w:r>
-      <w:r>
-        <w:t xml:space="preserve">Unlike some other cleanup</w:t>
-      </w:r>
-      <w:r>
-        <w:t xml:space="preserve"> </w:t>
-      </w:r>
-      <w:r>
-        <w:t xml:space="preserve">scripts,</w:t>
-      </w:r>
-      <w:r>
-        <w:t xml:space="preserve"> </w:t>
-      </w:r>
-      <w:r>
-        <w:rPr>
-          <w:rStyle w:val="VerbatimChar"/>
-        </w:rPr>
-        <w:t xml:space="preserve">Find-GovernedCandidatesByScan.ps1</w:t>
-      </w:r>
-      <w:r>
-        <w:t xml:space="preserve"> </w:t>
-      </w:r>
-      <w:r>
-        <w:t xml:space="preserve">only evaluates individual</w:t>
-      </w:r>
-      <w:r>
-        <w:t xml:space="preserve"> </w:t>
-      </w:r>
-      <w:r>
-        <w:t xml:space="preserve">files, not whole aged folders.</w:t>
+        <w:t xml:space="preserve">The Excel gets the four new columns without losing any original column.</w:t>
       </w:r>
     </w:p>
     <w:p>
@@ -4561,10 +4846,471 @@
         </w:numPr>
       </w:pPr>
       <w:r>
+        <w:t xml:space="preserve">Quarantine (with a throwaway</w:t>
+      </w:r>
+      <w:r>
+        <w:t xml:space="preserve"> </w:t>
+      </w:r>
+      <w:r>
+        <w:rPr>
+          <w:rStyle w:val="VerbatimChar"/>
+        </w:rPr>
+        <w:t xml:space="preserve">-QuarantineRoot</w:t>
+      </w:r>
+      <w:r>
+        <w:t xml:space="preserve">) preserves the relative</w:t>
+      </w:r>
+      <w:r>
+        <w:t xml:space="preserve"> </w:t>
+      </w:r>
+      <w:r>
+        <w:t xml:space="preserve">folder structure correctly.</w:t>
+      </w:r>
+    </w:p>
+    <w:bookmarkEnd w:id="39"/>
+    <w:bookmarkStart w:id="40" w:name="X1a6a46a0f049bfe7fe860351c730c75f0923619"/>
+    <w:p>
+      <w:pPr>
+        <w:pStyle w:val="Heading1"/>
+      </w:pPr>
+      <w:r>
+        <w:t xml:space="preserve">9. Purging expired quarantine (</w:t>
+      </w:r>
+      <w:r>
+        <w:rPr>
+          <w:rStyle w:val="VerbatimChar"/>
+        </w:rPr>
+        <w:t xml:space="preserve">Remove-ExpiredQuarantine.ps1</w:t>
+      </w:r>
+      <w:r>
+        <w:t xml:space="preserve">)</w:t>
+      </w:r>
+    </w:p>
+    <w:p>
+      <w:pPr>
+        <w:pStyle w:val="FirstParagraph"/>
+      </w:pPr>
+      <w:r>
+        <w:t xml:space="preserve">Quarantined batches should not sit forever. This script permanently deletes</w:t>
+      </w:r>
+      <w:r>
+        <w:t xml:space="preserve"> </w:t>
+      </w:r>
+      <w:r>
+        <w:t xml:space="preserve">whole batches once they’re older than the retention window (30 days by</w:t>
+      </w:r>
+      <w:r>
+        <w:t xml:space="preserve"> </w:t>
+      </w:r>
+      <w:r>
+        <w:t xml:space="preserve">default), regardless of whether they came from a ManageEngine-sourced run or</w:t>
+      </w:r>
+      <w:r>
+        <w:t xml:space="preserve"> </w:t>
+      </w:r>
+      <w:r>
+        <w:t xml:space="preserve">a scan-sourced run — both use the same batch-folder convention. Simplest</w:t>
+      </w:r>
+      <w:r>
+        <w:t xml:space="preserve"> </w:t>
+      </w:r>
+      <w:r>
+        <w:t xml:space="preserve">option: just run</w:t>
+      </w:r>
+      <w:r>
+        <w:t xml:space="preserve"> </w:t>
+      </w:r>
+      <w:r>
+        <w:rPr>
+          <w:rStyle w:val="VerbatimChar"/>
+        </w:rPr>
+        <w:t xml:space="preserve">.\Remove-ExpiredQuarantine.ps1</w:t>
+      </w:r>
+      <w:r>
+        <w:t xml:space="preserve"> </w:t>
+      </w:r>
+      <w:r>
+        <w:t xml:space="preserve">with no parameters and</w:t>
+      </w:r>
+      <w:r>
+        <w:t xml:space="preserve"> </w:t>
+      </w:r>
+      <w:r>
+        <w:t xml:space="preserve">answer the two questions it asks (which quarantine folder, how many days).</w:t>
+      </w:r>
+    </w:p>
+    <w:p>
+      <w:pPr>
+        <w:pStyle w:val="BodyText"/>
+      </w:pPr>
+      <w:r>
         <w:rPr>
           <w:b/>
           <w:bCs/>
         </w:rPr>
+        <w:t xml:space="preserve">Dry run:</w:t>
+      </w:r>
+    </w:p>
+    <w:p>
+      <w:pPr>
+        <w:pStyle w:val="SourceCode"/>
+      </w:pPr>
+      <w:r>
+        <w:rPr>
+          <w:rStyle w:val="OperatorTok"/>
+        </w:rPr>
+        <w:t xml:space="preserve">.</w:t>
+      </w:r>
+      <w:r>
+        <w:rPr>
+          <w:rStyle w:val="NormalTok"/>
+        </w:rPr>
+        <w:t xml:space="preserve">\Remove-ExpiredQuarantine</w:t>
+      </w:r>
+      <w:r>
+        <w:rPr>
+          <w:rStyle w:val="OperatorTok"/>
+        </w:rPr>
+        <w:t xml:space="preserve">.</w:t>
+      </w:r>
+      <w:r>
+        <w:rPr>
+          <w:rStyle w:val="FunctionTok"/>
+        </w:rPr>
+        <w:t xml:space="preserve">ps1</w:t>
+      </w:r>
+      <w:r>
+        <w:rPr>
+          <w:rStyle w:val="NormalTok"/>
+        </w:rPr>
+        <w:t xml:space="preserve"> </w:t>
+      </w:r>
+      <w:r>
+        <w:rPr>
+          <w:rStyle w:val="OperatorTok"/>
+        </w:rPr>
+        <w:t xml:space="preserve">-</w:t>
+      </w:r>
+      <w:r>
+        <w:rPr>
+          <w:rStyle w:val="NormalTok"/>
+        </w:rPr>
+        <w:t xml:space="preserve">QuarantineRoot </w:t>
+      </w:r>
+      <w:r>
+        <w:rPr>
+          <w:rStyle w:val="StringTok"/>
+        </w:rPr>
+        <w:t xml:space="preserve">"\\FS01\_Quarantine"</w:t>
+      </w:r>
+    </w:p>
+    <w:p>
+      <w:pPr>
+        <w:pStyle w:val="FirstParagraph"/>
+      </w:pPr>
+      <w:r>
+        <w:rPr>
+          <w:b/>
+          <w:bCs/>
+        </w:rPr>
+        <w:t xml:space="preserve">Real purge:</w:t>
+      </w:r>
+    </w:p>
+    <w:p>
+      <w:pPr>
+        <w:pStyle w:val="SourceCode"/>
+      </w:pPr>
+      <w:r>
+        <w:rPr>
+          <w:rStyle w:val="OperatorTok"/>
+        </w:rPr>
+        <w:t xml:space="preserve">.</w:t>
+      </w:r>
+      <w:r>
+        <w:rPr>
+          <w:rStyle w:val="NormalTok"/>
+        </w:rPr>
+        <w:t xml:space="preserve">\Remove-ExpiredQuarantine</w:t>
+      </w:r>
+      <w:r>
+        <w:rPr>
+          <w:rStyle w:val="OperatorTok"/>
+        </w:rPr>
+        <w:t xml:space="preserve">.</w:t>
+      </w:r>
+      <w:r>
+        <w:rPr>
+          <w:rStyle w:val="FunctionTok"/>
+        </w:rPr>
+        <w:t xml:space="preserve">ps1</w:t>
+      </w:r>
+      <w:r>
+        <w:rPr>
+          <w:rStyle w:val="NormalTok"/>
+        </w:rPr>
+        <w:t xml:space="preserve"> </w:t>
+      </w:r>
+      <w:r>
+        <w:rPr>
+          <w:rStyle w:val="OperatorTok"/>
+        </w:rPr>
+        <w:t xml:space="preserve">-</w:t>
+      </w:r>
+      <w:r>
+        <w:rPr>
+          <w:rStyle w:val="NormalTok"/>
+        </w:rPr>
+        <w:t xml:space="preserve">QuarantineRoot </w:t>
+      </w:r>
+      <w:r>
+        <w:rPr>
+          <w:rStyle w:val="StringTok"/>
+        </w:rPr>
+        <w:t xml:space="preserve">"\\FS01\_Quarantine"</w:t>
+      </w:r>
+      <w:r>
+        <w:rPr>
+          <w:rStyle w:val="NormalTok"/>
+        </w:rPr>
+        <w:t xml:space="preserve"> </w:t>
+      </w:r>
+      <w:r>
+        <w:rPr>
+          <w:rStyle w:val="OperatorTok"/>
+        </w:rPr>
+        <w:t xml:space="preserve">-</w:t>
+      </w:r>
+      <w:r>
+        <w:rPr>
+          <w:rStyle w:val="NormalTok"/>
+        </w:rPr>
+        <w:t xml:space="preserve">Execute</w:t>
+      </w:r>
+    </w:p>
+    <w:p>
+      <w:pPr>
+        <w:pStyle w:val="FirstParagraph"/>
+      </w:pPr>
+      <w:r>
+        <w:t xml:space="preserve">You’ll be asked to type</w:t>
+      </w:r>
+      <w:r>
+        <w:t xml:space="preserve"> </w:t>
+      </w:r>
+      <w:r>
+        <w:rPr>
+          <w:rStyle w:val="VerbatimChar"/>
+        </w:rPr>
+        <w:t xml:space="preserve">PURGE</w:t>
+      </w:r>
+      <w:r>
+        <w:t xml:space="preserve"> </w:t>
+      </w:r>
+      <w:r>
+        <w:t xml:space="preserve">to confirm before anything is deleted. Any</w:t>
+      </w:r>
+      <w:r>
+        <w:t xml:space="preserve"> </w:t>
+      </w:r>
+      <w:r>
+        <w:t xml:space="preserve">subfolder under</w:t>
+      </w:r>
+      <w:r>
+        <w:t xml:space="preserve"> </w:t>
+      </w:r>
+      <w:r>
+        <w:rPr>
+          <w:rStyle w:val="VerbatimChar"/>
+        </w:rPr>
+        <w:t xml:space="preserve">-QuarantineRoot</w:t>
+      </w:r>
+      <w:r>
+        <w:t xml:space="preserve"> </w:t>
+      </w:r>
+      <w:r>
+        <w:t xml:space="preserve">that isn’t named in the</w:t>
+      </w:r>
+      <w:r>
+        <w:t xml:space="preserve"> </w:t>
+      </w:r>
+      <w:r>
+        <w:rPr>
+          <w:rStyle w:val="VerbatimChar"/>
+        </w:rPr>
+        <w:t xml:space="preserve">yyyy-MM-dd_HHmmss</w:t>
+      </w:r>
+      <w:r>
+        <w:t xml:space="preserve"> </w:t>
+      </w:r>
+      <w:r>
+        <w:t xml:space="preserve">batch format is skipped and left alone — this script</w:t>
+      </w:r>
+      <w:r>
+        <w:t xml:space="preserve"> </w:t>
+      </w:r>
+      <w:r>
+        <w:t xml:space="preserve">only ever touches folders it recognizes as its own batches.</w:t>
+      </w:r>
+    </w:p>
+    <w:p>
+      <w:pPr>
+        <w:pStyle w:val="BodyText"/>
+      </w:pPr>
+      <w:r>
+        <w:t xml:space="preserve">There is currently no automated schedule for this — run it manually, or ask</w:t>
+      </w:r>
+      <w:r>
+        <w:t xml:space="preserve"> </w:t>
+      </w:r>
+      <w:r>
+        <w:t xml:space="preserve">to have it wired into a scheduled task once the 30-day default has been</w:t>
+      </w:r>
+      <w:r>
+        <w:t xml:space="preserve"> </w:t>
+      </w:r>
+      <w:r>
+        <w:t xml:space="preserve">validated against your actual retention requirement.</w:t>
+      </w:r>
+    </w:p>
+    <w:bookmarkEnd w:id="40"/>
+    <w:bookmarkStart w:id="41" w:name="X9c6ad848db1408be413aba9c5c4dcacf23f1681"/>
+    <w:p>
+      <w:pPr>
+        <w:pStyle w:val="Heading1"/>
+      </w:pPr>
+      <w:r>
+        <w:t xml:space="preserve">10. Known limitations (by design, not oversight)</w:t>
+      </w:r>
+    </w:p>
+    <w:p>
+      <w:pPr>
+        <w:pStyle w:val="Compact"/>
+        <w:numPr>
+          <w:ilvl w:val="0"/>
+          <w:numId w:val="1009"/>
+        </w:numPr>
+      </w:pPr>
+      <w:r>
+        <w:rPr>
+          <w:b/>
+          <w:bCs/>
+        </w:rPr>
+        <w:t xml:space="preserve">Duplicate detection is not implemented.</w:t>
+      </w:r>
+      <w:r>
+        <w:t xml:space="preserve"> </w:t>
+      </w:r>
+      <w:r>
+        <w:t xml:space="preserve">The technical flowchart’s</w:t>
+      </w:r>
+      <w:r>
+        <w:t xml:space="preserve"> </w:t>
+      </w:r>
+      <w:r>
+        <w:t xml:space="preserve">“same filename + size + modified date”</w:t>
+      </w:r>
+      <w:r>
+        <w:t xml:space="preserve"> </w:t>
+      </w:r>
+      <w:r>
+        <w:t xml:space="preserve">rule is deliberately left out of</w:t>
+      </w:r>
+      <w:r>
+        <w:t xml:space="preserve"> </w:t>
+      </w:r>
+      <w:r>
+        <w:rPr>
+          <w:rStyle w:val="VerbatimChar"/>
+        </w:rPr>
+        <w:t xml:space="preserve">Find-GovernedCandidatesByScan.ps1</w:t>
+      </w:r>
+      <w:r>
+        <w:t xml:space="preserve"> </w:t>
+      </w:r>
+      <w:r>
+        <w:t xml:space="preserve">— checking that across a</w:t>
+      </w:r>
+      <w:r>
+        <w:t xml:space="preserve"> </w:t>
+      </w:r>
+      <w:r>
+        <w:t xml:space="preserve">petabyte-scale share risks the script running out of time or memory. If</w:t>
+      </w:r>
+      <w:r>
+        <w:t xml:space="preserve"> </w:t>
+      </w:r>
+      <w:r>
+        <w:t xml:space="preserve">you need duplicates identified, that still goes through the ManageEngine</w:t>
+      </w:r>
+      <w:r>
+        <w:t xml:space="preserve"> </w:t>
+      </w:r>
+      <w:r>
+        <w:t xml:space="preserve">tool for now.</w:t>
+      </w:r>
+    </w:p>
+    <w:p>
+      <w:pPr>
+        <w:pStyle w:val="Compact"/>
+        <w:numPr>
+          <w:ilvl w:val="0"/>
+          <w:numId w:val="1009"/>
+        </w:numPr>
+      </w:pPr>
+      <w:r>
+        <w:rPr>
+          <w:b/>
+          <w:bCs/>
+        </w:rPr>
+        <w:t xml:space="preserve">No whole-folder rule in the scan script.</w:t>
+      </w:r>
+      <w:r>
+        <w:t xml:space="preserve"> </w:t>
+      </w:r>
+      <w:r>
+        <w:t xml:space="preserve">Unlike some other cleanup</w:t>
+      </w:r>
+      <w:r>
+        <w:t xml:space="preserve"> </w:t>
+      </w:r>
+      <w:r>
+        <w:t xml:space="preserve">scripts,</w:t>
+      </w:r>
+      <w:r>
+        <w:t xml:space="preserve"> </w:t>
+      </w:r>
+      <w:r>
+        <w:rPr>
+          <w:rStyle w:val="VerbatimChar"/>
+        </w:rPr>
+        <w:t xml:space="preserve">Find-GovernedCandidatesByScan.ps1</w:t>
+      </w:r>
+      <w:r>
+        <w:t xml:space="preserve"> </w:t>
+      </w:r>
+      <w:r>
+        <w:t xml:space="preserve">only evaluates individual</w:t>
+      </w:r>
+      <w:r>
+        <w:t xml:space="preserve"> </w:t>
+      </w:r>
+      <w:r>
+        <w:t xml:space="preserve">files, not whole aged folders.</w:t>
+      </w:r>
+    </w:p>
+    <w:p>
+      <w:pPr>
+        <w:pStyle w:val="Compact"/>
+        <w:numPr>
+          <w:ilvl w:val="0"/>
+          <w:numId w:val="1009"/>
+        </w:numPr>
+      </w:pPr>
+      <w:r>
+        <w:rPr>
+          <w:b/>
+          <w:bCs/>
+        </w:rPr>
         <w:t xml:space="preserve">Backup/recovery is not covered by this package.</w:t>
       </w:r>
       <w:r>
@@ -4592,8 +5338,8 @@
         <w:t xml:space="preserve">until that’s settled.</w:t>
       </w:r>
     </w:p>
-    <w:bookmarkEnd w:id="39"/>
-    <w:bookmarkStart w:id="40" w:name="troubleshooting"/>
+    <w:bookmarkEnd w:id="41"/>
+    <w:bookmarkStart w:id="42" w:name="troubleshooting"/>
     <w:p>
       <w:pPr>
         <w:pStyle w:val="Heading1"/>
@@ -5201,9 +5947,123 @@
           </w:p>
         </w:tc>
       </w:tr>
+      <w:tr>
+        <w:tc>
+          <w:tcPr/>
+          <w:p>
+            <w:pPr>
+              <w:pStyle w:val="Compact"/>
+            </w:pPr>
+            <w:r>
+              <w:rPr>
+                <w:rStyle w:val="VerbatimChar"/>
+              </w:rPr>
+              <w:t xml:space="preserve">-ThrottleLimit &gt; 1</w:t>
+            </w:r>
+            <w:r>
+              <w:t xml:space="preserve"> </w:t>
+            </w:r>
+            <w:r>
+              <w:t xml:space="preserve">throws immediately</w:t>
+            </w:r>
+          </w:p>
+        </w:tc>
+        <w:tc>
+          <w:tcPr/>
+          <w:p>
+            <w:pPr>
+              <w:pStyle w:val="Compact"/>
+            </w:pPr>
+            <w:r>
+              <w:t xml:space="preserve">You’re on Windows PowerShell 5.1 -</w:t>
+            </w:r>
+            <w:r>
+              <w:t xml:space="preserve"> </w:t>
+            </w:r>
+            <w:r>
+              <w:rPr>
+                <w:rStyle w:val="VerbatimChar"/>
+              </w:rPr>
+              <w:t xml:space="preserve">ForEach-Object -Parallel</w:t>
+            </w:r>
+            <w:r>
+              <w:t xml:space="preserve"> </w:t>
+            </w:r>
+            <w:r>
+              <w:t xml:space="preserve">needs PowerShell 7+. Install PowerShell 7, or omit</w:t>
+            </w:r>
+            <w:r>
+              <w:t xml:space="preserve"> </w:t>
+            </w:r>
+            <w:r>
+              <w:rPr>
+                <w:rStyle w:val="VerbatimChar"/>
+              </w:rPr>
+              <w:t xml:space="preserve">-ThrottleLimit</w:t>
+            </w:r>
+            <w:r>
+              <w:t xml:space="preserve">/pass</w:t>
+            </w:r>
+            <w:r>
+              <w:t xml:space="preserve"> </w:t>
+            </w:r>
+            <w:r>
+              <w:rPr>
+                <w:rStyle w:val="VerbatimChar"/>
+              </w:rPr>
+              <w:t xml:space="preserve">-ThrottleLimit 1</w:t>
+            </w:r>
+            <w:r>
+              <w:t xml:space="preserve"> </w:t>
+            </w:r>
+            <w:r>
+              <w:t xml:space="preserve">to run sequentially.</w:t>
+            </w:r>
+          </w:p>
+        </w:tc>
+      </w:tr>
+      <w:tr>
+        <w:tc>
+          <w:tcPr/>
+          <w:p>
+            <w:pPr>
+              <w:pStyle w:val="Compact"/>
+            </w:pPr>
+            <w:r>
+              <w:t xml:space="preserve">A run is much slower with a high</w:t>
+            </w:r>
+            <w:r>
+              <w:t xml:space="preserve"> </w:t>
+            </w:r>
+            <w:r>
+              <w:rPr>
+                <w:rStyle w:val="VerbatimChar"/>
+              </w:rPr>
+              <w:t xml:space="preserve">-ThrottleLimit</w:t>
+            </w:r>
+            <w:r>
+              <w:t xml:space="preserve"> </w:t>
+            </w:r>
+            <w:r>
+              <w:t xml:space="preserve">than a lower one</w:t>
+            </w:r>
+          </w:p>
+        </w:tc>
+        <w:tc>
+          <w:tcPr/>
+          <w:p>
+            <w:pPr>
+              <w:pStyle w:val="Compact"/>
+            </w:pPr>
+            <w:r>
+              <w:t xml:space="preserve">The file server is the bottleneck, not this script - too much concurrency causes contention/throttling on the server side, which shows up as everything getting slower, not faster. Drop back down; see §7.7.</w:t>
+            </w:r>
+          </w:p>
+        </w:tc>
+      </w:tr>
     </w:tbl>
-    <w:bookmarkEnd w:id="40"/>
-    <w:bookmarkStart w:id="44" w:name="parameter-reference"/>
+    <w:bookmarkEnd w:id="42"/>
+    <w:bookmarkStart w:id="46" w:name="parameter-reference"/>
     <w:p>
       <w:pPr>
         <w:pStyle w:val="Heading1"/>
@@ -5265,7 +6125,7 @@
         <w:t xml:space="preserve">skipping it never blocks the script waiting for input.</w:t>
       </w:r>
     </w:p>
-    <w:bookmarkStart w:id="41" w:name="find-governedcandidatesbyscan.ps1"/>
+    <w:bookmarkStart w:id="43" w:name="find-governedcandidatesbyscan.ps1"/>
     <w:p>
       <w:pPr>
         <w:pStyle w:val="Heading2"/>
@@ -5774,8 +6634,8 @@
         </w:tc>
       </w:tr>
     </w:tbl>
-    <w:bookmarkEnd w:id="41"/>
-    <w:bookmarkStart w:id="42" w:name="invoke-governeddeletionfromexcel.ps1"/>
+    <w:bookmarkEnd w:id="43"/>
+    <w:bookmarkStart w:id="44" w:name="invoke-governeddeletionfromexcel.ps1"/>
     <w:p>
       <w:pPr>
         <w:pStyle w:val="Heading2"/>
@@ -6356,9 +7216,58 @@
           </w:p>
         </w:tc>
       </w:tr>
+      <w:tr>
+        <w:tc>
+          <w:tcPr/>
+          <w:p>
+            <w:pPr>
+              <w:pStyle w:val="Compact"/>
+            </w:pPr>
+            <w:r>
+              <w:rPr>
+                <w:rStyle w:val="VerbatimChar"/>
+              </w:rPr>
+              <w:t xml:space="preserve">-ThrottleLimit</w:t>
+            </w:r>
+          </w:p>
+        </w:tc>
+        <w:tc>
+          <w:tcPr/>
+          <w:p>
+            <w:pPr>
+              <w:pStyle w:val="Compact"/>
+            </w:pPr>
+            <w:r>
+              <w:t xml:space="preserve">No (never prompted)</w:t>
+            </w:r>
+          </w:p>
+        </w:tc>
+        <w:tc>
+          <w:tcPr/>
+          <w:p>
+            <w:pPr>
+              <w:pStyle w:val="Compact"/>
+            </w:pPr>
+            <w:r>
+              <w:t xml:space="preserve">1 (sequential)</w:t>
+            </w:r>
+          </w:p>
+        </w:tc>
+        <w:tc>
+          <w:tcPr/>
+          <w:p>
+            <w:pPr>
+              <w:pStyle w:val="Compact"/>
+            </w:pPr>
+            <w:r>
+              <w:t xml:space="preserve">Process this many rows at once — needs PowerShell 7+; see §7.7</w:t>
+            </w:r>
+          </w:p>
+        </w:tc>
+      </w:tr>
     </w:tbl>
-    <w:bookmarkEnd w:id="42"/>
-    <w:bookmarkStart w:id="43" w:name="remove-expiredquarantine.ps1"/>
+    <w:bookmarkEnd w:id="44"/>
+    <w:bookmarkStart w:id="45" w:name="remove-expiredquarantine.ps1"/>
     <w:p>
       <w:pPr>
         <w:pStyle w:val="Heading2"/>
@@ -6642,8 +7551,8 @@
         </w:tc>
       </w:tr>
     </w:tbl>
-    <w:bookmarkEnd w:id="43"/>
-    <w:bookmarkEnd w:id="44"/>
+    <w:bookmarkEnd w:id="45"/>
+    <w:bookmarkEnd w:id="46"/>
     <w:sectPr/>
   </w:body>
 </w:document>
@@ -6990,6 +7899,9 @@
     <w:abstractNumId w:val="991"/>
   </w:num>
   <w:num w:numId="1008">
+    <w:abstractNumId w:val="991"/>
+  </w:num>
+  <w:num w:numId="1009">
     <w:abstractNumId w:val="991"/>
   </w:num>
 </w:numbering>
